--- a/00-首页/题组Word/习题书/学生版-打印版/第三篇-有机化学/3-烷烯炔与加成反应.docx
+++ b/00-首页/题组Word/习题书/学生版-打印版/第三篇-有机化学/3-烷烯炔与加成反应.docx
@@ -2,7 +2,7 @@
 <file path=word/document.xml><?xml version="1.0" encoding="utf-8"?>
 <w:document xmlns:w="http://schemas.openxmlformats.org/wordprocessingml/2006/main" xmlns:m="http://schemas.openxmlformats.org/officeDocument/2006/math" xmlns:r="http://schemas.openxmlformats.org/officeDocument/2006/relationships" xmlns:o="urn:schemas-microsoft-com:office:office" xmlns:v="urn:schemas-microsoft-com:vml" xmlns:w10="urn:schemas-microsoft-com:office:word" xmlns:a="http://schemas.openxmlformats.org/drawingml/2006/main" xmlns:pic="http://schemas.openxmlformats.org/drawingml/2006/picture" xmlns:wp="http://schemas.openxmlformats.org/drawingml/2006/wordprocessingDrawing">
   <w:body>
-    <w:bookmarkStart w:id="212" w:name="第-3-章-烷烯炔与加成反应"/>
+    <w:bookmarkStart w:id="222" w:name="第-3-章-烷烯炔与加成反应"/>
     <w:p>
       <w:pPr>
         <w:pStyle w:val="Heading1"/>
@@ -13626,7 +13626,7 @@
       </w:r>
     </w:p>
     <w:bookmarkEnd w:id="172"/>
-    <w:bookmarkStart w:id="188" w:name="羟汞化反应产物第26届初赛"/>
+    <w:bookmarkStart w:id="173" w:name="化学能力测试-ch6b-4-二苯基丙烷热解自由基机理"/>
     <w:p>
       <w:pPr>
         <w:pStyle w:val="Heading2"/>
@@ -13643,7 +13643,135 @@
         <w:rPr>
           <w:rFonts w:hint="eastAsia" w:ascii="Times New Roman" w:hAnsi="Times New Roman" w:eastAsia="SimHei" w:cs="Times New Roman"/>
         </w:rPr>
-        <w:t>羟汞化反应产物</w:t>
+        <w:t>化学能力测试</w:t>
+      </w:r>
+      <w:r>
+        <w:rPr>
+          <w:rFonts w:hint="eastAsia" w:ascii="Times New Roman" w:hAnsi="Times New Roman" w:eastAsia="Times New Roman" w:cs="Times New Roman"/>
+        </w:rPr>
+        <w:t>-Ch6B-4-</w:t>
+      </w:r>
+      <w:r>
+        <w:rPr>
+          <w:rFonts w:hint="eastAsia" w:ascii="Times New Roman" w:hAnsi="Times New Roman" w:eastAsia="SimHei" w:cs="Times New Roman"/>
+        </w:rPr>
+        <w:t>二苯基丙烷热解自由基机理</w:t>
+      </w:r>
+    </w:p>
+    <w:p>
+      <w:pPr>
+        <w:pStyle w:val="FirstParagraph"/>
+      </w:pPr>
+      <w:r>
+        <w:rPr>
+          <w:rFonts w:hint="eastAsia" w:ascii="Times New Roman" w:hAnsi="Times New Roman" w:eastAsia="FangSong" w:cs="Times New Roman"/>
+        </w:rPr>
+        <w:t xml:space="preserve">煤热解建模用</w:t>
+      </w:r>
+      <w:r>
+        <w:rPr>
+          <w:rFonts w:ascii="Times New Roman" w:hAnsi="Times New Roman" w:eastAsia="Times New Roman" w:cs="Times New Roman"/>
+        </w:rPr>
+        <w:t xml:space="preserve"> </w:t>
+      </w:r>
+      <w:r>
+        <w:rPr>
+          <w:rFonts w:hint="eastAsia" w:ascii="Times New Roman" w:hAnsi="Times New Roman" w:eastAsia="Times New Roman" w:cs="Times New Roman"/>
+        </w:rPr>
+        <w:t>α,ω-</w:t>
+      </w:r>
+      <w:r>
+        <w:rPr>
+          <w:rFonts w:hint="eastAsia" w:ascii="Times New Roman" w:hAnsi="Times New Roman" w:eastAsia="FangSong" w:cs="Times New Roman"/>
+        </w:rPr>
+        <w:t>二苯基烷烃作模型化合物</w:t>
+      </w:r>
+      <w:r>
+        <w:rPr>
+          <w:rFonts w:hint="eastAsia" w:ascii="Times New Roman" w:hAnsi="Times New Roman" w:eastAsia="Times New Roman" w:cs="Times New Roman"/>
+        </w:rPr>
+        <w:t>。1,3-</w:t>
+      </w:r>
+      <w:r>
+        <w:rPr>
+          <w:rFonts w:hint="eastAsia" w:ascii="Times New Roman" w:hAnsi="Times New Roman" w:eastAsia="FangSong" w:cs="Times New Roman"/>
+        </w:rPr>
+        <w:t>二苯基丙烷</w:t>
+      </w:r>
+      <w:r>
+        <w:rPr>
+          <w:rFonts w:hint="eastAsia" w:ascii="Times New Roman" w:hAnsi="Times New Roman" w:eastAsia="Times New Roman" w:cs="Times New Roman"/>
+        </w:rPr>
+        <w:t>（S=PhCH</w:t>
+      </w:r>
+      <w:r>
+        <w:rPr>
+          <w:rFonts w:hint="eastAsia" w:ascii="Times New Roman" w:hAnsi="Times New Roman" w:eastAsia="Times New Roman" w:cs="Times New Roman"/>
+          <w:vertAlign w:val="subscript"/>
+        </w:rPr>
+        <w:t>2</w:t>
+      </w:r>
+      <w:r>
+        <w:rPr>
+          <w:rFonts w:hint="eastAsia" w:ascii="Times New Roman" w:hAnsi="Times New Roman" w:eastAsia="Times New Roman" w:cs="Times New Roman"/>
+        </w:rPr>
+        <w:t>CH</w:t>
+      </w:r>
+      <w:r>
+        <w:rPr>
+          <w:rFonts w:hint="eastAsia" w:ascii="Times New Roman" w:hAnsi="Times New Roman" w:eastAsia="Times New Roman" w:cs="Times New Roman"/>
+          <w:vertAlign w:val="subscript"/>
+        </w:rPr>
+        <w:t>2</w:t>
+      </w:r>
+      <w:r>
+        <w:rPr>
+          <w:rFonts w:hint="eastAsia" w:ascii="Times New Roman" w:hAnsi="Times New Roman" w:eastAsia="Times New Roman" w:cs="Times New Roman"/>
+        </w:rPr>
+        <w:t>CH</w:t>
+      </w:r>
+      <w:r>
+        <w:rPr>
+          <w:rFonts w:hint="eastAsia" w:ascii="Times New Roman" w:hAnsi="Times New Roman" w:eastAsia="Times New Roman" w:cs="Times New Roman"/>
+          <w:vertAlign w:val="subscript"/>
+        </w:rPr>
+        <w:t>2</w:t>
+      </w:r>
+      <w:r>
+        <w:rPr>
+          <w:rFonts w:hint="eastAsia" w:ascii="Times New Roman" w:hAnsi="Times New Roman" w:eastAsia="Times New Roman" w:cs="Times New Roman"/>
+        </w:rPr>
+        <w:t>Ph）</w:t>
+      </w:r>
+      <w:r>
+        <w:rPr>
+          <w:rFonts w:hint="eastAsia" w:ascii="Times New Roman" w:hAnsi="Times New Roman" w:eastAsia="FangSong" w:cs="Times New Roman"/>
+        </w:rPr>
+        <w:t>热解主产物甲苯与苯乙烯</w:t>
+      </w:r>
+      <w:r>
+        <w:rPr>
+          <w:rFonts w:hint="eastAsia" w:ascii="Times New Roman" w:hAnsi="Times New Roman" w:eastAsia="Times New Roman" w:cs="Times New Roman"/>
+        </w:rPr>
+        <w:t>，</w:t>
+      </w:r>
+      <w:r>
+        <w:rPr>
+          <w:rFonts w:hint="eastAsia" w:ascii="Times New Roman" w:hAnsi="Times New Roman" w:eastAsia="FangSong" w:cs="Times New Roman"/>
+        </w:rPr>
+        <w:t>副产物乙苯等</w:t>
+      </w:r>
+      <w:r>
+        <w:rPr>
+          <w:rFonts w:hint="eastAsia" w:ascii="Times New Roman" w:hAnsi="Times New Roman" w:eastAsia="Times New Roman" w:cs="Times New Roman"/>
+        </w:rPr>
+        <w:t>。</w:t>
+      </w:r>
+      <w:r>
+        <w:rPr>
+          <w:rFonts w:hint="eastAsia" w:ascii="Times New Roman" w:hAnsi="Times New Roman" w:eastAsia="FangSong" w:cs="Times New Roman"/>
+        </w:rPr>
+        <w:t>机理</w:t>
       </w:r>
       <w:r>
         <w:rPr>
@@ -13653,21 +13781,2807 @@
       </w:r>
       <w:r>
         <w:rPr>
+          <w:rFonts w:hint="eastAsia" w:ascii="Times New Roman" w:hAnsi="Times New Roman" w:eastAsia="FangSong" w:cs="Times New Roman"/>
+        </w:rPr>
+        <w:t>第一步慢反应</w:t>
+      </w:r>
+      <w:r>
+        <w:rPr>
+          <w:rFonts w:hint="eastAsia" w:ascii="Times New Roman" w:hAnsi="Times New Roman" w:eastAsia="Times New Roman" w:cs="Times New Roman"/>
+        </w:rPr>
+        <w:t>）：</w:t>
+      </w:r>
+    </w:p>
+    <w:p>
+      <w:pPr>
+        <w:pStyle w:val="BodyText"/>
+      </w:pPr>
+      <w:r>
+        <w:rPr>
+          <w:rFonts w:ascii="Times New Roman" w:hAnsi="Times New Roman" w:eastAsia="Times New Roman" w:cs="Times New Roman"/>
+        </w:rPr>
+        <w:t>① S → PhCH</w:t>
+      </w:r>
+      <w:r>
+        <w:rPr>
+          <w:rFonts w:ascii="Times New Roman" w:hAnsi="Times New Roman" w:eastAsia="Times New Roman" w:cs="Times New Roman"/>
+          <w:vertAlign w:val="subscript"/>
+        </w:rPr>
+        <w:t>2</w:t>
+      </w:r>
+      <w:r>
+        <w:rPr>
+          <w:rFonts w:ascii="Times New Roman" w:hAnsi="Times New Roman" w:eastAsia="Times New Roman" w:cs="Times New Roman"/>
+        </w:rPr>
+        <w:t xml:space="preserve">· + </w:t>
+      </w:r>
+      <w:r>
+        <w:rPr>
+          <w:rFonts w:hint="eastAsia" w:ascii="Times New Roman" w:hAnsi="Times New Roman" w:eastAsia="Times New Roman" w:cs="Times New Roman"/>
+        </w:rPr>
+        <w:t>PhCH</w:t>
+      </w:r>
+      <w:r>
+        <w:rPr>
+          <w:rFonts w:hint="eastAsia" w:ascii="Times New Roman" w:hAnsi="Times New Roman" w:eastAsia="Times New Roman" w:cs="Times New Roman"/>
+          <w:vertAlign w:val="subscript"/>
+        </w:rPr>
+        <w:t>2</w:t>
+      </w:r>
+      <w:r>
+        <w:rPr>
+          <w:rFonts w:hint="eastAsia" w:ascii="Times New Roman" w:hAnsi="Times New Roman" w:eastAsia="Times New Roman" w:cs="Times New Roman"/>
+        </w:rPr>
+        <w:t>CH</w:t>
+      </w:r>
+      <w:r>
+        <w:rPr>
+          <w:rFonts w:hint="eastAsia" w:ascii="Times New Roman" w:hAnsi="Times New Roman" w:eastAsia="Times New Roman" w:cs="Times New Roman"/>
+          <w:vertAlign w:val="subscript"/>
+        </w:rPr>
+        <w:t>2</w:t>
+      </w:r>
+      <w:r>
+        <w:rPr>
+          <w:rFonts w:hint="eastAsia" w:ascii="Times New Roman" w:hAnsi="Times New Roman" w:eastAsia="Times New Roman" w:cs="Times New Roman"/>
+        </w:rPr>
+        <w:t>·（k</w:t>
+      </w:r>
+      <w:r>
+        <w:rPr>
+          <w:rFonts w:hint="eastAsia" w:ascii="Times New Roman" w:hAnsi="Times New Roman" w:eastAsia="Times New Roman" w:cs="Times New Roman"/>
+          <w:vertAlign w:val="subscript"/>
+        </w:rPr>
+        <w:t>1</w:t>
+      </w:r>
+      <w:r>
+        <w:rPr>
+          <w:rFonts w:hint="eastAsia" w:ascii="Times New Roman" w:hAnsi="Times New Roman" w:eastAsia="Times New Roman" w:cs="Times New Roman"/>
+        </w:rPr>
+        <w:t>，</w:t>
+      </w:r>
+      <w:r>
+        <w:rPr>
+          <w:rFonts w:hint="eastAsia" w:ascii="Times New Roman" w:hAnsi="Times New Roman" w:eastAsia="FangSong" w:cs="Times New Roman"/>
+        </w:rPr>
+        <w:t>引发</w:t>
+      </w:r>
+      <w:r>
+        <w:rPr>
+          <w:rFonts w:hint="eastAsia" w:ascii="Times New Roman" w:hAnsi="Times New Roman" w:eastAsia="Times New Roman" w:cs="Times New Roman"/>
+        </w:rPr>
+        <w:t>）</w:t>
+      </w:r>
+      <w:r>
+        <w:rPr>
+          <w:rFonts w:ascii="Times New Roman" w:hAnsi="Times New Roman" w:eastAsia="Times New Roman" w:cs="Times New Roman"/>
+        </w:rPr>
+        <w:t xml:space="preserve"> </w:t>
+      </w:r>
+      <w:r>
+        <w:rPr>
+          <w:rFonts w:ascii="Times New Roman" w:hAnsi="Times New Roman" w:eastAsia="Times New Roman" w:cs="Times New Roman"/>
+        </w:rPr>
+        <w:t>② PhCH</w:t>
+      </w:r>
+      <w:r>
+        <w:rPr>
+          <w:rFonts w:ascii="Times New Roman" w:hAnsi="Times New Roman" w:eastAsia="Times New Roman" w:cs="Times New Roman"/>
+          <w:vertAlign w:val="subscript"/>
+        </w:rPr>
+        <w:t>2</w:t>
+      </w:r>
+      <w:r>
+        <w:rPr>
+          <w:rFonts w:ascii="Times New Roman" w:hAnsi="Times New Roman" w:eastAsia="Times New Roman" w:cs="Times New Roman"/>
+        </w:rPr>
+        <w:t>CH</w:t>
+      </w:r>
+      <w:r>
+        <w:rPr>
+          <w:rFonts w:ascii="Times New Roman" w:hAnsi="Times New Roman" w:eastAsia="Times New Roman" w:cs="Times New Roman"/>
+          <w:vertAlign w:val="subscript"/>
+        </w:rPr>
+        <w:t>2</w:t>
+      </w:r>
+      <w:r>
+        <w:rPr>
+          <w:rFonts w:ascii="Times New Roman" w:hAnsi="Times New Roman" w:eastAsia="Times New Roman" w:cs="Times New Roman"/>
+        </w:rPr>
+        <w:t>· + S → PhCH</w:t>
+      </w:r>
+      <w:r>
+        <w:rPr>
+          <w:rFonts w:ascii="Times New Roman" w:hAnsi="Times New Roman" w:eastAsia="Times New Roman" w:cs="Times New Roman"/>
+          <w:vertAlign w:val="subscript"/>
+        </w:rPr>
+        <w:t>2</w:t>
+      </w:r>
+      <w:r>
+        <w:rPr>
+          <w:rFonts w:ascii="Times New Roman" w:hAnsi="Times New Roman" w:eastAsia="Times New Roman" w:cs="Times New Roman"/>
+        </w:rPr>
+        <w:t>CH</w:t>
+      </w:r>
+      <w:r>
+        <w:rPr>
+          <w:rFonts w:ascii="Times New Roman" w:hAnsi="Times New Roman" w:eastAsia="Times New Roman" w:cs="Times New Roman"/>
+          <w:vertAlign w:val="subscript"/>
+        </w:rPr>
+        <w:t>3</w:t>
+      </w:r>
+      <w:r>
+        <w:rPr>
+          <w:rFonts w:ascii="Times New Roman" w:hAnsi="Times New Roman" w:eastAsia="Times New Roman" w:cs="Times New Roman"/>
+        </w:rPr>
+        <w:t xml:space="preserve"> + </w:t>
+      </w:r>
+      <w:r>
+        <w:rPr>
+          <w:rFonts w:hint="eastAsia" w:ascii="Times New Roman" w:hAnsi="Times New Roman" w:eastAsia="Times New Roman" w:cs="Times New Roman"/>
+        </w:rPr>
+        <w:t>PhĊHCH</w:t>
+      </w:r>
+      <w:r>
+        <w:rPr>
+          <w:rFonts w:hint="eastAsia" w:ascii="Times New Roman" w:hAnsi="Times New Roman" w:eastAsia="Times New Roman" w:cs="Times New Roman"/>
+          <w:vertAlign w:val="subscript"/>
+        </w:rPr>
+        <w:t>2</w:t>
+      </w:r>
+      <w:r>
+        <w:rPr>
+          <w:rFonts w:hint="eastAsia" w:ascii="Times New Roman" w:hAnsi="Times New Roman" w:eastAsia="Times New Roman" w:cs="Times New Roman"/>
+        </w:rPr>
+        <w:t>CH</w:t>
+      </w:r>
+      <w:r>
+        <w:rPr>
+          <w:rFonts w:hint="eastAsia" w:ascii="Times New Roman" w:hAnsi="Times New Roman" w:eastAsia="Times New Roman" w:cs="Times New Roman"/>
+          <w:vertAlign w:val="subscript"/>
+        </w:rPr>
+        <w:t>2</w:t>
+      </w:r>
+      <w:r>
+        <w:rPr>
+          <w:rFonts w:hint="eastAsia" w:ascii="Times New Roman" w:hAnsi="Times New Roman" w:eastAsia="Times New Roman" w:cs="Times New Roman"/>
+        </w:rPr>
+        <w:t>Ph（k</w:t>
+      </w:r>
+      <w:r>
+        <w:rPr>
+          <w:rFonts w:hint="eastAsia" w:ascii="Times New Roman" w:hAnsi="Times New Roman" w:eastAsia="Times New Roman" w:cs="Times New Roman"/>
+          <w:vertAlign w:val="subscript"/>
+        </w:rPr>
+        <w:t>2</w:t>
+      </w:r>
+      <w:r>
+        <w:rPr>
+          <w:rFonts w:hint="eastAsia" w:ascii="Times New Roman" w:hAnsi="Times New Roman" w:eastAsia="Times New Roman" w:cs="Times New Roman"/>
+        </w:rPr>
+        <w:t>）</w:t>
+      </w:r>
+      <w:r>
+        <w:rPr>
+          <w:rFonts w:ascii="Times New Roman" w:hAnsi="Times New Roman" w:eastAsia="Times New Roman" w:cs="Times New Roman"/>
+        </w:rPr>
+        <w:t xml:space="preserve"> </w:t>
+      </w:r>
+      <w:r>
+        <w:rPr>
+          <w:rFonts w:ascii="Times New Roman" w:hAnsi="Times New Roman" w:eastAsia="Times New Roman" w:cs="Times New Roman"/>
+        </w:rPr>
+        <w:t>③ PhCH</w:t>
+      </w:r>
+      <w:r>
+        <w:rPr>
+          <w:rFonts w:ascii="Times New Roman" w:hAnsi="Times New Roman" w:eastAsia="Times New Roman" w:cs="Times New Roman"/>
+          <w:vertAlign w:val="subscript"/>
+        </w:rPr>
+        <w:t>2</w:t>
+      </w:r>
+      <w:r>
+        <w:rPr>
+          <w:rFonts w:ascii="Times New Roman" w:hAnsi="Times New Roman" w:eastAsia="Times New Roman" w:cs="Times New Roman"/>
+        </w:rPr>
+        <w:t>· + S → PhCH</w:t>
+      </w:r>
+      <w:r>
+        <w:rPr>
+          <w:rFonts w:ascii="Times New Roman" w:hAnsi="Times New Roman" w:eastAsia="Times New Roman" w:cs="Times New Roman"/>
+          <w:vertAlign w:val="subscript"/>
+        </w:rPr>
+        <w:t>3</w:t>
+      </w:r>
+      <w:r>
+        <w:rPr>
+          <w:rFonts w:ascii="Times New Roman" w:hAnsi="Times New Roman" w:eastAsia="Times New Roman" w:cs="Times New Roman"/>
+        </w:rPr>
+        <w:t xml:space="preserve"> + </w:t>
+      </w:r>
+      <w:r>
+        <w:rPr>
+          <w:rFonts w:hint="eastAsia" w:ascii="Times New Roman" w:hAnsi="Times New Roman" w:eastAsia="Times New Roman" w:cs="Times New Roman"/>
+        </w:rPr>
+        <w:t>PhĊHCH</w:t>
+      </w:r>
+      <w:r>
+        <w:rPr>
+          <w:rFonts w:hint="eastAsia" w:ascii="Times New Roman" w:hAnsi="Times New Roman" w:eastAsia="Times New Roman" w:cs="Times New Roman"/>
+          <w:vertAlign w:val="subscript"/>
+        </w:rPr>
+        <w:t>2</w:t>
+      </w:r>
+      <w:r>
+        <w:rPr>
+          <w:rFonts w:hint="eastAsia" w:ascii="Times New Roman" w:hAnsi="Times New Roman" w:eastAsia="Times New Roman" w:cs="Times New Roman"/>
+        </w:rPr>
+        <w:t>CH</w:t>
+      </w:r>
+      <w:r>
+        <w:rPr>
+          <w:rFonts w:hint="eastAsia" w:ascii="Times New Roman" w:hAnsi="Times New Roman" w:eastAsia="Times New Roman" w:cs="Times New Roman"/>
+          <w:vertAlign w:val="subscript"/>
+        </w:rPr>
+        <w:t>2</w:t>
+      </w:r>
+      <w:r>
+        <w:rPr>
+          <w:rFonts w:hint="eastAsia" w:ascii="Times New Roman" w:hAnsi="Times New Roman" w:eastAsia="Times New Roman" w:cs="Times New Roman"/>
+        </w:rPr>
+        <w:t>Ph（k</w:t>
+      </w:r>
+      <w:r>
+        <w:rPr>
+          <w:rFonts w:hint="eastAsia" w:ascii="Times New Roman" w:hAnsi="Times New Roman" w:eastAsia="Times New Roman" w:cs="Times New Roman"/>
+          <w:vertAlign w:val="subscript"/>
+        </w:rPr>
+        <w:t>3</w:t>
+      </w:r>
+      <w:r>
+        <w:rPr>
+          <w:rFonts w:hint="eastAsia" w:ascii="Times New Roman" w:hAnsi="Times New Roman" w:eastAsia="Times New Roman" w:cs="Times New Roman"/>
+        </w:rPr>
+        <w:t>）</w:t>
+      </w:r>
+      <w:r>
+        <w:rPr>
+          <w:rFonts w:ascii="Times New Roman" w:hAnsi="Times New Roman" w:eastAsia="Times New Roman" w:cs="Times New Roman"/>
+        </w:rPr>
+        <w:t xml:space="preserve"> </w:t>
+      </w:r>
+      <w:r>
+        <w:rPr>
+          <w:rFonts w:ascii="Times New Roman" w:hAnsi="Times New Roman" w:eastAsia="Times New Roman" w:cs="Times New Roman"/>
+        </w:rPr>
+        <w:t>④ PhĊHCH</w:t>
+      </w:r>
+      <w:r>
+        <w:rPr>
+          <w:rFonts w:ascii="Times New Roman" w:hAnsi="Times New Roman" w:eastAsia="Times New Roman" w:cs="Times New Roman"/>
+          <w:vertAlign w:val="subscript"/>
+        </w:rPr>
+        <w:t>2</w:t>
+      </w:r>
+      <w:r>
+        <w:rPr>
+          <w:rFonts w:ascii="Times New Roman" w:hAnsi="Times New Roman" w:eastAsia="Times New Roman" w:cs="Times New Roman"/>
+        </w:rPr>
+        <w:t>CH</w:t>
+      </w:r>
+      <w:r>
+        <w:rPr>
+          <w:rFonts w:ascii="Times New Roman" w:hAnsi="Times New Roman" w:eastAsia="Times New Roman" w:cs="Times New Roman"/>
+          <w:vertAlign w:val="subscript"/>
+        </w:rPr>
+        <w:t>2</w:t>
+      </w:r>
+      <w:r>
+        <w:rPr>
+          <w:rFonts w:ascii="Times New Roman" w:hAnsi="Times New Roman" w:eastAsia="Times New Roman" w:cs="Times New Roman"/>
+        </w:rPr>
+        <w:t>Ph → PhCH=CH</w:t>
+      </w:r>
+      <w:r>
+        <w:rPr>
+          <w:rFonts w:ascii="Times New Roman" w:hAnsi="Times New Roman" w:eastAsia="Times New Roman" w:cs="Times New Roman"/>
+          <w:vertAlign w:val="subscript"/>
+        </w:rPr>
+        <w:t>2</w:t>
+      </w:r>
+      <w:r>
+        <w:rPr>
+          <w:rFonts w:ascii="Times New Roman" w:hAnsi="Times New Roman" w:eastAsia="Times New Roman" w:cs="Times New Roman"/>
+        </w:rPr>
+        <w:t xml:space="preserve"> + </w:t>
+      </w:r>
+      <w:r>
+        <w:rPr>
+          <w:rFonts w:hint="eastAsia" w:ascii="Times New Roman" w:hAnsi="Times New Roman" w:eastAsia="Times New Roman" w:cs="Times New Roman"/>
+        </w:rPr>
+        <w:t>PhCH</w:t>
+      </w:r>
+      <w:r>
+        <w:rPr>
+          <w:rFonts w:hint="eastAsia" w:ascii="Times New Roman" w:hAnsi="Times New Roman" w:eastAsia="Times New Roman" w:cs="Times New Roman"/>
+          <w:vertAlign w:val="subscript"/>
+        </w:rPr>
+        <w:t>2</w:t>
+      </w:r>
+      <w:r>
+        <w:rPr>
+          <w:rFonts w:hint="eastAsia" w:ascii="Times New Roman" w:hAnsi="Times New Roman" w:eastAsia="Times New Roman" w:cs="Times New Roman"/>
+        </w:rPr>
+        <w:t>·（k</w:t>
+      </w:r>
+      <w:r>
+        <w:rPr>
+          <w:rFonts w:hint="eastAsia" w:ascii="Times New Roman" w:hAnsi="Times New Roman" w:eastAsia="Times New Roman" w:cs="Times New Roman"/>
+          <w:vertAlign w:val="subscript"/>
+        </w:rPr>
+        <w:t>4</w:t>
+      </w:r>
+      <w:r>
+        <w:rPr>
+          <w:rFonts w:hint="eastAsia" w:ascii="Times New Roman" w:hAnsi="Times New Roman" w:eastAsia="Times New Roman" w:cs="Times New Roman"/>
+        </w:rPr>
+        <w:t>，β-</w:t>
+      </w:r>
+      <w:r>
+        <w:rPr>
+          <w:rFonts w:hint="eastAsia" w:ascii="Times New Roman" w:hAnsi="Times New Roman" w:eastAsia="FangSong" w:cs="Times New Roman"/>
+        </w:rPr>
+        <w:t>断裂</w:t>
+      </w:r>
+      <w:r>
+        <w:rPr>
+          <w:rFonts w:hint="eastAsia" w:ascii="Times New Roman" w:hAnsi="Times New Roman" w:eastAsia="Times New Roman" w:cs="Times New Roman"/>
+        </w:rPr>
+        <w:t>）</w:t>
+      </w:r>
+    </w:p>
+    <w:p>
+      <w:pPr>
+        <w:pStyle w:val="BodyText"/>
+      </w:pPr>
+      <w:r>
+        <w:rPr>
+          <w:rFonts w:ascii="Times New Roman" w:hAnsi="Times New Roman" w:eastAsia="Times New Roman" w:cs="Times New Roman"/>
+          <w:b/>
+          <w:bCs/>
+        </w:rPr>
+        <w:t xml:space="preserve">4-1</w:t>
+      </w:r>
+      <w:r>
+        <w:rPr>
+          <w:rFonts w:ascii="Times New Roman" w:hAnsi="Times New Roman" w:eastAsia="Times New Roman" w:cs="Times New Roman"/>
+        </w:rPr>
+        <w:t xml:space="preserve"> </w:t>
+      </w:r>
+      <w:r>
+        <w:rPr>
+          <w:rFonts w:hint="eastAsia" w:ascii="Times New Roman" w:hAnsi="Times New Roman" w:eastAsia="FangSong" w:cs="Times New Roman"/>
+        </w:rPr>
+        <w:t xml:space="preserve">稳态近似处理自由基</w:t>
+      </w:r>
+      <w:r>
+        <w:rPr>
+          <w:rFonts w:ascii="Times New Roman" w:hAnsi="Times New Roman" w:eastAsia="Times New Roman" w:cs="Times New Roman"/>
+        </w:rPr>
+        <w:t xml:space="preserve"> </w:t>
+      </w:r>
+      <w:r>
+        <w:rPr>
+          <w:rFonts w:hint="eastAsia" w:ascii="Times New Roman" w:hAnsi="Times New Roman" w:eastAsia="Times New Roman" w:cs="Times New Roman"/>
+        </w:rPr>
+        <w:t>2（PhCH</w:t>
+      </w:r>
+      <w:r>
+        <w:rPr>
+          <w:rFonts w:hint="eastAsia" w:ascii="Times New Roman" w:hAnsi="Times New Roman" w:eastAsia="Times New Roman" w:cs="Times New Roman"/>
+          <w:vertAlign w:val="subscript"/>
+        </w:rPr>
+        <w:t>2</w:t>
+      </w:r>
+      <w:r>
+        <w:rPr>
+          <w:rFonts w:hint="eastAsia" w:ascii="Times New Roman" w:hAnsi="Times New Roman" w:eastAsia="Times New Roman" w:cs="Times New Roman"/>
+        </w:rPr>
+        <w:t>CH</w:t>
+      </w:r>
+      <w:r>
+        <w:rPr>
+          <w:rFonts w:hint="eastAsia" w:ascii="Times New Roman" w:hAnsi="Times New Roman" w:eastAsia="Times New Roman" w:cs="Times New Roman"/>
+          <w:vertAlign w:val="subscript"/>
+        </w:rPr>
+        <w:t>2</w:t>
+      </w:r>
+      <w:r>
+        <w:rPr>
+          <w:rFonts w:hint="eastAsia" w:ascii="Times New Roman" w:hAnsi="Times New Roman" w:eastAsia="Times New Roman" w:cs="Times New Roman"/>
+        </w:rPr>
+        <w:t>·），</w:t>
+      </w:r>
+      <w:r>
+        <w:rPr>
+          <w:rFonts w:hint="eastAsia" w:ascii="Times New Roman" w:hAnsi="Times New Roman" w:eastAsia="FangSong" w:cs="Times New Roman"/>
+        </w:rPr>
+        <w:t>导出生成乙苯的副反应速率方程</w:t>
+      </w:r>
+      <w:r>
+        <w:rPr>
+          <w:rFonts w:hint="eastAsia" w:ascii="Times New Roman" w:hAnsi="Times New Roman" w:eastAsia="Times New Roman" w:cs="Times New Roman"/>
+        </w:rPr>
+        <w:t>。</w:t>
+      </w:r>
+    </w:p>
+    <w:p>
+      <w:pPr>
+        <w:pStyle w:val="BodyText"/>
+      </w:pPr>
+      <w:r>
+        <w:rPr>
+          <w:rFonts w:ascii="Times New Roman" w:hAnsi="Times New Roman" w:eastAsia="Times New Roman" w:cs="Times New Roman"/>
+          <w:b/>
+          <w:bCs/>
+        </w:rPr>
+        <w:t xml:space="preserve">4-2</w:t>
+      </w:r>
+      <w:r>
+        <w:rPr>
+          <w:rFonts w:ascii="Times New Roman" w:hAnsi="Times New Roman" w:eastAsia="Times New Roman" w:cs="Times New Roman"/>
+        </w:rPr>
+        <w:t xml:space="preserve"> </w:t>
+      </w:r>
+      <w:r>
+        <w:rPr>
+          <w:rFonts w:hint="eastAsia" w:ascii="Times New Roman" w:hAnsi="Times New Roman" w:eastAsia="FangSong" w:cs="Times New Roman"/>
+        </w:rPr>
+        <w:t xml:space="preserve">求自由基</w:t>
+      </w:r>
+      <w:r>
+        <w:rPr>
+          <w:rFonts w:ascii="Times New Roman" w:hAnsi="Times New Roman" w:eastAsia="Times New Roman" w:cs="Times New Roman"/>
+        </w:rPr>
+        <w:t xml:space="preserve"> </w:t>
+      </w:r>
+      <w:r>
+        <w:rPr>
+          <w:rFonts w:hint="eastAsia" w:ascii="Times New Roman" w:hAnsi="Times New Roman" w:eastAsia="Times New Roman" w:cs="Times New Roman"/>
+        </w:rPr>
+        <w:t>1（PhCH</w:t>
+      </w:r>
+      <w:r>
+        <w:rPr>
+          <w:rFonts w:hint="eastAsia" w:ascii="Times New Roman" w:hAnsi="Times New Roman" w:eastAsia="Times New Roman" w:cs="Times New Roman"/>
+          <w:vertAlign w:val="subscript"/>
+        </w:rPr>
+        <w:t>2</w:t>
+      </w:r>
+      <w:r>
+        <w:rPr>
+          <w:rFonts w:hint="eastAsia" w:ascii="Times New Roman" w:hAnsi="Times New Roman" w:eastAsia="Times New Roman" w:cs="Times New Roman"/>
+        </w:rPr>
+        <w:t>·）</w:t>
+      </w:r>
+      <w:r>
+        <w:rPr>
+          <w:rFonts w:hint="eastAsia" w:ascii="Times New Roman" w:hAnsi="Times New Roman" w:eastAsia="FangSong" w:cs="Times New Roman"/>
+        </w:rPr>
+        <w:t>与自由基</w:t>
+      </w:r>
+      <w:r>
+        <w:rPr>
+          <w:rFonts w:ascii="Times New Roman" w:hAnsi="Times New Roman" w:eastAsia="Times New Roman" w:cs="Times New Roman"/>
+        </w:rPr>
+        <w:t xml:space="preserve"> </w:t>
+      </w:r>
+      <w:r>
+        <w:rPr>
+          <w:rFonts w:hint="eastAsia" w:ascii="Times New Roman" w:hAnsi="Times New Roman" w:eastAsia="Times New Roman" w:cs="Times New Roman"/>
+        </w:rPr>
+        <w:t>3（PhĊHCH</w:t>
+      </w:r>
+      <w:r>
+        <w:rPr>
+          <w:rFonts w:hint="eastAsia" w:ascii="Times New Roman" w:hAnsi="Times New Roman" w:eastAsia="Times New Roman" w:cs="Times New Roman"/>
+          <w:vertAlign w:val="subscript"/>
+        </w:rPr>
+        <w:t>2</w:t>
+      </w:r>
+      <w:r>
+        <w:rPr>
+          <w:rFonts w:hint="eastAsia" w:ascii="Times New Roman" w:hAnsi="Times New Roman" w:eastAsia="Times New Roman" w:cs="Times New Roman"/>
+        </w:rPr>
+        <w:t>CH</w:t>
+      </w:r>
+      <w:r>
+        <w:rPr>
+          <w:rFonts w:hint="eastAsia" w:ascii="Times New Roman" w:hAnsi="Times New Roman" w:eastAsia="Times New Roman" w:cs="Times New Roman"/>
+          <w:vertAlign w:val="subscript"/>
+        </w:rPr>
+        <w:t>2</w:t>
+      </w:r>
+      <w:r>
+        <w:rPr>
+          <w:rFonts w:hint="eastAsia" w:ascii="Times New Roman" w:hAnsi="Times New Roman" w:eastAsia="Times New Roman" w:cs="Times New Roman"/>
+        </w:rPr>
+        <w:t>Ph）</w:t>
+      </w:r>
+      <w:r>
+        <w:rPr>
+          <w:rFonts w:hint="eastAsia" w:ascii="Times New Roman" w:hAnsi="Times New Roman" w:eastAsia="FangSong" w:cs="Times New Roman"/>
+        </w:rPr>
+        <w:t>稳态浓度比值</w:t>
+      </w:r>
+      <w:r>
+        <w:rPr>
+          <w:rFonts w:hint="eastAsia" w:ascii="Times New Roman" w:hAnsi="Times New Roman" w:eastAsia="Times New Roman" w:cs="Times New Roman"/>
+        </w:rPr>
+        <w:t>。</w:t>
+      </w:r>
+    </w:p>
+    <w:p>
+      <w:pPr>
+        <w:pStyle w:val="BodyText"/>
+      </w:pPr>
+      <w:r>
+        <w:rPr>
+          <w:rFonts w:ascii="Times New Roman" w:hAnsi="Times New Roman" w:eastAsia="Times New Roman" w:cs="Times New Roman"/>
+          <w:b/>
+          <w:bCs/>
+        </w:rPr>
+        <w:t xml:space="preserve">4-3</w:t>
+      </w:r>
+      <w:r>
+        <w:rPr>
+          <w:rFonts w:ascii="Times New Roman" w:hAnsi="Times New Roman" w:eastAsia="Times New Roman" w:cs="Times New Roman"/>
+        </w:rPr>
+        <w:t xml:space="preserve"> </w:t>
+      </w:r>
+      <w:r>
+        <w:rPr>
+          <w:rFonts w:hint="eastAsia" w:ascii="Times New Roman" w:hAnsi="Times New Roman" w:eastAsia="FangSong" w:cs="Times New Roman"/>
+        </w:rPr>
+        <w:t xml:space="preserve">自由基可耦合</w:t>
+      </w:r>
+      <w:r>
+        <w:rPr>
+          <w:rFonts w:ascii="Times New Roman" w:hAnsi="Times New Roman" w:eastAsia="Times New Roman" w:cs="Times New Roman"/>
+        </w:rPr>
+        <w:t xml:space="preserve"> </w:t>
+      </w:r>
+      <w:r>
+        <w:rPr>
+          <w:rFonts w:hint="eastAsia" w:ascii="Times New Roman" w:hAnsi="Times New Roman" w:eastAsia="Times New Roman" w:cs="Times New Roman"/>
+        </w:rPr>
+        <w:t>R</w:t>
+      </w:r>
+      <w:r>
+        <w:rPr>
+          <w:rFonts w:hint="eastAsia" w:ascii="Times New Roman" w:hAnsi="Times New Roman" w:eastAsia="Times New Roman" w:cs="Times New Roman"/>
+          <w:vertAlign w:val="subscript"/>
+        </w:rPr>
+        <w:t>1</w:t>
+      </w:r>
+      <w:r>
+        <w:rPr>
+          <w:rFonts w:hint="eastAsia" w:ascii="Times New Roman" w:hAnsi="Times New Roman" w:eastAsia="Times New Roman" w:cs="Times New Roman"/>
+        </w:rPr>
+        <w:t>·+R</w:t>
+      </w:r>
+      <w:r>
+        <w:rPr>
+          <w:rFonts w:hint="eastAsia" w:ascii="Times New Roman" w:hAnsi="Times New Roman" w:eastAsia="Times New Roman" w:cs="Times New Roman"/>
+          <w:vertAlign w:val="subscript"/>
+        </w:rPr>
+        <w:t>2</w:t>
+      </w:r>
+      <w:r>
+        <w:rPr>
+          <w:rFonts w:hint="eastAsia" w:ascii="Times New Roman" w:hAnsi="Times New Roman" w:eastAsia="Times New Roman" w:cs="Times New Roman"/>
+        </w:rPr>
+        <w:t>·→R</w:t>
+      </w:r>
+      <w:r>
+        <w:rPr>
+          <w:rFonts w:hint="eastAsia" w:ascii="Times New Roman" w:hAnsi="Times New Roman" w:eastAsia="Times New Roman" w:cs="Times New Roman"/>
+          <w:vertAlign w:val="subscript"/>
+        </w:rPr>
+        <w:t>1</w:t>
+      </w:r>
+      <w:r>
+        <w:rPr>
+          <w:rFonts w:hint="eastAsia" w:ascii="Times New Roman" w:hAnsi="Times New Roman" w:eastAsia="Times New Roman" w:cs="Times New Roman"/>
+        </w:rPr>
+        <w:t>R</w:t>
+      </w:r>
+      <w:r>
+        <w:rPr>
+          <w:rFonts w:hint="eastAsia" w:ascii="Times New Roman" w:hAnsi="Times New Roman" w:eastAsia="Times New Roman" w:cs="Times New Roman"/>
+          <w:vertAlign w:val="subscript"/>
+        </w:rPr>
+        <w:t>2</w:t>
+      </w:r>
+      <w:r>
+        <w:rPr>
+          <w:rFonts w:hint="eastAsia" w:ascii="Times New Roman" w:hAnsi="Times New Roman" w:eastAsia="Times New Roman" w:cs="Times New Roman"/>
+        </w:rPr>
+        <w:t>（k_R，</w:t>
+      </w:r>
+      <w:r>
+        <w:rPr>
+          <w:rFonts w:hint="eastAsia" w:ascii="Times New Roman" w:hAnsi="Times New Roman" w:eastAsia="FangSong" w:cs="Times New Roman"/>
+        </w:rPr>
+        <w:t>对所有自由基同速率</w:t>
+      </w:r>
+      <w:r>
+        <w:rPr>
+          <w:rFonts w:hint="eastAsia" w:ascii="Times New Roman" w:hAnsi="Times New Roman" w:eastAsia="Times New Roman" w:cs="Times New Roman"/>
+        </w:rPr>
+        <w:t>）。</w:t>
+      </w:r>
+      <w:r>
+        <w:rPr>
+          <w:rFonts w:hint="eastAsia" w:ascii="Times New Roman" w:hAnsi="Times New Roman" w:eastAsia="FangSong" w:cs="Times New Roman"/>
+        </w:rPr>
+        <w:t>为何</w:t>
+      </w:r>
+      <w:r>
+        <w:rPr>
+          <w:rFonts w:ascii="Times New Roman" w:hAnsi="Times New Roman" w:eastAsia="Times New Roman" w:cs="Times New Roman"/>
+        </w:rPr>
+        <w:t xml:space="preserve"> (1)(2) </w:t>
+      </w:r>
+      <w:r>
+        <w:rPr>
+          <w:rFonts w:hint="eastAsia" w:ascii="Times New Roman" w:hAnsi="Times New Roman" w:eastAsia="FangSong" w:cs="Times New Roman"/>
+        </w:rPr>
+        <w:t>中可忽略这些反应</w:t>
+      </w:r>
+      <w:r>
+        <w:rPr>
+          <w:rFonts w:hint="eastAsia" w:ascii="Times New Roman" w:hAnsi="Times New Roman" w:eastAsia="Times New Roman" w:cs="Times New Roman"/>
+        </w:rPr>
+        <w:t>？</w:t>
+      </w:r>
+    </w:p>
+    <w:p>
+      <w:pPr>
+        <w:pStyle w:val="BodyText"/>
+      </w:pPr>
+      <w:r>
+        <w:rPr>
+          <w:rFonts w:ascii="Times New Roman" w:hAnsi="Times New Roman" w:eastAsia="Times New Roman" w:cs="Times New Roman"/>
+          <w:b/>
+          <w:bCs/>
+        </w:rPr>
+        <w:t xml:space="preserve">4-4</w:t>
+      </w:r>
+      <w:r>
+        <w:rPr>
+          <w:rFonts w:ascii="Times New Roman" w:hAnsi="Times New Roman" w:eastAsia="Times New Roman" w:cs="Times New Roman"/>
+        </w:rPr>
+        <w:t xml:space="preserve"> </w:t>
+      </w:r>
+      <w:r>
+        <w:rPr>
+          <w:rFonts w:hint="eastAsia" w:ascii="Times New Roman" w:hAnsi="Times New Roman" w:eastAsia="FangSong" w:cs="Times New Roman"/>
+        </w:rPr>
+        <w:t>反应混合物中浓度最大自由基是哪个</w:t>
+      </w:r>
+      <w:r>
+        <w:rPr>
+          <w:rFonts w:hint="eastAsia" w:ascii="Times New Roman" w:hAnsi="Times New Roman" w:eastAsia="Times New Roman" w:cs="Times New Roman"/>
+        </w:rPr>
+        <w:t>？（a/c/b</w:t>
+      </w:r>
+      <w:r>
+        <w:rPr>
+          <w:rFonts w:ascii="Times New Roman" w:hAnsi="Times New Roman" w:eastAsia="Times New Roman" w:cs="Times New Roman"/>
+        </w:rPr>
+        <w:t xml:space="preserve"> </w:t>
+      </w:r>
+      <w:r>
+        <w:rPr>
+          <w:rFonts w:hint="eastAsia" w:ascii="Times New Roman" w:hAnsi="Times New Roman" w:eastAsia="FangSong" w:cs="Times New Roman"/>
+        </w:rPr>
+        <w:t>三选</w:t>
+      </w:r>
+      <w:r>
+        <w:rPr>
+          <w:rFonts w:hint="eastAsia" w:ascii="Times New Roman" w:hAnsi="Times New Roman" w:eastAsia="Times New Roman" w:cs="Times New Roman"/>
+        </w:rPr>
+        <w:t>）</w:t>
+      </w:r>
+    </w:p>
+    <w:p>
+      <w:pPr>
+        <w:pStyle w:val="BodyText"/>
+      </w:pPr>
+      <w:r>
+        <w:rPr>
+          <w:rFonts w:ascii="Times New Roman" w:hAnsi="Times New Roman" w:eastAsia="Times New Roman" w:cs="Times New Roman"/>
+          <w:b/>
+          <w:bCs/>
+        </w:rPr>
+        <w:t xml:space="preserve">4-5</w:t>
+      </w:r>
+      <w:r>
+        <w:rPr>
+          <w:rFonts w:ascii="Times New Roman" w:hAnsi="Times New Roman" w:eastAsia="Times New Roman" w:cs="Times New Roman"/>
+        </w:rPr>
+        <w:t xml:space="preserve"> </w:t>
+      </w:r>
+      <w:r>
+        <w:rPr>
+          <w:rFonts w:hint="eastAsia" w:ascii="Times New Roman" w:hAnsi="Times New Roman" w:eastAsia="FangSong" w:cs="Times New Roman"/>
+        </w:rPr>
+        <w:t>导出甲苯生成的速率常数与反应级数</w:t>
+      </w:r>
+      <w:r>
+        <w:rPr>
+          <w:rFonts w:hint="eastAsia" w:ascii="Times New Roman" w:hAnsi="Times New Roman" w:eastAsia="Times New Roman" w:cs="Times New Roman"/>
+        </w:rPr>
+        <w:t>，</w:t>
+      </w:r>
+      <w:r>
+        <w:rPr>
+          <w:rFonts w:hint="eastAsia" w:ascii="Times New Roman" w:hAnsi="Times New Roman" w:eastAsia="FangSong" w:cs="Times New Roman"/>
+        </w:rPr>
+        <w:t>用基元活化能表示有效活化能</w:t>
+      </w:r>
+      <w:r>
+        <w:rPr>
+          <w:rFonts w:hint="eastAsia" w:ascii="Times New Roman" w:hAnsi="Times New Roman" w:eastAsia="Times New Roman" w:cs="Times New Roman"/>
+        </w:rPr>
+        <w:t>。</w:t>
+      </w:r>
+    </w:p>
+    <w:p>
+      <w:pPr>
+        <w:pStyle w:val="BodyText"/>
+      </w:pPr>
+      <w:r>
+        <w:rPr>
+          <w:rFonts w:ascii="Times New Roman" w:hAnsi="Times New Roman" w:eastAsia="Times New Roman" w:cs="Times New Roman"/>
+          <w:b/>
+          <w:bCs/>
+        </w:rPr>
+        <w:t xml:space="preserve">4-1</w:t>
+      </w:r>
+      <w:r>
+        <w:rPr>
+          <w:rFonts w:ascii="Times New Roman" w:hAnsi="Times New Roman" w:eastAsia="Times New Roman" w:cs="Times New Roman"/>
+        </w:rPr>
+        <w:t xml:space="preserve"> </w:t>
+      </w:r>
+      <w:r>
+        <w:rPr>
+          <w:rFonts w:hint="eastAsia" w:ascii="Times New Roman" w:hAnsi="Times New Roman" w:eastAsia="FangSong" w:cs="Times New Roman"/>
+        </w:rPr>
+        <w:t xml:space="preserve">稳态法</w:t>
+      </w:r>
+      <w:r>
+        <w:rPr>
+          <w:rFonts w:ascii="Times New Roman" w:hAnsi="Times New Roman" w:eastAsia="Times New Roman" w:cs="Times New Roman"/>
+        </w:rPr>
+        <w:t xml:space="preserve"> d[2]/dt = 0 = k</w:t>
+      </w:r>
+      <w:r>
+        <w:rPr>
+          <w:rFonts w:ascii="Times New Roman" w:hAnsi="Times New Roman" w:eastAsia="Times New Roman" w:cs="Times New Roman"/>
+          <w:vertAlign w:val="subscript"/>
+        </w:rPr>
+        <w:t>1</w:t>
+      </w:r>
+      <w:r>
+        <w:rPr>
+          <w:rFonts w:ascii="Times New Roman" w:hAnsi="Times New Roman" w:eastAsia="Times New Roman" w:cs="Times New Roman"/>
+        </w:rPr>
+        <w:t xml:space="preserve">[S] − </w:t>
+      </w:r>
+      <w:r>
+        <w:rPr>
+          <w:rFonts w:hint="eastAsia" w:ascii="Times New Roman" w:hAnsi="Times New Roman" w:eastAsia="Times New Roman" w:cs="Times New Roman"/>
+        </w:rPr>
+        <w:t>k</w:t>
+      </w:r>
+      <w:r>
+        <w:rPr>
+          <w:rFonts w:hint="eastAsia" w:ascii="Times New Roman" w:hAnsi="Times New Roman" w:eastAsia="Times New Roman" w:cs="Times New Roman"/>
+          <w:vertAlign w:val="subscript"/>
+        </w:rPr>
+        <w:t>2</w:t>
+      </w:r>
+      <w:r>
+        <w:rPr>
+          <w:rFonts w:hint="eastAsia" w:ascii="Times New Roman" w:hAnsi="Times New Roman" w:eastAsia="Times New Roman" w:cs="Times New Roman"/>
+        </w:rPr>
+        <w:t>[S][2]：</w:t>
+      </w:r>
+    </w:p>
+    <w:p>
+      <w:pPr>
+        <w:pStyle w:val="BodyText"/>
+      </w:pPr>
+      <m:oMathPara>
+        <m:oMathParaPr>
+          <m:jc m:val="center"/>
+          <m:ctrlPr>
+            <w:rPr>
+              <w:sz w:val="28"/>
+              <w:szCs w:val="28"/>
+            </w:rPr>
+          </m:ctrlPr>
+        </m:oMathParaPr>
+        <m:oMath>
+          <m:sSub>
+            <m:e>
+              <m:r>
+                <m:t>r</m:t>
+              </m:r>
+            </m:e>
+            <m:sub>
+              <m:r>
+                <m:rPr>
+                  <m:nor/>
+                  <m:sty m:val="p"/>
+                </m:rPr>
+                <m:t>乙苯</m:t>
+              </m:r>
+            </m:sub>
+          </m:sSub>
+          <m:r>
+            <m:rPr>
+              <m:sty m:val="p"/>
+            </m:rPr>
+            <m:t>=</m:t>
+          </m:r>
+          <m:sSub>
+            <m:e>
+              <m:r>
+                <m:t>k</m:t>
+              </m:r>
+            </m:e>
+            <m:sub>
+              <m:r>
+                <m:t>2</m:t>
+              </m:r>
+            </m:sub>
+          </m:sSub>
+          <m:r>
+            <m:rPr>
+              <m:sty m:val="p"/>
+            </m:rPr>
+            <m:t>[</m:t>
+          </m:r>
+          <m:r>
+            <m:rPr>
+              <m:sty m:val="p"/>
+            </m:rPr>
+            <m:t>S</m:t>
+          </m:r>
+          <m:r>
+            <m:rPr>
+              <m:sty m:val="p"/>
+            </m:rPr>
+            <m:t>]</m:t>
+          </m:r>
+          <m:r>
+            <m:rPr>
+              <m:sty m:val="p"/>
+            </m:rPr>
+            <m:t>[</m:t>
+          </m:r>
+          <m:r>
+            <m:t>2</m:t>
+          </m:r>
+          <m:r>
+            <m:rPr>
+              <m:sty m:val="p"/>
+            </m:rPr>
+            <m:t>]</m:t>
+          </m:r>
+          <m:r>
+            <m:rPr>
+              <m:sty m:val="p"/>
+            </m:rPr>
+            <m:t>=</m:t>
+          </m:r>
+          <m:sSub>
+            <m:e>
+              <m:r>
+                <m:t>k</m:t>
+              </m:r>
+            </m:e>
+            <m:sub>
+              <m:r>
+                <m:t>1</m:t>
+              </m:r>
+            </m:sub>
+          </m:sSub>
+          <m:r>
+            <m:rPr>
+              <m:sty m:val="p"/>
+            </m:rPr>
+            <m:t>[</m:t>
+          </m:r>
+          <m:r>
+            <m:rPr>
+              <m:sty m:val="p"/>
+            </m:rPr>
+            <m:t>S</m:t>
+          </m:r>
+          <m:r>
+            <m:rPr>
+              <m:sty m:val="p"/>
+            </m:rPr>
+            <m:t>]</m:t>
+          </m:r>
+        </m:oMath>
+      </m:oMathPara>
+    </w:p>
+    <w:p>
+      <w:pPr>
+        <w:pStyle w:val="FirstParagraph"/>
+      </w:pPr>
+      <w:r>
+        <w:rPr>
+          <w:rFonts w:hint="eastAsia" w:ascii="Times New Roman" w:hAnsi="Times New Roman" w:eastAsia="Times New Roman" w:cs="Times New Roman"/>
+        </w:rPr>
+        <w:t>（</w:t>
+      </w:r>
+      <w:r>
+        <w:rPr>
+          <w:rFonts w:hint="eastAsia" w:ascii="Times New Roman" w:hAnsi="Times New Roman" w:eastAsia="FangSong" w:cs="Times New Roman"/>
+        </w:rPr>
+        <w:t>乙苯副反应速率</w:t>
+      </w:r>
+      <w:r>
+        <w:rPr>
+          <w:rFonts w:ascii="Times New Roman" w:hAnsi="Times New Roman" w:eastAsia="Times New Roman" w:cs="Times New Roman"/>
+        </w:rPr>
+        <w:t xml:space="preserve"> = </w:t>
+      </w:r>
+      <w:r>
+        <w:rPr>
+          <w:rFonts w:hint="eastAsia" w:ascii="Times New Roman" w:hAnsi="Times New Roman" w:eastAsia="FangSong" w:cs="Times New Roman"/>
+        </w:rPr>
+        <w:t>引发速率</w:t>
+      </w:r>
+      <w:r>
+        <w:rPr>
+          <w:rFonts w:hint="eastAsia" w:ascii="Times New Roman" w:hAnsi="Times New Roman" w:eastAsia="Times New Roman" w:cs="Times New Roman"/>
+        </w:rPr>
+        <w:t>——</w:t>
+      </w:r>
+      <w:r>
+        <w:rPr>
+          <w:rFonts w:hint="eastAsia" w:ascii="Times New Roman" w:hAnsi="Times New Roman" w:eastAsia="FangSong" w:cs="Times New Roman"/>
+        </w:rPr>
+        <w:t>每生成一个自由基</w:t>
+      </w:r>
+      <w:r>
+        <w:rPr>
+          <w:rFonts w:ascii="Times New Roman" w:hAnsi="Times New Roman" w:eastAsia="Times New Roman" w:cs="Times New Roman"/>
+        </w:rPr>
+        <w:t xml:space="preserve"> 2 </w:t>
+      </w:r>
+      <w:r>
+        <w:rPr>
+          <w:rFonts w:hint="eastAsia" w:ascii="Times New Roman" w:hAnsi="Times New Roman" w:eastAsia="FangSong" w:cs="Times New Roman"/>
+        </w:rPr>
+        <w:t xml:space="preserve">就带走一个</w:t>
+      </w:r>
+      <w:r>
+        <w:rPr>
+          <w:rFonts w:ascii="Times New Roman" w:hAnsi="Times New Roman" w:eastAsia="Times New Roman" w:cs="Times New Roman"/>
+        </w:rPr>
+        <w:t xml:space="preserve"> S </w:t>
+      </w:r>
+      <w:r>
+        <w:rPr>
+          <w:rFonts w:hint="eastAsia" w:ascii="Times New Roman" w:hAnsi="Times New Roman" w:eastAsia="FangSong" w:cs="Times New Roman"/>
+        </w:rPr>
+        <w:t>成乙苯</w:t>
+      </w:r>
+      <w:r>
+        <w:rPr>
+          <w:rFonts w:hint="eastAsia" w:ascii="Times New Roman" w:hAnsi="Times New Roman" w:eastAsia="Times New Roman" w:cs="Times New Roman"/>
+        </w:rPr>
+        <w:t>）</w:t>
+      </w:r>
+    </w:p>
+    <w:p>
+      <w:pPr>
+        <w:pStyle w:val="BodyText"/>
+      </w:pPr>
+      <w:r>
+        <w:rPr>
+          <w:rFonts w:ascii="Times New Roman" w:hAnsi="Times New Roman" w:eastAsia="Times New Roman" w:cs="Times New Roman"/>
+          <w:b/>
+          <w:bCs/>
+        </w:rPr>
+        <w:t xml:space="preserve">4-2</w:t>
+      </w:r>
+      <w:r>
+        <w:rPr>
+          <w:rFonts w:ascii="Times New Roman" w:hAnsi="Times New Roman" w:eastAsia="Times New Roman" w:cs="Times New Roman"/>
+        </w:rPr>
+        <w:t xml:space="preserve"> </w:t>
+      </w:r>
+      <w:r>
+        <w:rPr>
+          <w:rFonts w:ascii="Times New Roman" w:hAnsi="Times New Roman" w:eastAsia="Times New Roman" w:cs="Times New Roman"/>
+        </w:rPr>
+        <w:t>d[3]/dt = 0 = k</w:t>
+      </w:r>
+      <w:r>
+        <w:rPr>
+          <w:rFonts w:ascii="Times New Roman" w:hAnsi="Times New Roman" w:eastAsia="Times New Roman" w:cs="Times New Roman"/>
+          <w:vertAlign w:val="subscript"/>
+        </w:rPr>
+        <w:t>2</w:t>
+      </w:r>
+      <w:r>
+        <w:rPr>
+          <w:rFonts w:ascii="Times New Roman" w:hAnsi="Times New Roman" w:eastAsia="Times New Roman" w:cs="Times New Roman"/>
+        </w:rPr>
+        <w:t>[S][2] + k</w:t>
+      </w:r>
+      <w:r>
+        <w:rPr>
+          <w:rFonts w:ascii="Times New Roman" w:hAnsi="Times New Roman" w:eastAsia="Times New Roman" w:cs="Times New Roman"/>
+          <w:vertAlign w:val="subscript"/>
+        </w:rPr>
+        <w:t>3</w:t>
+      </w:r>
+      <w:r>
+        <w:rPr>
+          <w:rFonts w:ascii="Times New Roman" w:hAnsi="Times New Roman" w:eastAsia="Times New Roman" w:cs="Times New Roman"/>
+        </w:rPr>
+        <w:t xml:space="preserve">[S][1] − </w:t>
+      </w:r>
+      <w:r>
+        <w:rPr>
+          <w:rFonts w:hint="eastAsia" w:ascii="Times New Roman" w:hAnsi="Times New Roman" w:eastAsia="Times New Roman" w:cs="Times New Roman"/>
+        </w:rPr>
+        <w:t>k</w:t>
+      </w:r>
+      <w:r>
+        <w:rPr>
+          <w:rFonts w:hint="eastAsia" w:ascii="Times New Roman" w:hAnsi="Times New Roman" w:eastAsia="Times New Roman" w:cs="Times New Roman"/>
+          <w:vertAlign w:val="subscript"/>
+        </w:rPr>
+        <w:t>4</w:t>
+      </w:r>
+      <w:r>
+        <w:rPr>
+          <w:rFonts w:hint="eastAsia" w:ascii="Times New Roman" w:hAnsi="Times New Roman" w:eastAsia="Times New Roman" w:cs="Times New Roman"/>
+        </w:rPr>
+        <w:t>[3]。</w:t>
+      </w:r>
+      <w:r>
+        <w:rPr>
+          <w:rFonts w:hint="eastAsia" w:ascii="Times New Roman" w:hAnsi="Times New Roman" w:eastAsia="FangSong" w:cs="Times New Roman"/>
+        </w:rPr>
+        <w:t>第一步为决速步故</w:t>
+      </w:r>
+      <w:r>
+        <w:rPr>
+          <w:rFonts w:ascii="Times New Roman" w:hAnsi="Times New Roman" w:eastAsia="Times New Roman" w:cs="Times New Roman"/>
+        </w:rPr>
+        <w:t xml:space="preserve"> </w:t>
+      </w:r>
+      <w:r>
+        <w:rPr>
+          <w:rFonts w:hint="eastAsia" w:ascii="Times New Roman" w:hAnsi="Times New Roman" w:eastAsia="Times New Roman" w:cs="Times New Roman"/>
+        </w:rPr>
+        <w:t>k</w:t>
+      </w:r>
+      <w:r>
+        <w:rPr>
+          <w:rFonts w:hint="eastAsia" w:ascii="Times New Roman" w:hAnsi="Times New Roman" w:eastAsia="Times New Roman" w:cs="Times New Roman"/>
+          <w:vertAlign w:val="subscript"/>
+        </w:rPr>
+        <w:t>1</w:t>
+      </w:r>
+      <w:r>
+        <w:rPr>
+          <w:rFonts w:hint="eastAsia" w:ascii="Times New Roman" w:hAnsi="Times New Roman" w:eastAsia="Times New Roman" w:cs="Times New Roman"/>
+        </w:rPr>
+        <w:t>[S]≪k</w:t>
+      </w:r>
+      <w:r>
+        <w:rPr>
+          <w:rFonts w:hint="eastAsia" w:ascii="Times New Roman" w:hAnsi="Times New Roman" w:eastAsia="Times New Roman" w:cs="Times New Roman"/>
+          <w:vertAlign w:val="subscript"/>
+        </w:rPr>
+        <w:t>3</w:t>
+      </w:r>
+      <w:r>
+        <w:rPr>
+          <w:rFonts w:hint="eastAsia" w:ascii="Times New Roman" w:hAnsi="Times New Roman" w:eastAsia="Times New Roman" w:cs="Times New Roman"/>
+        </w:rPr>
+        <w:t>[S][1]，</w:t>
+      </w:r>
+      <w:r>
+        <w:rPr>
+          <w:rFonts w:hint="eastAsia" w:ascii="Times New Roman" w:hAnsi="Times New Roman" w:eastAsia="FangSong" w:cs="Times New Roman"/>
+        </w:rPr>
+        <w:t>忽略</w:t>
+      </w:r>
+      <w:r>
+        <w:rPr>
+          <w:rFonts w:ascii="Times New Roman" w:hAnsi="Times New Roman" w:eastAsia="Times New Roman" w:cs="Times New Roman"/>
+        </w:rPr>
+        <w:t xml:space="preserve"> </w:t>
+      </w:r>
+      <w:r>
+        <w:rPr>
+          <w:rFonts w:hint="eastAsia" w:ascii="Times New Roman" w:hAnsi="Times New Roman" w:eastAsia="Times New Roman" w:cs="Times New Roman"/>
+        </w:rPr>
+        <w:t>k</w:t>
+      </w:r>
+      <w:r>
+        <w:rPr>
+          <w:rFonts w:hint="eastAsia" w:ascii="Times New Roman" w:hAnsi="Times New Roman" w:eastAsia="Times New Roman" w:cs="Times New Roman"/>
+          <w:vertAlign w:val="subscript"/>
+        </w:rPr>
+        <w:t>1</w:t>
+      </w:r>
+      <w:r>
+        <w:rPr>
+          <w:rFonts w:hint="eastAsia" w:ascii="Times New Roman" w:hAnsi="Times New Roman" w:eastAsia="Times New Roman" w:cs="Times New Roman"/>
+        </w:rPr>
+        <w:t>[S]：</w:t>
+      </w:r>
+    </w:p>
+    <w:p>
+      <w:pPr>
+        <w:pStyle w:val="BodyText"/>
+      </w:pPr>
+      <m:oMathPara>
+        <m:oMathParaPr>
+          <m:jc m:val="center"/>
+          <m:ctrlPr>
+            <w:rPr>
+              <w:sz w:val="28"/>
+              <w:szCs w:val="28"/>
+            </w:rPr>
+          </m:ctrlPr>
+        </m:oMathParaPr>
+        <m:oMath>
+          <m:sSub>
+            <m:e>
+              <m:r>
+                <m:t>k</m:t>
+              </m:r>
+            </m:e>
+            <m:sub>
+              <m:r>
+                <m:t>3</m:t>
+              </m:r>
+            </m:sub>
+          </m:sSub>
+          <m:r>
+            <m:rPr>
+              <m:sty m:val="p"/>
+            </m:rPr>
+            <m:t>[</m:t>
+          </m:r>
+          <m:r>
+            <m:rPr>
+              <m:sty m:val="p"/>
+            </m:rPr>
+            <m:t>S</m:t>
+          </m:r>
+          <m:r>
+            <m:rPr>
+              <m:sty m:val="p"/>
+            </m:rPr>
+            <m:t>]</m:t>
+          </m:r>
+          <m:r>
+            <m:rPr>
+              <m:sty m:val="p"/>
+            </m:rPr>
+            <m:t>[</m:t>
+          </m:r>
+          <m:r>
+            <m:t>1</m:t>
+          </m:r>
+          <m:r>
+            <m:rPr>
+              <m:sty m:val="p"/>
+            </m:rPr>
+            <m:t>]</m:t>
+          </m:r>
+          <m:r>
+            <m:rPr>
+              <m:sty m:val="p"/>
+            </m:rPr>
+            <m:t>=</m:t>
+          </m:r>
+          <m:sSub>
+            <m:e>
+              <m:r>
+                <m:t>k</m:t>
+              </m:r>
+            </m:e>
+            <m:sub>
+              <m:r>
+                <m:t>4</m:t>
+              </m:r>
+            </m:sub>
+          </m:sSub>
+          <m:r>
+            <m:rPr>
+              <m:sty m:val="p"/>
+            </m:rPr>
+            <m:t>[</m:t>
+          </m:r>
+          <m:r>
+            <m:t>3</m:t>
+          </m:r>
+          <m:r>
+            <m:rPr>
+              <m:sty m:val="p"/>
+            </m:rPr>
+            <m:t>]</m:t>
+          </m:r>
+          <m:r>
+            <m:rPr>
+              <m:sty m:val="p"/>
+            </m:rPr>
+            <m:t>⇒</m:t>
+          </m:r>
+          <m:r>
+            <m:rPr>
+              <m:sty m:val="p"/>
+            </m:rPr>
+            <m:t>[</m:t>
+          </m:r>
+          <m:r>
+            <m:t>1</m:t>
+          </m:r>
+          <m:r>
+            <m:rPr>
+              <m:sty m:val="p"/>
+            </m:rPr>
+            <m:t>]</m:t>
+          </m:r>
+          <m:r>
+            <m:rPr>
+              <m:sty m:val="p"/>
+            </m:rPr>
+            <m:t>/</m:t>
+          </m:r>
+          <m:r>
+            <m:rPr>
+              <m:sty m:val="p"/>
+            </m:rPr>
+            <m:t>[</m:t>
+          </m:r>
+          <m:r>
+            <m:t>3</m:t>
+          </m:r>
+          <m:r>
+            <m:rPr>
+              <m:sty m:val="p"/>
+            </m:rPr>
+            <m:t>]</m:t>
+          </m:r>
+          <m:r>
+            <m:rPr>
+              <m:sty m:val="p"/>
+            </m:rPr>
+            <m:t>=</m:t>
+          </m:r>
+          <m:sSub>
+            <m:e>
+              <m:r>
+                <m:t>k</m:t>
+              </m:r>
+            </m:e>
+            <m:sub>
+              <m:r>
+                <m:t>4</m:t>
+              </m:r>
+            </m:sub>
+          </m:sSub>
+          <m:r>
+            <m:rPr>
+              <m:sty m:val="p"/>
+            </m:rPr>
+            <m:t>/</m:t>
+          </m:r>
+          <m:r>
+            <m:rPr>
+              <m:sty m:val="p"/>
+            </m:rPr>
+            <m:t>(</m:t>
+          </m:r>
+          <m:sSub>
+            <m:e>
+              <m:r>
+                <m:t>k</m:t>
+              </m:r>
+            </m:e>
+            <m:sub>
+              <m:r>
+                <m:t>3</m:t>
+              </m:r>
+            </m:sub>
+          </m:sSub>
+          <m:r>
+            <m:rPr>
+              <m:sty m:val="p"/>
+            </m:rPr>
+            <m:t>[</m:t>
+          </m:r>
+          <m:r>
+            <m:rPr>
+              <m:sty m:val="p"/>
+            </m:rPr>
+            <m:t>S</m:t>
+          </m:r>
+          <m:r>
+            <m:rPr>
+              <m:sty m:val="p"/>
+            </m:rPr>
+            <m:t>]</m:t>
+          </m:r>
+          <m:r>
+            <m:rPr>
+              <m:sty m:val="p"/>
+            </m:rPr>
+            <m:t>)</m:t>
+          </m:r>
+        </m:oMath>
+      </m:oMathPara>
+    </w:p>
+    <w:p>
+      <w:pPr>
+        <w:pStyle w:val="FirstParagraph"/>
+      </w:pPr>
+      <w:r>
+        <w:rPr>
+          <w:rFonts w:ascii="Times New Roman" w:hAnsi="Times New Roman" w:eastAsia="Times New Roman" w:cs="Times New Roman"/>
+          <w:b/>
+          <w:bCs/>
+        </w:rPr>
+        <w:t xml:space="preserve">4-3</w:t>
+      </w:r>
+      <w:r>
+        <w:rPr>
+          <w:rFonts w:ascii="Times New Roman" w:hAnsi="Times New Roman" w:eastAsia="Times New Roman" w:cs="Times New Roman"/>
+        </w:rPr>
+        <w:t xml:space="preserve"> </w:t>
+      </w:r>
+      <w:r>
+        <w:rPr>
+          <w:rFonts w:hint="eastAsia" w:ascii="Times New Roman" w:hAnsi="Times New Roman" w:eastAsia="FangSong" w:cs="Times New Roman"/>
+        </w:rPr>
+        <w:t>自由基生成速率小</w:t>
+      </w:r>
+      <w:r>
+        <w:rPr>
+          <w:rFonts w:hint="eastAsia" w:ascii="Times New Roman" w:hAnsi="Times New Roman" w:eastAsia="Times New Roman" w:cs="Times New Roman"/>
+        </w:rPr>
+        <w:t>、</w:t>
+      </w:r>
+      <w:r>
+        <w:rPr>
+          <w:rFonts w:hint="eastAsia" w:ascii="Times New Roman" w:hAnsi="Times New Roman" w:eastAsia="FangSong" w:cs="Times New Roman"/>
+        </w:rPr>
+        <w:t>浓度低</w:t>
+      </w:r>
+      <w:r>
+        <w:rPr>
+          <w:rFonts w:hint="eastAsia" w:ascii="Times New Roman" w:hAnsi="Times New Roman" w:eastAsia="Times New Roman" w:cs="Times New Roman"/>
+        </w:rPr>
+        <w:t>；</w:t>
+      </w:r>
+      <w:r>
+        <w:rPr>
+          <w:rFonts w:hint="eastAsia" w:ascii="Times New Roman" w:hAnsi="Times New Roman" w:eastAsia="FangSong" w:cs="Times New Roman"/>
+        </w:rPr>
+        <w:t>与</w:t>
+      </w:r>
+      <w:r>
+        <w:rPr>
+          <w:rFonts w:ascii="Times New Roman" w:hAnsi="Times New Roman" w:eastAsia="Times New Roman" w:cs="Times New Roman"/>
+        </w:rPr>
+        <w:t xml:space="preserve"> [R] </w:t>
+      </w:r>
+      <w:r>
+        <w:rPr>
+          <w:rFonts w:hint="eastAsia" w:ascii="Times New Roman" w:hAnsi="Times New Roman" w:eastAsia="FangSong" w:cs="Times New Roman"/>
+        </w:rPr>
+        <w:t xml:space="preserve">成比例的链增长速率远高于与</w:t>
+      </w:r>
+      <w:r>
+        <w:rPr>
+          <w:rFonts w:ascii="Times New Roman" w:hAnsi="Times New Roman" w:eastAsia="Times New Roman" w:cs="Times New Roman"/>
+        </w:rPr>
+        <w:t xml:space="preserve"> [R]</w:t>
+      </w:r>
+      <w:r>
+        <w:rPr>
+          <w:rFonts w:ascii="Times New Roman" w:hAnsi="Times New Roman" w:eastAsia="Times New Roman" w:cs="Times New Roman"/>
+          <w:vertAlign w:val="superscript"/>
+        </w:rPr>
+        <w:t>2</w:t>
+      </w:r>
+      <w:r>
+        <w:rPr>
+          <w:rFonts w:ascii="Times New Roman" w:hAnsi="Times New Roman" w:eastAsia="Times New Roman" w:cs="Times New Roman"/>
+        </w:rPr>
+        <w:t xml:space="preserve"> </w:t>
+      </w:r>
+      <w:r>
+        <w:rPr>
+          <w:rFonts w:hint="eastAsia" w:ascii="Times New Roman" w:hAnsi="Times New Roman" w:eastAsia="FangSong" w:cs="Times New Roman"/>
+        </w:rPr>
+        <w:t>成比例的重组速率</w:t>
+      </w:r>
+      <w:r>
+        <w:rPr>
+          <w:rFonts w:hint="eastAsia" w:ascii="Times New Roman" w:hAnsi="Times New Roman" w:eastAsia="Times New Roman" w:cs="Times New Roman"/>
+        </w:rPr>
+        <w:t>——</w:t>
+      </w:r>
+      <w:r>
+        <w:rPr>
+          <w:rFonts w:hint="eastAsia" w:ascii="Times New Roman" w:hAnsi="Times New Roman" w:eastAsia="FangSong" w:cs="Times New Roman"/>
+          <w:b/>
+          <w:bCs/>
+        </w:rPr>
+        <w:t xml:space="preserve">长链近似</w:t>
+      </w:r>
+      <w:r>
+        <w:rPr>
+          <w:rFonts w:hint="eastAsia" w:ascii="Times New Roman" w:hAnsi="Times New Roman" w:eastAsia="Times New Roman" w:cs="Times New Roman"/>
+        </w:rPr>
+        <w:t>（</w:t>
+      </w:r>
+      <w:r>
+        <w:rPr>
+          <w:rFonts w:hint="eastAsia" w:ascii="Times New Roman" w:hAnsi="Times New Roman" w:eastAsia="FangSong" w:cs="Times New Roman"/>
+        </w:rPr>
+        <w:t>许多链增长步骤发生在重组之前</w:t>
+      </w:r>
+      <w:r>
+        <w:rPr>
+          <w:rFonts w:hint="eastAsia" w:ascii="Times New Roman" w:hAnsi="Times New Roman" w:eastAsia="Times New Roman" w:cs="Times New Roman"/>
+        </w:rPr>
+        <w:t>）。</w:t>
+      </w:r>
+    </w:p>
+    <w:p>
+      <w:pPr>
+        <w:pStyle w:val="BodyText"/>
+      </w:pPr>
+      <w:r>
+        <w:rPr>
+          <w:rFonts w:ascii="Times New Roman" w:hAnsi="Times New Roman" w:eastAsia="Times New Roman" w:cs="Times New Roman"/>
+          <w:b/>
+          <w:bCs/>
+        </w:rPr>
+        <w:t xml:space="preserve">4-4</w:t>
+      </w:r>
+      <w:r>
+        <w:rPr>
+          <w:rFonts w:ascii="Times New Roman" w:hAnsi="Times New Roman" w:eastAsia="Times New Roman" w:cs="Times New Roman"/>
+        </w:rPr>
+        <w:t xml:space="preserve"> </w:t>
+      </w:r>
+      <w:r>
+        <w:rPr>
+          <w:rFonts w:ascii="Times New Roman" w:hAnsi="Times New Roman" w:eastAsia="Times New Roman" w:cs="Times New Roman"/>
+          <w:b/>
+          <w:bCs/>
+        </w:rPr>
+        <w:t xml:space="preserve">(b)</w:t>
+      </w:r>
+      <w:r>
+        <w:rPr>
+          <w:rFonts w:ascii="Times New Roman" w:hAnsi="Times New Roman" w:eastAsia="Times New Roman" w:cs="Times New Roman"/>
+        </w:rPr>
+        <w:t xml:space="preserve"> </w:t>
+      </w:r>
+      <w:r>
+        <w:rPr>
+          <w:rFonts w:ascii="Times New Roman" w:hAnsi="Times New Roman" w:eastAsia="Times New Roman" w:cs="Times New Roman"/>
+        </w:rPr>
+        <w:t>PhCH</w:t>
+      </w:r>
+      <w:r>
+        <w:rPr>
+          <w:rFonts w:ascii="Times New Roman" w:hAnsi="Times New Roman" w:eastAsia="Times New Roman" w:cs="Times New Roman"/>
+          <w:vertAlign w:val="subscript"/>
+        </w:rPr>
+        <w:t>2</w:t>
+      </w:r>
+      <w:r>
+        <w:rPr>
+          <w:rFonts w:ascii="Times New Roman" w:hAnsi="Times New Roman" w:eastAsia="Times New Roman" w:cs="Times New Roman"/>
+        </w:rPr>
+        <w:t xml:space="preserve">· </w:t>
+      </w:r>
+      <w:r>
+        <w:rPr>
+          <w:rFonts w:hint="eastAsia" w:ascii="Times New Roman" w:hAnsi="Times New Roman" w:eastAsia="FangSong" w:cs="Times New Roman"/>
+        </w:rPr>
+        <w:t>浓度最大</w:t>
+      </w:r>
+      <w:r>
+        <w:rPr>
+          <w:rFonts w:hint="eastAsia" w:ascii="Times New Roman" w:hAnsi="Times New Roman" w:eastAsia="Times New Roman" w:cs="Times New Roman"/>
+        </w:rPr>
+        <w:t>——</w:t>
+      </w:r>
+      <w:r>
+        <w:rPr>
+          <w:rFonts w:hint="eastAsia" w:ascii="Times New Roman" w:hAnsi="Times New Roman" w:eastAsia="FangSong" w:cs="Times New Roman"/>
+        </w:rPr>
+        <w:t>因反应</w:t>
+      </w:r>
+      <w:r>
+        <w:rPr>
+          <w:rFonts w:ascii="Times New Roman" w:hAnsi="Times New Roman" w:eastAsia="Times New Roman" w:cs="Times New Roman"/>
+        </w:rPr>
+        <w:t xml:space="preserve"> </w:t>
+      </w:r>
+      <w:r>
+        <w:rPr>
+          <w:rFonts w:hint="eastAsia" w:ascii="Times New Roman" w:hAnsi="Times New Roman" w:eastAsia="Times New Roman" w:cs="Times New Roman"/>
+        </w:rPr>
+        <w:t>4（β-</w:t>
+      </w:r>
+      <w:r>
+        <w:rPr>
+          <w:rFonts w:hint="eastAsia" w:ascii="Times New Roman" w:hAnsi="Times New Roman" w:eastAsia="FangSong" w:cs="Times New Roman"/>
+        </w:rPr>
+        <w:t>断裂</w:t>
+      </w:r>
+      <w:r>
+        <w:rPr>
+          <w:rFonts w:hint="eastAsia" w:ascii="Times New Roman" w:hAnsi="Times New Roman" w:eastAsia="Times New Roman" w:cs="Times New Roman"/>
+        </w:rPr>
+        <w:t>）</w:t>
+      </w:r>
+      <w:r>
+        <w:rPr>
+          <w:rFonts w:hint="eastAsia" w:ascii="Times New Roman" w:hAnsi="Times New Roman" w:eastAsia="FangSong" w:cs="Times New Roman"/>
+        </w:rPr>
+        <w:t>的</w:t>
+      </w:r>
+      <w:r>
+        <w:rPr>
+          <w:rFonts w:ascii="Times New Roman" w:hAnsi="Times New Roman" w:eastAsia="Times New Roman" w:cs="Times New Roman"/>
+        </w:rPr>
+        <w:t xml:space="preserve"> k</w:t>
+      </w:r>
+      <w:r>
+        <w:rPr>
+          <w:rFonts w:ascii="Times New Roman" w:hAnsi="Times New Roman" w:eastAsia="Times New Roman" w:cs="Times New Roman"/>
+          <w:vertAlign w:val="subscript"/>
+        </w:rPr>
+        <w:t>4</w:t>
+      </w:r>
+      <w:r>
+        <w:rPr>
+          <w:rFonts w:ascii="Times New Roman" w:hAnsi="Times New Roman" w:eastAsia="Times New Roman" w:cs="Times New Roman"/>
+        </w:rPr>
+        <w:t xml:space="preserve"> </w:t>
+      </w:r>
+      <w:r>
+        <w:rPr>
+          <w:rFonts w:hint="eastAsia" w:ascii="Times New Roman" w:hAnsi="Times New Roman" w:eastAsia="FangSong" w:cs="Times New Roman"/>
+        </w:rPr>
+        <w:t xml:space="preserve">比反应</w:t>
+      </w:r>
+      <w:r>
+        <w:rPr>
+          <w:rFonts w:ascii="Times New Roman" w:hAnsi="Times New Roman" w:eastAsia="Times New Roman" w:cs="Times New Roman"/>
+        </w:rPr>
+        <w:t xml:space="preserve"> 3 </w:t>
+      </w:r>
+      <w:r>
+        <w:rPr>
+          <w:rFonts w:hint="eastAsia" w:ascii="Times New Roman" w:hAnsi="Times New Roman" w:eastAsia="FangSong" w:cs="Times New Roman"/>
+        </w:rPr>
+        <w:t>大得多</w:t>
+      </w:r>
+      <w:r>
+        <w:rPr>
+          <w:rFonts w:hint="eastAsia" w:ascii="Times New Roman" w:hAnsi="Times New Roman" w:eastAsia="Times New Roman" w:cs="Times New Roman"/>
+        </w:rPr>
+        <w:t>（PhCH</w:t>
+      </w:r>
+      <w:r>
+        <w:rPr>
+          <w:rFonts w:hint="eastAsia" w:ascii="Times New Roman" w:hAnsi="Times New Roman" w:eastAsia="Times New Roman" w:cs="Times New Roman"/>
+          <w:vertAlign w:val="subscript"/>
+        </w:rPr>
+        <w:t>2</w:t>
+      </w:r>
+      <w:r>
+        <w:rPr>
+          <w:rFonts w:hint="eastAsia" w:ascii="Times New Roman" w:hAnsi="Times New Roman" w:eastAsia="Times New Roman" w:cs="Times New Roman"/>
+        </w:rPr>
+        <w:t>·</w:t>
+      </w:r>
+      <w:r>
+        <w:rPr>
+          <w:rFonts w:ascii="Times New Roman" w:hAnsi="Times New Roman" w:eastAsia="Times New Roman" w:cs="Times New Roman"/>
+        </w:rPr>
+        <w:t xml:space="preserve"> </w:t>
+      </w:r>
+      <w:r>
+        <w:rPr>
+          <w:rFonts w:hint="eastAsia" w:ascii="Times New Roman" w:hAnsi="Times New Roman" w:eastAsia="FangSong" w:cs="Times New Roman"/>
+        </w:rPr>
+        <w:t>是稳定苄基自由基</w:t>
+      </w:r>
+      <w:r>
+        <w:rPr>
+          <w:rFonts w:hint="eastAsia" w:ascii="Times New Roman" w:hAnsi="Times New Roman" w:eastAsia="Times New Roman" w:cs="Times New Roman"/>
+        </w:rPr>
+        <w:t>）。</w:t>
+      </w:r>
+    </w:p>
+    <w:p>
+      <w:pPr>
+        <w:pStyle w:val="BodyText"/>
+      </w:pPr>
+      <w:r>
+        <w:rPr>
+          <w:rFonts w:ascii="Times New Roman" w:hAnsi="Times New Roman" w:eastAsia="Times New Roman" w:cs="Times New Roman"/>
+          <w:b/>
+          <w:bCs/>
+        </w:rPr>
+        <w:t xml:space="preserve">4-5</w:t>
+      </w:r>
+      <w:r>
+        <w:rPr>
+          <w:rFonts w:ascii="Times New Roman" w:hAnsi="Times New Roman" w:eastAsia="Times New Roman" w:cs="Times New Roman"/>
+        </w:rPr>
+        <w:t xml:space="preserve"> </w:t>
+      </w:r>
+      <w:r>
+        <w:rPr>
+          <w:rFonts w:hint="eastAsia" w:ascii="Times New Roman" w:hAnsi="Times New Roman" w:eastAsia="FangSong" w:cs="Times New Roman"/>
+        </w:rPr>
+        <w:t xml:space="preserve">自由基生成速率</w:t>
+      </w:r>
+      <w:r>
+        <w:rPr>
+          <w:rFonts w:ascii="Times New Roman" w:hAnsi="Times New Roman" w:eastAsia="Times New Roman" w:cs="Times New Roman"/>
+        </w:rPr>
+        <w:t xml:space="preserve"> = </w:t>
+      </w:r>
+      <w:r>
+        <w:rPr>
+          <w:rFonts w:hint="eastAsia" w:ascii="Times New Roman" w:hAnsi="Times New Roman" w:eastAsia="FangSong" w:cs="Times New Roman"/>
+        </w:rPr>
+        <w:t>重组速率</w:t>
+      </w:r>
+      <w:r>
+        <w:rPr>
+          <w:rFonts w:hint="eastAsia" w:ascii="Times New Roman" w:hAnsi="Times New Roman" w:eastAsia="Times New Roman" w:cs="Times New Roman"/>
+        </w:rPr>
+        <w:t>（</w:t>
+      </w:r>
+      <w:r>
+        <w:rPr>
+          <w:rFonts w:hint="eastAsia" w:ascii="Times New Roman" w:hAnsi="Times New Roman" w:eastAsia="FangSong" w:cs="Times New Roman"/>
+        </w:rPr>
+        <w:t>仅考虑</w:t>
+      </w:r>
+      <w:r>
+        <w:rPr>
+          <w:rFonts w:ascii="Times New Roman" w:hAnsi="Times New Roman" w:eastAsia="Times New Roman" w:cs="Times New Roman"/>
+        </w:rPr>
+        <w:t xml:space="preserve"> PhCH</w:t>
+      </w:r>
+      <w:r>
+        <w:rPr>
+          <w:rFonts w:ascii="Times New Roman" w:hAnsi="Times New Roman" w:eastAsia="Times New Roman" w:cs="Times New Roman"/>
+          <w:vertAlign w:val="subscript"/>
+        </w:rPr>
+        <w:t>2</w:t>
+      </w:r>
+      <w:r>
+        <w:rPr>
+          <w:rFonts w:ascii="Times New Roman" w:hAnsi="Times New Roman" w:eastAsia="Times New Roman" w:cs="Times New Roman"/>
+        </w:rPr>
+        <w:t xml:space="preserve">· </w:t>
+      </w:r>
+      <w:r>
+        <w:rPr>
+          <w:rFonts w:hint="eastAsia" w:ascii="Times New Roman" w:hAnsi="Times New Roman" w:eastAsia="FangSong" w:cs="Times New Roman"/>
+        </w:rPr>
+        <w:t>二聚</w:t>
+      </w:r>
+      <w:r>
+        <w:rPr>
+          <w:rFonts w:hint="eastAsia" w:ascii="Times New Roman" w:hAnsi="Times New Roman" w:eastAsia="Times New Roman" w:cs="Times New Roman"/>
+        </w:rPr>
+        <w:t>）：</w:t>
+      </w:r>
+    </w:p>
+    <w:p>
+      <w:pPr>
+        <w:pStyle w:val="BodyText"/>
+      </w:pPr>
+      <m:oMathPara>
+        <m:oMathParaPr>
+          <m:jc m:val="center"/>
+          <m:ctrlPr>
+            <w:rPr>
+              <w:sz w:val="28"/>
+              <w:szCs w:val="28"/>
+            </w:rPr>
+          </m:ctrlPr>
+        </m:oMathParaPr>
+        <m:oMath>
+          <m:f>
+            <m:fPr>
+              <m:type m:val="bar"/>
+            </m:fPr>
+            <m:num>
+              <m:r>
+                <m:rPr>
+                  <m:sty m:val="p"/>
+                </m:rPr>
+                <m:t>d</m:t>
+              </m:r>
+              <m:r>
+                <m:rPr>
+                  <m:sty m:val="p"/>
+                </m:rPr>
+                <m:t>[</m:t>
+              </m:r>
+              <m:r>
+                <m:rPr>
+                  <m:sty m:val="p"/>
+                </m:rPr>
+                <m:t>R</m:t>
+              </m:r>
+              <m:r>
+                <m:rPr>
+                  <m:sty m:val="p"/>
+                </m:rPr>
+                <m:t>]</m:t>
+              </m:r>
+            </m:num>
+            <m:den>
+              <m:r>
+                <m:rPr>
+                  <m:sty m:val="p"/>
+                </m:rPr>
+                <m:t>d</m:t>
+              </m:r>
+              <m:r>
+                <m:t>t</m:t>
+              </m:r>
+            </m:den>
+          </m:f>
+          <m:r>
+            <m:rPr>
+              <m:sty m:val="p"/>
+            </m:rPr>
+            <m:t>=</m:t>
+          </m:r>
+          <m:r>
+            <m:t>0</m:t>
+          </m:r>
+          <m:r>
+            <m:rPr>
+              <m:sty m:val="p"/>
+            </m:rPr>
+            <m:t>=</m:t>
+          </m:r>
+          <m:r>
+            <m:t>2</m:t>
+          </m:r>
+          <m:sSub>
+            <m:e>
+              <m:r>
+                <m:t>k</m:t>
+              </m:r>
+            </m:e>
+            <m:sub>
+              <m:r>
+                <m:t>1</m:t>
+              </m:r>
+            </m:sub>
+          </m:sSub>
+          <m:r>
+            <m:rPr>
+              <m:sty m:val="p"/>
+            </m:rPr>
+            <m:t>[</m:t>
+          </m:r>
+          <m:r>
+            <m:rPr>
+              <m:sty m:val="p"/>
+            </m:rPr>
+            <m:t>S</m:t>
+          </m:r>
+          <m:r>
+            <m:rPr>
+              <m:sty m:val="p"/>
+            </m:rPr>
+            <m:t>]</m:t>
+          </m:r>
+          <m:r>
+            <m:rPr>
+              <m:sty m:val="p"/>
+            </m:rPr>
+            <m:t>−</m:t>
+          </m:r>
+          <m:r>
+            <m:t>2</m:t>
+          </m:r>
+          <m:sSub>
+            <m:e>
+              <m:r>
+                <m:t>k</m:t>
+              </m:r>
+            </m:e>
+            <m:sub>
+              <m:r>
+                <m:rPr>
+                  <m:sty m:val="p"/>
+                </m:rPr>
+                <m:t>R</m:t>
+              </m:r>
+            </m:sub>
+          </m:sSub>
+          <m:r>
+            <m:rPr>
+              <m:sty m:val="p"/>
+            </m:rPr>
+            <m:t>[</m:t>
+          </m:r>
+          <m:r>
+            <m:t>1</m:t>
+          </m:r>
+          <m:sSup>
+            <m:e>
+              <m:r>
+                <m:rPr>
+                  <m:sty m:val="p"/>
+                </m:rPr>
+                <m:t>]</m:t>
+              </m:r>
+            </m:e>
+            <m:sup>
+              <m:r>
+                <m:t>2</m:t>
+              </m:r>
+            </m:sup>
+          </m:sSup>
+          <m:r>
+            <m:rPr>
+              <m:sty m:val="p"/>
+            </m:rPr>
+            <m:t>⇒</m:t>
+          </m:r>
+          <m:r>
+            <m:rPr>
+              <m:sty m:val="p"/>
+            </m:rPr>
+            <m:t>[</m:t>
+          </m:r>
+          <m:r>
+            <m:t>1</m:t>
+          </m:r>
+          <m:r>
+            <m:rPr>
+              <m:sty m:val="p"/>
+            </m:rPr>
+            <m:t>]</m:t>
+          </m:r>
+          <m:r>
+            <m:rPr>
+              <m:sty m:val="p"/>
+            </m:rPr>
+            <m:t>=</m:t>
+          </m:r>
+          <m:rad>
+            <m:radPr>
+              <m:degHide m:val="on"/>
+            </m:radPr>
+            <m:deg/>
+            <m:e>
+              <m:f>
+                <m:fPr>
+                  <m:type m:val="bar"/>
+                </m:fPr>
+                <m:num>
+                  <m:sSub>
+                    <m:e>
+                      <m:r>
+                        <m:t>k</m:t>
+                      </m:r>
+                    </m:e>
+                    <m:sub>
+                      <m:r>
+                        <m:t>1</m:t>
+                      </m:r>
+                    </m:sub>
+                  </m:sSub>
+                  <m:r>
+                    <m:rPr>
+                      <m:sty m:val="p"/>
+                    </m:rPr>
+                    <m:t>[</m:t>
+                  </m:r>
+                  <m:r>
+                    <m:rPr>
+                      <m:sty m:val="p"/>
+                    </m:rPr>
+                    <m:t>S</m:t>
+                  </m:r>
+                  <m:r>
+                    <m:rPr>
+                      <m:sty m:val="p"/>
+                    </m:rPr>
+                    <m:t>]</m:t>
+                  </m:r>
+                </m:num>
+                <m:den>
+                  <m:sSub>
+                    <m:e>
+                      <m:r>
+                        <m:t>k</m:t>
+                      </m:r>
+                    </m:e>
+                    <m:sub>
+                      <m:r>
+                        <m:rPr>
+                          <m:sty m:val="p"/>
+                        </m:rPr>
+                        <m:t>R</m:t>
+                      </m:r>
+                    </m:sub>
+                  </m:sSub>
+                </m:den>
+              </m:f>
+            </m:e>
+          </m:rad>
+        </m:oMath>
+      </m:oMathPara>
+    </w:p>
+    <w:p>
+      <w:pPr>
+        <w:pStyle w:val="FirstParagraph"/>
+      </w:pPr>
+      <m:oMathPara>
+        <m:oMathParaPr>
+          <m:jc m:val="center"/>
+          <m:ctrlPr>
+            <w:rPr>
+              <w:sz w:val="28"/>
+              <w:szCs w:val="28"/>
+            </w:rPr>
+          </m:ctrlPr>
+        </m:oMathParaPr>
+        <m:oMath>
+          <m:sSub>
+            <m:e>
+              <m:r>
+                <m:t>r</m:t>
+              </m:r>
+            </m:e>
+            <m:sub>
+              <m:r>
+                <m:rPr>
+                  <m:nor/>
+                  <m:sty m:val="p"/>
+                </m:rPr>
+                <m:t>甲苯</m:t>
+              </m:r>
+            </m:sub>
+          </m:sSub>
+          <m:r>
+            <m:rPr>
+              <m:sty m:val="p"/>
+            </m:rPr>
+            <m:t>=</m:t>
+          </m:r>
+          <m:sSub>
+            <m:e>
+              <m:r>
+                <m:t>k</m:t>
+              </m:r>
+            </m:e>
+            <m:sub>
+              <m:r>
+                <m:t>3</m:t>
+              </m:r>
+            </m:sub>
+          </m:sSub>
+          <m:r>
+            <m:rPr>
+              <m:sty m:val="p"/>
+            </m:rPr>
+            <m:t>[</m:t>
+          </m:r>
+          <m:r>
+            <m:t>1</m:t>
+          </m:r>
+          <m:r>
+            <m:rPr>
+              <m:sty m:val="p"/>
+            </m:rPr>
+            <m:t>]</m:t>
+          </m:r>
+          <m:r>
+            <m:rPr>
+              <m:sty m:val="p"/>
+            </m:rPr>
+            <m:t>[</m:t>
+          </m:r>
+          <m:r>
+            <m:rPr>
+              <m:sty m:val="p"/>
+            </m:rPr>
+            <m:t>S</m:t>
+          </m:r>
+          <m:r>
+            <m:rPr>
+              <m:sty m:val="p"/>
+            </m:rPr>
+            <m:t>]</m:t>
+          </m:r>
+          <m:r>
+            <m:rPr>
+              <m:sty m:val="p"/>
+            </m:rPr>
+            <m:t>=</m:t>
+          </m:r>
+          <m:f>
+            <m:fPr>
+              <m:type m:val="bar"/>
+            </m:fPr>
+            <m:num>
+              <m:sSubSup>
+                <m:e>
+                  <m:r>
+                    <m:t>k</m:t>
+                  </m:r>
+                </m:e>
+                <m:sub>
+                  <m:r>
+                    <m:t>1</m:t>
+                  </m:r>
+                </m:sub>
+                <m:sup>
+                  <m:r>
+                    <m:t>1</m:t>
+                  </m:r>
+                  <m:r>
+                    <m:rPr>
+                      <m:sty m:val="p"/>
+                    </m:rPr>
+                    <m:t>/</m:t>
+                  </m:r>
+                  <m:r>
+                    <m:t>2</m:t>
+                  </m:r>
+                </m:sup>
+              </m:sSubSup>
+              <m:sSub>
+                <m:e>
+                  <m:r>
+                    <m:t>k</m:t>
+                  </m:r>
+                </m:e>
+                <m:sub>
+                  <m:r>
+                    <m:t>3</m:t>
+                  </m:r>
+                </m:sub>
+              </m:sSub>
+            </m:num>
+            <m:den>
+              <m:sSubSup>
+                <m:e>
+                  <m:r>
+                    <m:t>k</m:t>
+                  </m:r>
+                </m:e>
+                <m:sub>
+                  <m:r>
+                    <m:rPr>
+                      <m:sty m:val="p"/>
+                    </m:rPr>
+                    <m:t>R</m:t>
+                  </m:r>
+                </m:sub>
+                <m:sup>
+                  <m:r>
+                    <m:t>1</m:t>
+                  </m:r>
+                  <m:r>
+                    <m:rPr>
+                      <m:sty m:val="p"/>
+                    </m:rPr>
+                    <m:t>/</m:t>
+                  </m:r>
+                  <m:r>
+                    <m:t>2</m:t>
+                  </m:r>
+                </m:sup>
+              </m:sSubSup>
+            </m:den>
+          </m:f>
+          <m:r>
+            <m:rPr>
+              <m:sty m:val="p"/>
+            </m:rPr>
+            <m:t>[</m:t>
+          </m:r>
+          <m:r>
+            <m:rPr>
+              <m:sty m:val="p"/>
+            </m:rPr>
+            <m:t>S</m:t>
+          </m:r>
+          <m:sSup>
+            <m:e>
+              <m:r>
+                <m:rPr>
+                  <m:sty m:val="p"/>
+                </m:rPr>
+                <m:t>]</m:t>
+              </m:r>
+            </m:e>
+            <m:sup>
+              <m:r>
+                <m:t>3</m:t>
+              </m:r>
+              <m:r>
+                <m:rPr>
+                  <m:sty m:val="p"/>
+                </m:rPr>
+                <m:t>/</m:t>
+              </m:r>
+              <m:r>
+                <m:t>2</m:t>
+              </m:r>
+            </m:sup>
+          </m:sSup>
+        </m:oMath>
+      </m:oMathPara>
+    </w:p>
+    <w:p>
+      <w:pPr>
+        <w:pStyle w:val="FirstParagraph"/>
+      </w:pPr>
+      <w:r>
+        <w:rPr>
+          <w:rFonts w:ascii="Times New Roman" w:hAnsi="Times New Roman" w:eastAsia="Times New Roman" w:cs="Times New Roman"/>
+          <w:b/>
+          <w:bCs/>
+        </w:rPr>
+        <w:t xml:space="preserve">3/2 </w:t>
+      </w:r>
+      <w:r>
+        <w:rPr>
+          <w:rFonts w:hint="eastAsia" w:ascii="Times New Roman" w:hAnsi="Times New Roman" w:eastAsia="FangSong" w:cs="Times New Roman"/>
+          <w:b/>
+          <w:bCs/>
+        </w:rPr>
+        <w:t xml:space="preserve">级反应</w:t>
+      </w:r>
+      <w:r>
+        <w:rPr>
+          <w:rFonts w:hint="eastAsia" w:ascii="Times New Roman" w:hAnsi="Times New Roman" w:eastAsia="Times New Roman" w:cs="Times New Roman"/>
+        </w:rPr>
+        <w:t>。</w:t>
+      </w:r>
+      <w:r>
+        <w:rPr>
+          <w:rFonts w:hint="eastAsia" w:ascii="Times New Roman" w:hAnsi="Times New Roman" w:eastAsia="FangSong" w:cs="Times New Roman"/>
+        </w:rPr>
+        <w:t>表观速率常数</w:t>
+      </w:r>
+      <w:r>
+        <w:rPr>
+          <w:rFonts w:ascii="Times New Roman" w:hAnsi="Times New Roman" w:eastAsia="Times New Roman" w:cs="Times New Roman"/>
+        </w:rPr>
+        <w:t xml:space="preserve"> k = k</w:t>
+      </w:r>
+      <w:r>
+        <w:rPr>
+          <w:rFonts w:ascii="Times New Roman" w:hAnsi="Times New Roman" w:eastAsia="Times New Roman" w:cs="Times New Roman"/>
+          <w:vertAlign w:val="subscript"/>
+        </w:rPr>
+        <w:t>1</w:t>
+      </w:r>
+      <w:r>
+        <w:rPr>
+          <w:rFonts w:ascii="Times New Roman" w:hAnsi="Times New Roman" w:eastAsia="Times New Roman" w:cs="Times New Roman"/>
+        </w:rPr>
+        <w:t>½k</w:t>
+      </w:r>
+      <w:r>
+        <w:rPr>
+          <w:rFonts w:ascii="Times New Roman" w:hAnsi="Times New Roman" w:eastAsia="Times New Roman" w:cs="Times New Roman"/>
+          <w:vertAlign w:val="subscript"/>
+        </w:rPr>
+        <w:t>3</w:t>
+      </w:r>
+      <w:r>
+        <w:rPr>
+          <w:rFonts w:ascii="Times New Roman" w:hAnsi="Times New Roman" w:eastAsia="Times New Roman" w:cs="Times New Roman"/>
+        </w:rPr>
+        <w:t>/k_R</w:t>
+      </w:r>
+      <w:r>
+        <w:rPr>
+          <w:rFonts w:hint="eastAsia" w:ascii="Times New Roman" w:hAnsi="Times New Roman" w:eastAsia="Times New Roman" w:cs="Times New Roman"/>
+        </w:rPr>
+        <w:t xml:space="preserve">½：</w:t>
+      </w:r>
+    </w:p>
+    <w:p>
+      <w:pPr>
+        <w:pStyle w:val="BodyText"/>
+      </w:pPr>
+      <m:oMathPara>
+        <m:oMathParaPr>
+          <m:jc m:val="center"/>
+          <m:ctrlPr>
+            <w:rPr>
+              <w:sz w:val="28"/>
+              <w:szCs w:val="28"/>
+            </w:rPr>
+          </m:ctrlPr>
+        </m:oMathParaPr>
+        <m:oMath>
+          <m:r>
+            <m:t>E</m:t>
+          </m:r>
+          <m:r>
+            <m:rPr>
+              <m:sty m:val="p"/>
+            </m:rPr>
+            <m:t>=</m:t>
+          </m:r>
+          <m:f>
+            <m:fPr>
+              <m:type m:val="bar"/>
+            </m:fPr>
+            <m:num>
+              <m:sSub>
+                <m:e>
+                  <m:r>
+                    <m:t>E</m:t>
+                  </m:r>
+                </m:e>
+                <m:sub>
+                  <m:r>
+                    <m:t>1</m:t>
+                  </m:r>
+                </m:sub>
+              </m:sSub>
+            </m:num>
+            <m:den>
+              <m:r>
+                <m:t>2</m:t>
+              </m:r>
+            </m:den>
+          </m:f>
+          <m:r>
+            <m:rPr>
+              <m:sty m:val="p"/>
+            </m:rPr>
+            <m:t>+</m:t>
+          </m:r>
+          <m:sSub>
+            <m:e>
+              <m:r>
+                <m:t>E</m:t>
+              </m:r>
+            </m:e>
+            <m:sub>
+              <m:r>
+                <m:t>3</m:t>
+              </m:r>
+            </m:sub>
+          </m:sSub>
+          <m:r>
+            <m:rPr>
+              <m:sty m:val="p"/>
+            </m:rPr>
+            <m:t>−</m:t>
+          </m:r>
+          <m:f>
+            <m:fPr>
+              <m:type m:val="bar"/>
+            </m:fPr>
+            <m:num>
+              <m:sSub>
+                <m:e>
+                  <m:r>
+                    <m:t>E</m:t>
+                  </m:r>
+                </m:e>
+                <m:sub>
+                  <m:r>
+                    <m:rPr>
+                      <m:sty m:val="p"/>
+                    </m:rPr>
+                    <m:t>R</m:t>
+                  </m:r>
+                </m:sub>
+              </m:sSub>
+            </m:num>
+            <m:den>
+              <m:r>
+                <m:t>2</m:t>
+              </m:r>
+            </m:den>
+          </m:f>
+          <m:r>
+            <m:rPr>
+              <m:sty m:val="p"/>
+            </m:rPr>
+            <m:t>≈</m:t>
+          </m:r>
+          <m:f>
+            <m:fPr>
+              <m:type m:val="bar"/>
+            </m:fPr>
+            <m:num>
+              <m:sSub>
+                <m:e>
+                  <m:r>
+                    <m:t>E</m:t>
+                  </m:r>
+                </m:e>
+                <m:sub>
+                  <m:r>
+                    <m:t>1</m:t>
+                  </m:r>
+                </m:sub>
+              </m:sSub>
+            </m:num>
+            <m:den>
+              <m:r>
+                <m:t>2</m:t>
+              </m:r>
+            </m:den>
+          </m:f>
+          <m:r>
+            <m:rPr>
+              <m:sty m:val="p"/>
+            </m:rPr>
+            <m:t>+</m:t>
+          </m:r>
+          <m:sSub>
+            <m:e>
+              <m:r>
+                <m:t>E</m:t>
+              </m:r>
+            </m:e>
+            <m:sub>
+              <m:r>
+                <m:t>3</m:t>
+              </m:r>
+            </m:sub>
+          </m:sSub>
+        </m:oMath>
+      </m:oMathPara>
+    </w:p>
+    <w:p>
+      <w:pPr>
+        <w:pStyle w:val="FirstParagraph"/>
+        <w:spacing w:after="80"/>
+      </w:pPr>
+      <w:r>
+        <w:rPr>
+          <w:rFonts w:hint="eastAsia" w:ascii="Times New Roman" w:hAnsi="Times New Roman" w:eastAsia="Times New Roman" w:cs="Times New Roman"/>
+        </w:rPr>
+        <w:t>（</w:t>
+      </w:r>
+      <w:r>
+        <w:rPr>
+          <w:rFonts w:hint="eastAsia" w:ascii="Times New Roman" w:hAnsi="Times New Roman" w:eastAsia="FangSong" w:cs="Times New Roman"/>
+        </w:rPr>
+        <w:t>自由基耦合活化能</w:t>
+      </w:r>
+      <w:r>
+        <w:rPr>
+          <w:rFonts w:ascii="Times New Roman" w:hAnsi="Times New Roman" w:eastAsia="Times New Roman" w:cs="Times New Roman"/>
+        </w:rPr>
+        <w:t xml:space="preserve"> </w:t>
+      </w:r>
+      <m:oMath>
+        <m:sSub>
+          <m:e>
+            <m:r>
+              <m:t>E</m:t>
+            </m:r>
+          </m:e>
+          <m:sub>
+            <m:r>
+              <m:t>R</m:t>
+            </m:r>
+          </m:sub>
+        </m:sSub>
+      </m:oMath>
+      <w:r>
+        <w:rPr>
+          <w:rFonts w:hint="eastAsia" w:ascii="Times New Roman" w:hAnsi="Times New Roman" w:eastAsia="Times New Roman" w:cs="Times New Roman"/>
+        </w:rPr>
+        <w:t xml:space="preserve">≈0）</w:t>
+      </w:r>
+    </w:p>
+    <w:tbl>
+      <w:tblPr>
+        <w:tblStyle w:val="Table"/>
+        <w:tblW w:type="auto" w:w="0"/>
+        <w:tblLook w:firstRow="1" w:lastRow="0" w:firstColumn="0" w:lastColumn="0" w:noHBand="0" w:noVBand="0" w:val="0020"/>
+      </w:tblPr>
+      <w:tblGrid>
+        <w:gridCol w:w="3960"/>
+        <w:gridCol w:w="3960"/>
+      </w:tblGrid>
+      <w:tr>
+        <w:trPr>
+          <w:tblHeader w:val="on"/>
+        </w:trPr>
+        <w:tc>
+          <w:tcPr/>
+          <w:p>
+            <w:pPr>
+              <w:pStyle w:val="Compact"/>
+              <w:jc w:val="center"/>
+            </w:pPr>
+            <w:r>
+              <w:rPr>
+                <w:rFonts w:hint="eastAsia" w:ascii="Times New Roman" w:hAnsi="Times New Roman" w:eastAsia="SimHei" w:cs="Times New Roman"/>
+                <w:b/>
+              </w:rPr>
+              <w:t xml:space="preserve">知识点</w:t>
+            </w:r>
+          </w:p>
+        </w:tc>
+        <w:tc>
+          <w:tcPr/>
+          <w:p>
+            <w:pPr>
+              <w:pStyle w:val="Compact"/>
+              <w:jc w:val="center"/>
+            </w:pPr>
+            <w:r>
+              <w:rPr>
+                <w:rFonts w:hint="eastAsia" w:ascii="Times New Roman" w:hAnsi="Times New Roman" w:eastAsia="SimHei" w:cs="Times New Roman"/>
+                <w:b/>
+              </w:rPr>
+              <w:t xml:space="preserve">本题应用</w:t>
+            </w:r>
+          </w:p>
+        </w:tc>
+      </w:tr>
+      <w:tr>
+        <w:tc>
+          <w:tcPr/>
+          <w:p>
+            <w:pPr>
+              <w:pStyle w:val="Compact"/>
+              <w:jc w:val="center"/>
+            </w:pPr>
+            <w:r>
+              <w:rPr>
+                <w:rFonts w:hint="eastAsia" w:ascii="Times New Roman" w:hAnsi="Times New Roman" w:eastAsia="FangSong" w:cs="Times New Roman"/>
+              </w:rPr>
+              <w:t xml:space="preserve">自由基</w:t>
+            </w:r>
+          </w:p>
+        </w:tc>
+        <w:tc>
+          <w:tcPr/>
+          <w:p>
+            <w:pPr>
+              <w:pStyle w:val="Compact"/>
+              <w:jc w:val="center"/>
+            </w:pPr>
+            <w:r>
+              <w:rPr>
+                <w:rFonts w:ascii="Times New Roman" w:hAnsi="Times New Roman" w:eastAsia="Times New Roman" w:cs="Times New Roman"/>
+              </w:rPr>
+              <w:t>PhCH</w:t>
+            </w:r>
+            <w:r>
+              <w:rPr>
+                <w:rFonts w:ascii="Times New Roman" w:hAnsi="Times New Roman" w:eastAsia="Times New Roman" w:cs="Times New Roman"/>
+                <w:vertAlign w:val="subscript"/>
+              </w:rPr>
+              <w:t>2</w:t>
+            </w:r>
+            <w:r>
+              <w:rPr>
+                <w:rFonts w:ascii="Times New Roman" w:hAnsi="Times New Roman" w:eastAsia="Times New Roman" w:cs="Times New Roman"/>
+              </w:rPr>
+              <w:t>· / PhCH</w:t>
+            </w:r>
+            <w:r>
+              <w:rPr>
+                <w:rFonts w:ascii="Times New Roman" w:hAnsi="Times New Roman" w:eastAsia="Times New Roman" w:cs="Times New Roman"/>
+                <w:vertAlign w:val="subscript"/>
+              </w:rPr>
+              <w:t>2</w:t>
+            </w:r>
+            <w:r>
+              <w:rPr>
+                <w:rFonts w:ascii="Times New Roman" w:hAnsi="Times New Roman" w:eastAsia="Times New Roman" w:cs="Times New Roman"/>
+              </w:rPr>
+              <w:t>CH</w:t>
+            </w:r>
+            <w:r>
+              <w:rPr>
+                <w:rFonts w:ascii="Times New Roman" w:hAnsi="Times New Roman" w:eastAsia="Times New Roman" w:cs="Times New Roman"/>
+                <w:vertAlign w:val="subscript"/>
+              </w:rPr>
+              <w:t>2</w:t>
+            </w:r>
+            <w:r>
+              <w:rPr>
+                <w:rFonts w:ascii="Times New Roman" w:hAnsi="Times New Roman" w:eastAsia="Times New Roman" w:cs="Times New Roman"/>
+              </w:rPr>
+              <w:t>· / PhĊHCH</w:t>
+            </w:r>
+            <w:r>
+              <w:rPr>
+                <w:rFonts w:ascii="Times New Roman" w:hAnsi="Times New Roman" w:eastAsia="Times New Roman" w:cs="Times New Roman"/>
+                <w:vertAlign w:val="subscript"/>
+              </w:rPr>
+              <w:t>2</w:t>
+            </w:r>
+            <w:r>
+              <w:rPr>
+                <w:rFonts w:ascii="Times New Roman" w:hAnsi="Times New Roman" w:eastAsia="Times New Roman" w:cs="Times New Roman"/>
+              </w:rPr>
+              <w:t>CH</w:t>
+            </w:r>
+            <w:r>
+              <w:rPr>
+                <w:rFonts w:ascii="Times New Roman" w:hAnsi="Times New Roman" w:eastAsia="Times New Roman" w:cs="Times New Roman"/>
+                <w:vertAlign w:val="subscript"/>
+              </w:rPr>
+              <w:t>2</w:t>
+            </w:r>
+            <w:r>
+              <w:rPr>
+                <w:rFonts w:ascii="Times New Roman" w:hAnsi="Times New Roman" w:eastAsia="Times New Roman" w:cs="Times New Roman"/>
+              </w:rPr>
+              <w:t>Ph</w:t>
+            </w:r>
+          </w:p>
+        </w:tc>
+      </w:tr>
+      <w:tr>
+        <w:tc>
+          <w:tcPr/>
+          <w:p>
+            <w:pPr>
+              <w:pStyle w:val="Compact"/>
+              <w:jc w:val="center"/>
+            </w:pPr>
+            <w:r>
+              <w:rPr>
+                <w:rFonts w:hint="eastAsia" w:ascii="Times New Roman" w:hAnsi="Times New Roman" w:eastAsia="FangSong" w:cs="Times New Roman"/>
+              </w:rPr>
+              <w:t xml:space="preserve">链反应</w:t>
+            </w:r>
+          </w:p>
+        </w:tc>
+        <w:tc>
+          <w:tcPr/>
+          <w:p>
+            <w:pPr>
+              <w:pStyle w:val="Compact"/>
+              <w:jc w:val="center"/>
+            </w:pPr>
+            <w:r>
+              <w:rPr>
+                <w:rFonts w:hint="eastAsia" w:ascii="Times New Roman" w:hAnsi="Times New Roman" w:eastAsia="FangSong" w:cs="Times New Roman"/>
+              </w:rPr>
+              <w:t>引发</w:t>
+            </w:r>
+            <w:r>
+              <w:rPr>
+                <w:rFonts w:hint="eastAsia" w:ascii="Times New Roman" w:hAnsi="Times New Roman" w:eastAsia="Times New Roman" w:cs="Times New Roman"/>
+              </w:rPr>
+              <w:t>/</w:t>
+            </w:r>
+            <w:r>
+              <w:rPr>
+                <w:rFonts w:hint="eastAsia" w:ascii="Times New Roman" w:hAnsi="Times New Roman" w:eastAsia="FangSong" w:cs="Times New Roman"/>
+              </w:rPr>
+              <w:t>传递</w:t>
+            </w:r>
+            <w:r>
+              <w:rPr>
+                <w:rFonts w:hint="eastAsia" w:ascii="Times New Roman" w:hAnsi="Times New Roman" w:eastAsia="Times New Roman" w:cs="Times New Roman"/>
+              </w:rPr>
+              <w:t>/</w:t>
+            </w:r>
+            <w:r>
+              <w:rPr>
+                <w:rFonts w:hint="eastAsia" w:ascii="Times New Roman" w:hAnsi="Times New Roman" w:eastAsia="FangSong" w:cs="Times New Roman"/>
+              </w:rPr>
+              <w:t>终止分类</w:t>
+            </w:r>
+          </w:p>
+        </w:tc>
+      </w:tr>
+      <w:tr>
+        <w:tc>
+          <w:tcPr/>
+          <w:p>
+            <w:pPr>
+              <w:pStyle w:val="Compact"/>
+              <w:jc w:val="center"/>
+            </w:pPr>
+            <w:r>
+              <w:rPr>
+                <w:rFonts w:hint="eastAsia" w:ascii="Times New Roman" w:hAnsi="Times New Roman" w:eastAsia="FangSong" w:cs="Times New Roman"/>
+              </w:rPr>
+              <w:t xml:space="preserve">稳态近似</w:t>
+            </w:r>
+          </w:p>
+        </w:tc>
+        <w:tc>
+          <w:tcPr/>
+          <w:p>
+            <w:pPr>
+              <w:pStyle w:val="Compact"/>
+              <w:jc w:val="center"/>
+            </w:pPr>
+            <w:r>
+              <w:rPr>
+                <w:rFonts w:hint="eastAsia" w:ascii="Times New Roman" w:hAnsi="Times New Roman" w:eastAsia="FangSong" w:cs="Times New Roman"/>
+              </w:rPr>
+              <w:t xml:space="preserve">自由基稳态浓度</w:t>
+            </w:r>
+          </w:p>
+        </w:tc>
+      </w:tr>
+      <w:tr>
+        <w:tc>
+          <w:tcPr/>
+          <w:p>
+            <w:pPr>
+              <w:pStyle w:val="Compact"/>
+              <w:jc w:val="center"/>
+            </w:pPr>
+            <w:r>
+              <w:rPr>
+                <w:rFonts w:hint="eastAsia" w:ascii="Times New Roman" w:hAnsi="Times New Roman" w:eastAsia="FangSong" w:cs="Times New Roman"/>
+              </w:rPr>
+              <w:t xml:space="preserve">速率方程</w:t>
+            </w:r>
+          </w:p>
+        </w:tc>
+        <w:tc>
+          <w:tcPr/>
+          <w:p>
+            <w:pPr>
+              <w:pStyle w:val="Compact"/>
+              <w:jc w:val="center"/>
+            </w:pPr>
+            <w:r>
+              <w:rPr>
+                <w:rFonts w:ascii="Times New Roman" w:hAnsi="Times New Roman" w:eastAsia="Times New Roman" w:cs="Times New Roman"/>
+              </w:rPr>
+              <w:t xml:space="preserve">3/2 </w:t>
+            </w:r>
+            <w:r>
+              <w:rPr>
+                <w:rFonts w:hint="eastAsia" w:ascii="Times New Roman" w:hAnsi="Times New Roman" w:eastAsia="FangSong" w:cs="Times New Roman"/>
+              </w:rPr>
+              <w:t xml:space="preserve">级有效活化能</w:t>
+            </w:r>
+          </w:p>
+        </w:tc>
+      </w:tr>
+    </w:tbl>
+    <w:p>
+      <w:pPr>
+        <w:spacing w:before="160" w:after="80"/>
+      </w:pPr>
+      <w:r>
+        <w:pict>
+          <v:rect style="width:0;height:1.5pt" o:hralign="center" o:hrstd="t" o:hr="t"/>
+        </w:pict>
+      </w:r>
+    </w:p>
+    <w:bookmarkEnd w:id="173"/>
+    <w:bookmarkStart w:id="174" w:name="化学能力测试-ch9b-2-汽油烷基化与重整推断"/>
+    <w:p>
+      <w:pPr>
+        <w:pStyle w:val="Heading2"/>
+        <w:spacing w:before="280" w:after="80"/>
+        <w:keepNext/>
+      </w:pPr>
+      <w:r>
+        <w:rPr>
+          <w:rFonts w:ascii="Times New Roman" w:hAnsi="Times New Roman" w:eastAsia="Times New Roman" w:cs="Times New Roman"/>
+        </w:rPr>
+        <w:t xml:space="preserve">3.31 </w:t>
+      </w:r>
+      <w:r>
+        <w:rPr>
           <w:rFonts w:hint="eastAsia" w:ascii="Times New Roman" w:hAnsi="Times New Roman" w:eastAsia="SimHei" w:cs="Times New Roman"/>
         </w:rPr>
-        <w:t>第</w:t>
-      </w:r>
-      <w:r>
-        <w:rPr>
-          <w:rFonts w:hint="eastAsia" w:ascii="Times New Roman" w:hAnsi="Times New Roman" w:eastAsia="Times New Roman" w:cs="Times New Roman"/>
-        </w:rPr>
-        <w:t>26</w:t>
+        <w:t>化学能力测试</w:t>
+      </w:r>
+      <w:r>
+        <w:rPr>
+          <w:rFonts w:hint="eastAsia" w:ascii="Times New Roman" w:hAnsi="Times New Roman" w:eastAsia="Times New Roman" w:cs="Times New Roman"/>
+        </w:rPr>
+        <w:t>-Ch9B-2-</w:t>
       </w:r>
       <w:r>
         <w:rPr>
           <w:rFonts w:hint="eastAsia" w:ascii="Times New Roman" w:hAnsi="Times New Roman" w:eastAsia="SimHei" w:cs="Times New Roman"/>
         </w:rPr>
-        <w:t>届初赛</w:t>
+        <w:t>汽油烷基化与重整推断</w:t>
+      </w:r>
+    </w:p>
+    <w:p>
+      <w:pPr>
+        <w:pStyle w:val="FirstParagraph"/>
+      </w:pPr>
+      <w:r>
+        <w:rPr>
+          <w:rFonts w:hint="eastAsia" w:ascii="Times New Roman" w:hAnsi="Times New Roman" w:eastAsia="FangSong" w:cs="Times New Roman"/>
+        </w:rPr>
+        <w:t>在不使用有毒的添加剂</w:t>
+      </w:r>
+      <w:r>
+        <w:rPr>
+          <w:rFonts w:hint="eastAsia" w:ascii="Times New Roman" w:hAnsi="Times New Roman" w:eastAsia="Times New Roman" w:cs="Times New Roman"/>
+        </w:rPr>
+        <w:t>（</w:t>
+      </w:r>
+      <w:r>
+        <w:rPr>
+          <w:rFonts w:hint="eastAsia" w:ascii="Times New Roman" w:hAnsi="Times New Roman" w:eastAsia="FangSong" w:cs="Times New Roman"/>
+        </w:rPr>
+        <w:t>如四乙基铅</w:t>
       </w:r>
       <w:r>
         <w:rPr>
@@ -13675,6 +16589,659 @@
         </w:rPr>
         <w:t>）</w:t>
       </w:r>
+      <w:r>
+        <w:rPr>
+          <w:rFonts w:hint="eastAsia" w:ascii="Times New Roman" w:hAnsi="Times New Roman" w:eastAsia="FangSong" w:cs="Times New Roman"/>
+        </w:rPr>
+        <w:t>的情况下</w:t>
+      </w:r>
+      <w:r>
+        <w:rPr>
+          <w:rFonts w:hint="eastAsia" w:ascii="Times New Roman" w:hAnsi="Times New Roman" w:eastAsia="Times New Roman" w:cs="Times New Roman"/>
+        </w:rPr>
+        <w:t>，</w:t>
+      </w:r>
+      <w:r>
+        <w:rPr>
+          <w:rFonts w:hint="eastAsia" w:ascii="Times New Roman" w:hAnsi="Times New Roman" w:eastAsia="FangSong" w:cs="Times New Roman"/>
+        </w:rPr>
+        <w:t>如何改进液体汽油燃料的性能一直是一个很重要的问题</w:t>
+      </w:r>
+      <w:r>
+        <w:rPr>
+          <w:rFonts w:hint="eastAsia" w:ascii="Times New Roman" w:hAnsi="Times New Roman" w:eastAsia="Times New Roman" w:cs="Times New Roman"/>
+        </w:rPr>
+        <w:t>。</w:t>
+      </w:r>
+      <w:r>
+        <w:rPr>
+          <w:rFonts w:hint="eastAsia" w:ascii="Times New Roman" w:hAnsi="Times New Roman" w:eastAsia="FangSong" w:cs="Times New Roman"/>
+        </w:rPr>
+        <w:t>将从石油裂化中得到的原燃料进行烷基化和重整的方法常用于提高低辛烷值燃料的辛烷值</w:t>
+      </w:r>
+      <w:r>
+        <w:rPr>
+          <w:rFonts w:hint="eastAsia" w:ascii="Times New Roman" w:hAnsi="Times New Roman" w:eastAsia="Times New Roman" w:cs="Times New Roman"/>
+        </w:rPr>
+        <w:t>（</w:t>
+      </w:r>
+      <w:r>
+        <w:rPr>
+          <w:rFonts w:hint="eastAsia" w:ascii="Times New Roman" w:hAnsi="Times New Roman" w:eastAsia="FangSong" w:cs="Times New Roman"/>
+        </w:rPr>
+        <w:t>重整是指一种过程</w:t>
+      </w:r>
+      <w:r>
+        <w:rPr>
+          <w:rFonts w:hint="eastAsia" w:ascii="Times New Roman" w:hAnsi="Times New Roman" w:eastAsia="Times New Roman" w:cs="Times New Roman"/>
+        </w:rPr>
+        <w:t>，</w:t>
+      </w:r>
+      <w:r>
+        <w:rPr>
+          <w:rFonts w:hint="eastAsia" w:ascii="Times New Roman" w:hAnsi="Times New Roman" w:eastAsia="FangSong" w:cs="Times New Roman"/>
+        </w:rPr>
+        <w:t>在此过程中利用催化环化反应和脱氢将开链烃转变为芳烃</w:t>
+      </w:r>
+      <w:r>
+        <w:rPr>
+          <w:rFonts w:hint="eastAsia" w:ascii="Times New Roman" w:hAnsi="Times New Roman" w:eastAsia="Times New Roman" w:cs="Times New Roman"/>
+        </w:rPr>
+        <w:t>）。</w:t>
+      </w:r>
+    </w:p>
+    <w:p>
+      <w:pPr>
+        <w:pStyle w:val="BodyText"/>
+      </w:pPr>
+      <w:r>
+        <w:rPr>
+          <w:rFonts w:hint="eastAsia" w:ascii="Times New Roman" w:hAnsi="Times New Roman" w:eastAsia="FangSong" w:cs="Times New Roman"/>
+        </w:rPr>
+        <w:t xml:space="preserve">一种低辛烷值的汽油组分</w:t>
+      </w:r>
+      <w:r>
+        <w:rPr>
+          <w:rFonts w:ascii="Times New Roman" w:hAnsi="Times New Roman" w:eastAsia="Times New Roman" w:cs="Times New Roman"/>
+        </w:rPr>
+        <w:t xml:space="preserve"> A </w:t>
+      </w:r>
+      <w:r>
+        <w:rPr>
+          <w:rFonts w:hint="eastAsia" w:ascii="Times New Roman" w:hAnsi="Times New Roman" w:eastAsia="FangSong" w:cs="Times New Roman"/>
+        </w:rPr>
+        <w:t xml:space="preserve">用异丁烷烷基化后得到化合物</w:t>
+      </w:r>
+      <w:r>
+        <w:rPr>
+          <w:rFonts w:ascii="Times New Roman" w:hAnsi="Times New Roman" w:eastAsia="Times New Roman" w:cs="Times New Roman"/>
+        </w:rPr>
+        <w:t xml:space="preserve"> </w:t>
+      </w:r>
+      <w:r>
+        <w:rPr>
+          <w:rFonts w:hint="eastAsia" w:ascii="Times New Roman" w:hAnsi="Times New Roman" w:eastAsia="Times New Roman" w:cs="Times New Roman"/>
+        </w:rPr>
+        <w:t>B，</w:t>
+      </w:r>
+      <w:r>
+        <w:rPr>
+          <w:rFonts w:hint="eastAsia" w:ascii="Times New Roman" w:hAnsi="Times New Roman" w:eastAsia="FangSong" w:cs="Times New Roman"/>
+        </w:rPr>
+        <w:t>含氢量增加了</w:t>
+      </w:r>
+      <w:r>
+        <w:rPr>
+          <w:rFonts w:ascii="Times New Roman" w:hAnsi="Times New Roman" w:eastAsia="Times New Roman" w:cs="Times New Roman"/>
+        </w:rPr>
+        <w:t xml:space="preserve"> </w:t>
+      </w:r>
+      <w:r>
+        <w:rPr>
+          <w:rFonts w:hint="eastAsia" w:ascii="Times New Roman" w:hAnsi="Times New Roman" w:eastAsia="Times New Roman" w:cs="Times New Roman"/>
+        </w:rPr>
+        <w:t>1.00%。</w:t>
+      </w:r>
+      <w:r>
+        <w:rPr>
+          <w:rFonts w:hint="eastAsia" w:ascii="Times New Roman" w:hAnsi="Times New Roman" w:eastAsia="FangSong" w:cs="Times New Roman"/>
+        </w:rPr>
+        <w:t>另一方面</w:t>
+      </w:r>
+      <w:r>
+        <w:rPr>
+          <w:rFonts w:hint="eastAsia" w:ascii="Times New Roman" w:hAnsi="Times New Roman" w:eastAsia="Times New Roman" w:cs="Times New Roman"/>
+        </w:rPr>
+        <w:t>，</w:t>
+      </w:r>
+      <w:r>
+        <w:rPr>
+          <w:rFonts w:hint="eastAsia" w:ascii="Times New Roman" w:hAnsi="Times New Roman" w:eastAsia="FangSong" w:cs="Times New Roman"/>
+        </w:rPr>
+        <w:t>在重整条件下</w:t>
+      </w:r>
+      <w:r>
+        <w:rPr>
+          <w:rFonts w:ascii="Times New Roman" w:hAnsi="Times New Roman" w:eastAsia="Times New Roman" w:cs="Times New Roman"/>
+        </w:rPr>
+        <w:t xml:space="preserve"> A </w:t>
+      </w:r>
+      <w:r>
+        <w:rPr>
+          <w:rFonts w:hint="eastAsia" w:ascii="Times New Roman" w:hAnsi="Times New Roman" w:eastAsia="FangSong" w:cs="Times New Roman"/>
+        </w:rPr>
+        <w:t xml:space="preserve">转变为烃</w:t>
+      </w:r>
+      <w:r>
+        <w:rPr>
+          <w:rFonts w:ascii="Times New Roman" w:hAnsi="Times New Roman" w:eastAsia="Times New Roman" w:cs="Times New Roman"/>
+        </w:rPr>
+        <w:t xml:space="preserve"> </w:t>
+      </w:r>
+      <w:r>
+        <w:rPr>
+          <w:rFonts w:hint="eastAsia" w:ascii="Times New Roman" w:hAnsi="Times New Roman" w:eastAsia="Times New Roman" w:cs="Times New Roman"/>
+        </w:rPr>
+        <w:t>C。</w:t>
+      </w:r>
+      <w:r>
+        <w:rPr>
+          <w:rFonts w:hint="eastAsia" w:ascii="Times New Roman" w:hAnsi="Times New Roman" w:eastAsia="FangSong" w:cs="Times New Roman"/>
+        </w:rPr>
+        <w:t>已知烃</w:t>
+      </w:r>
+      <w:r>
+        <w:rPr>
+          <w:rFonts w:ascii="Times New Roman" w:hAnsi="Times New Roman" w:eastAsia="Times New Roman" w:cs="Times New Roman"/>
+        </w:rPr>
+        <w:t xml:space="preserve"> C </w:t>
+      </w:r>
+      <w:r>
+        <w:rPr>
+          <w:rFonts w:hint="eastAsia" w:ascii="Times New Roman" w:hAnsi="Times New Roman" w:eastAsia="FangSong" w:cs="Times New Roman"/>
+        </w:rPr>
+        <w:t>在硝化后只生成一种一元硝化衍生物</w:t>
+      </w:r>
+      <w:r>
+        <w:rPr>
+          <w:rFonts w:hint="eastAsia" w:ascii="Times New Roman" w:hAnsi="Times New Roman" w:eastAsia="Times New Roman" w:cs="Times New Roman"/>
+        </w:rPr>
+        <w:t>，</w:t>
+      </w:r>
+      <w:r>
+        <w:rPr>
+          <w:rFonts w:hint="eastAsia" w:ascii="Times New Roman" w:hAnsi="Times New Roman" w:eastAsia="FangSong" w:cs="Times New Roman"/>
+        </w:rPr>
+        <w:t>与溴水不反应</w:t>
+      </w:r>
+      <w:r>
+        <w:rPr>
+          <w:rFonts w:hint="eastAsia" w:ascii="Times New Roman" w:hAnsi="Times New Roman" w:eastAsia="Times New Roman" w:cs="Times New Roman"/>
+        </w:rPr>
+        <w:t>，</w:t>
+      </w:r>
+      <w:r>
+        <w:rPr>
+          <w:rFonts w:hint="eastAsia" w:ascii="Times New Roman" w:hAnsi="Times New Roman" w:eastAsia="FangSong" w:cs="Times New Roman"/>
+        </w:rPr>
+        <w:t>与高锰酸钾的酸性溶液回流时生成一种酸</w:t>
+      </w:r>
+      <w:r>
+        <w:rPr>
+          <w:rFonts w:ascii="Times New Roman" w:hAnsi="Times New Roman" w:eastAsia="Times New Roman" w:cs="Times New Roman"/>
+        </w:rPr>
+        <w:t xml:space="preserve"> D。D </w:t>
+      </w:r>
+      <w:r>
+        <w:rPr>
+          <w:rFonts w:hint="eastAsia" w:ascii="Times New Roman" w:hAnsi="Times New Roman" w:eastAsia="FangSong" w:cs="Times New Roman"/>
+        </w:rPr>
+        <w:t xml:space="preserve">与等摩尔量的</w:t>
+      </w:r>
+      <w:r>
+        <w:rPr>
+          <w:rFonts w:ascii="Times New Roman" w:hAnsi="Times New Roman" w:eastAsia="Times New Roman" w:cs="Times New Roman"/>
+        </w:rPr>
+        <w:t xml:space="preserve"> </w:t>
+      </w:r>
+      <w:r>
+        <w:rPr>
+          <w:rFonts w:hint="eastAsia" w:ascii="Times New Roman" w:hAnsi="Times New Roman" w:eastAsia="Times New Roman" w:cs="Times New Roman"/>
+        </w:rPr>
+        <w:t>1,6-</w:t>
+      </w:r>
+      <w:r>
+        <w:rPr>
+          <w:rFonts w:hint="eastAsia" w:ascii="Times New Roman" w:hAnsi="Times New Roman" w:eastAsia="FangSong" w:cs="Times New Roman"/>
+        </w:rPr>
+        <w:t>二氨基己烷聚合</w:t>
+      </w:r>
+      <w:r>
+        <w:rPr>
+          <w:rFonts w:hint="eastAsia" w:ascii="Times New Roman" w:hAnsi="Times New Roman" w:eastAsia="Times New Roman" w:cs="Times New Roman"/>
+        </w:rPr>
+        <w:t>，</w:t>
+      </w:r>
+      <w:r>
+        <w:rPr>
+          <w:rFonts w:hint="eastAsia" w:ascii="Times New Roman" w:hAnsi="Times New Roman" w:eastAsia="FangSong" w:cs="Times New Roman"/>
+        </w:rPr>
+        <w:t>可得到具有商业价值的聚合物</w:t>
+      </w:r>
+      <w:r>
+        <w:rPr>
+          <w:rFonts w:hint="eastAsia" w:ascii="Times New Roman" w:hAnsi="Times New Roman" w:eastAsia="Times New Roman" w:cs="Times New Roman"/>
+        </w:rPr>
+        <w:t>。D</w:t>
+      </w:r>
+      <w:r>
+        <w:rPr>
+          <w:rFonts w:ascii="Times New Roman" w:hAnsi="Times New Roman" w:eastAsia="Times New Roman" w:cs="Times New Roman"/>
+        </w:rPr>
+        <w:t xml:space="preserve"> </w:t>
+      </w:r>
+      <w:r>
+        <w:rPr>
+          <w:rFonts w:hint="eastAsia" w:ascii="Times New Roman" w:hAnsi="Times New Roman" w:eastAsia="FangSong" w:cs="Times New Roman"/>
+        </w:rPr>
+        <w:t xml:space="preserve">和碱熔融时可生成化合物</w:t>
+      </w:r>
+      <w:r>
+        <w:rPr>
+          <w:rFonts w:ascii="Times New Roman" w:hAnsi="Times New Roman" w:eastAsia="Times New Roman" w:cs="Times New Roman"/>
+        </w:rPr>
+        <w:t xml:space="preserve"> </w:t>
+      </w:r>
+      <w:r>
+        <w:rPr>
+          <w:rFonts w:hint="eastAsia" w:ascii="Times New Roman" w:hAnsi="Times New Roman" w:eastAsia="Times New Roman" w:cs="Times New Roman"/>
+        </w:rPr>
+        <w:t xml:space="preserve">E，E</w:t>
+      </w:r>
+      <w:r>
+        <w:rPr>
+          <w:rFonts w:ascii="Times New Roman" w:hAnsi="Times New Roman" w:eastAsia="Times New Roman" w:cs="Times New Roman"/>
+        </w:rPr>
+        <w:t xml:space="preserve"> </w:t>
+      </w:r>
+      <w:r>
+        <w:rPr>
+          <w:rFonts w:hint="eastAsia" w:ascii="Times New Roman" w:hAnsi="Times New Roman" w:eastAsia="FangSong" w:cs="Times New Roman"/>
+        </w:rPr>
+        <w:t xml:space="preserve">经彻底氢化生成</w:t>
+      </w:r>
+      <w:r>
+        <w:rPr>
+          <w:rFonts w:ascii="Times New Roman" w:hAnsi="Times New Roman" w:eastAsia="Times New Roman" w:cs="Times New Roman"/>
+        </w:rPr>
+        <w:t xml:space="preserve"> </w:t>
+      </w:r>
+      <w:r>
+        <w:rPr>
+          <w:rFonts w:hint="eastAsia" w:ascii="Times New Roman" w:hAnsi="Times New Roman" w:eastAsia="Times New Roman" w:cs="Times New Roman"/>
+        </w:rPr>
+        <w:t>F。</w:t>
+      </w:r>
+      <w:r>
+        <w:rPr>
+          <w:rFonts w:hint="eastAsia" w:ascii="Times New Roman" w:hAnsi="Times New Roman" w:eastAsia="FangSong" w:cs="Times New Roman"/>
+        </w:rPr>
+        <w:t>烃</w:t>
+      </w:r>
+      <w:r>
+        <w:rPr>
+          <w:rFonts w:ascii="Times New Roman" w:hAnsi="Times New Roman" w:eastAsia="Times New Roman" w:cs="Times New Roman"/>
+        </w:rPr>
+        <w:t xml:space="preserve"> A、F </w:t>
+      </w:r>
+      <w:r>
+        <w:rPr>
+          <w:rFonts w:hint="eastAsia" w:ascii="Times New Roman" w:hAnsi="Times New Roman" w:eastAsia="FangSong" w:cs="Times New Roman"/>
+        </w:rPr>
+        <w:t xml:space="preserve">和</w:t>
+      </w:r>
+      <w:r>
+        <w:rPr>
+          <w:rFonts w:ascii="Times New Roman" w:hAnsi="Times New Roman" w:eastAsia="Times New Roman" w:cs="Times New Roman"/>
+        </w:rPr>
+        <w:t xml:space="preserve"> C </w:t>
+      </w:r>
+      <w:r>
+        <w:rPr>
+          <w:rFonts w:hint="eastAsia" w:ascii="Times New Roman" w:hAnsi="Times New Roman" w:eastAsia="FangSong" w:cs="Times New Roman"/>
+        </w:rPr>
+        <w:t>的彻底氧化产物均具有相同的组成</w:t>
+      </w:r>
+      <w:r>
+        <w:rPr>
+          <w:rFonts w:hint="eastAsia" w:ascii="Times New Roman" w:hAnsi="Times New Roman" w:eastAsia="Times New Roman" w:cs="Times New Roman"/>
+        </w:rPr>
+        <w:t>。</w:t>
+      </w:r>
+      <w:r>
+        <w:rPr>
+          <w:rFonts w:hint="eastAsia" w:ascii="Times New Roman" w:hAnsi="Times New Roman" w:eastAsia="FangSong" w:cs="Times New Roman"/>
+        </w:rPr>
+        <w:t>烃</w:t>
+      </w:r>
+      <w:r>
+        <w:rPr>
+          <w:rFonts w:ascii="Times New Roman" w:hAnsi="Times New Roman" w:eastAsia="Times New Roman" w:cs="Times New Roman"/>
+        </w:rPr>
+        <w:t xml:space="preserve"> A </w:t>
+      </w:r>
+      <w:r>
+        <w:rPr>
+          <w:rFonts w:hint="eastAsia" w:ascii="Times New Roman" w:hAnsi="Times New Roman" w:eastAsia="FangSong" w:cs="Times New Roman"/>
+        </w:rPr>
+        <w:t>无几何异构体</w:t>
+      </w:r>
+      <w:r>
+        <w:rPr>
+          <w:rFonts w:hint="eastAsia" w:ascii="Times New Roman" w:hAnsi="Times New Roman" w:eastAsia="Times New Roman" w:cs="Times New Roman"/>
+        </w:rPr>
+        <w:t>，</w:t>
+      </w:r>
+      <w:r>
+        <w:rPr>
+          <w:rFonts w:hint="eastAsia" w:ascii="Times New Roman" w:hAnsi="Times New Roman" w:eastAsia="FangSong" w:cs="Times New Roman"/>
+        </w:rPr>
+        <w:t>臭氧氧化后得到酮</w:t>
+      </w:r>
+      <w:r>
+        <w:rPr>
+          <w:rFonts w:hint="eastAsia" w:ascii="Times New Roman" w:hAnsi="Times New Roman" w:eastAsia="Times New Roman" w:cs="Times New Roman"/>
+        </w:rPr>
+        <w:t>，</w:t>
+      </w:r>
+      <w:r>
+        <w:rPr>
+          <w:rFonts w:hint="eastAsia" w:ascii="Times New Roman" w:hAnsi="Times New Roman" w:eastAsia="FangSong" w:cs="Times New Roman"/>
+        </w:rPr>
+        <w:t>酮的卤仿反应为阳性</w:t>
+      </w:r>
+      <w:r>
+        <w:rPr>
+          <w:rFonts w:hint="eastAsia" w:ascii="Times New Roman" w:hAnsi="Times New Roman" w:eastAsia="Times New Roman" w:cs="Times New Roman"/>
+        </w:rPr>
+        <w:t>。</w:t>
+      </w:r>
+    </w:p>
+    <w:p>
+      <w:pPr>
+        <w:pStyle w:val="BodyText"/>
+      </w:pPr>
+      <w:r>
+        <w:rPr>
+          <w:rFonts w:ascii="Times New Roman" w:hAnsi="Times New Roman" w:eastAsia="Times New Roman" w:cs="Times New Roman"/>
+        </w:rPr>
+        <w:t xml:space="preserve">2-1. </w:t>
+      </w:r>
+      <w:r>
+        <w:rPr>
+          <w:rFonts w:hint="eastAsia" w:ascii="Times New Roman" w:hAnsi="Times New Roman" w:eastAsia="FangSong" w:cs="Times New Roman"/>
+        </w:rPr>
+        <w:t xml:space="preserve">写出酸</w:t>
+      </w:r>
+      <w:r>
+        <w:rPr>
+          <w:rFonts w:ascii="Times New Roman" w:hAnsi="Times New Roman" w:eastAsia="Times New Roman" w:cs="Times New Roman"/>
+        </w:rPr>
+        <w:t xml:space="preserve"> D </w:t>
+      </w:r>
+      <w:r>
+        <w:rPr>
+          <w:rFonts w:hint="eastAsia" w:ascii="Times New Roman" w:hAnsi="Times New Roman" w:eastAsia="FangSong" w:cs="Times New Roman"/>
+        </w:rPr>
+        <w:t xml:space="preserve">和烃</w:t>
+      </w:r>
+      <w:r>
+        <w:rPr>
+          <w:rFonts w:ascii="Times New Roman" w:hAnsi="Times New Roman" w:eastAsia="Times New Roman" w:cs="Times New Roman"/>
+        </w:rPr>
+        <w:t xml:space="preserve"> E、F </w:t>
+      </w:r>
+      <w:r>
+        <w:rPr>
+          <w:rFonts w:hint="eastAsia" w:ascii="Times New Roman" w:hAnsi="Times New Roman" w:eastAsia="FangSong" w:cs="Times New Roman"/>
+        </w:rPr>
+        <w:t>的结构</w:t>
+      </w:r>
+      <w:r>
+        <w:rPr>
+          <w:rFonts w:hint="eastAsia" w:ascii="Times New Roman" w:hAnsi="Times New Roman" w:eastAsia="Times New Roman" w:cs="Times New Roman"/>
+        </w:rPr>
+        <w:t>。</w:t>
+      </w:r>
+      <w:r>
+        <w:rPr>
+          <w:rFonts w:ascii="Times New Roman" w:hAnsi="Times New Roman" w:eastAsia="Times New Roman" w:cs="Times New Roman"/>
+        </w:rPr>
+        <w:t xml:space="preserve"> </w:t>
+      </w:r>
+      <w:r>
+        <w:rPr>
+          <w:rFonts w:ascii="Times New Roman" w:hAnsi="Times New Roman" w:eastAsia="Times New Roman" w:cs="Times New Roman"/>
+        </w:rPr>
+        <w:t xml:space="preserve">2-2. </w:t>
+      </w:r>
+      <w:r>
+        <w:rPr>
+          <w:rFonts w:hint="eastAsia" w:ascii="Times New Roman" w:hAnsi="Times New Roman" w:eastAsia="FangSong" w:cs="Times New Roman"/>
+        </w:rPr>
+        <w:t xml:space="preserve">写出</w:t>
+      </w:r>
+      <w:r>
+        <w:rPr>
+          <w:rFonts w:ascii="Times New Roman" w:hAnsi="Times New Roman" w:eastAsia="Times New Roman" w:cs="Times New Roman"/>
+        </w:rPr>
+        <w:t xml:space="preserve"> A、B、C、D </w:t>
+      </w:r>
+      <w:r>
+        <w:rPr>
+          <w:rFonts w:hint="eastAsia" w:ascii="Times New Roman" w:hAnsi="Times New Roman" w:eastAsia="FangSong" w:cs="Times New Roman"/>
+        </w:rPr>
+        <w:t>的彻底氢化产物的分子式</w:t>
+      </w:r>
+      <w:r>
+        <w:rPr>
+          <w:rFonts w:hint="eastAsia" w:ascii="Times New Roman" w:hAnsi="Times New Roman" w:eastAsia="Times New Roman" w:cs="Times New Roman"/>
+        </w:rPr>
+        <w:t>。</w:t>
+      </w:r>
+      <w:r>
+        <w:rPr>
+          <w:rFonts w:ascii="Times New Roman" w:hAnsi="Times New Roman" w:eastAsia="Times New Roman" w:cs="Times New Roman"/>
+        </w:rPr>
+        <w:t xml:space="preserve"> </w:t>
+      </w:r>
+      <w:r>
+        <w:rPr>
+          <w:rFonts w:ascii="Times New Roman" w:hAnsi="Times New Roman" w:eastAsia="Times New Roman" w:cs="Times New Roman"/>
+        </w:rPr>
+        <w:t xml:space="preserve">2-3. </w:t>
+      </w:r>
+      <w:r>
+        <w:rPr>
+          <w:rFonts w:hint="eastAsia" w:ascii="Times New Roman" w:hAnsi="Times New Roman" w:eastAsia="FangSong" w:cs="Times New Roman"/>
+        </w:rPr>
+        <w:t xml:space="preserve">举出一个可以使</w:t>
+      </w:r>
+      <w:r>
+        <w:rPr>
+          <w:rFonts w:ascii="Times New Roman" w:hAnsi="Times New Roman" w:eastAsia="Times New Roman" w:cs="Times New Roman"/>
+        </w:rPr>
+        <w:t xml:space="preserve"> A </w:t>
+      </w:r>
+      <w:r>
+        <w:rPr>
+          <w:rFonts w:hint="eastAsia" w:ascii="Times New Roman" w:hAnsi="Times New Roman" w:eastAsia="FangSong" w:cs="Times New Roman"/>
+        </w:rPr>
+        <w:t xml:space="preserve">转变为</w:t>
+      </w:r>
+      <w:r>
+        <w:rPr>
+          <w:rFonts w:ascii="Times New Roman" w:hAnsi="Times New Roman" w:eastAsia="Times New Roman" w:cs="Times New Roman"/>
+        </w:rPr>
+        <w:t xml:space="preserve"> B </w:t>
+      </w:r>
+      <w:r>
+        <w:rPr>
+          <w:rFonts w:hint="eastAsia" w:ascii="Times New Roman" w:hAnsi="Times New Roman" w:eastAsia="FangSong" w:cs="Times New Roman"/>
+        </w:rPr>
+        <w:t>的催化剂的例子</w:t>
+      </w:r>
+      <w:r>
+        <w:rPr>
+          <w:rFonts w:hint="eastAsia" w:ascii="Times New Roman" w:hAnsi="Times New Roman" w:eastAsia="Times New Roman" w:cs="Times New Roman"/>
+        </w:rPr>
+        <w:t>。</w:t>
+      </w:r>
+      <w:r>
+        <w:rPr>
+          <w:rFonts w:ascii="Times New Roman" w:hAnsi="Times New Roman" w:eastAsia="Times New Roman" w:cs="Times New Roman"/>
+        </w:rPr>
+        <w:t xml:space="preserve"> </w:t>
+      </w:r>
+      <w:r>
+        <w:rPr>
+          <w:rFonts w:ascii="Times New Roman" w:hAnsi="Times New Roman" w:eastAsia="Times New Roman" w:cs="Times New Roman"/>
+        </w:rPr>
+        <w:t xml:space="preserve">2-4. </w:t>
+      </w:r>
+      <w:r>
+        <w:rPr>
+          <w:rFonts w:hint="eastAsia" w:ascii="Times New Roman" w:hAnsi="Times New Roman" w:eastAsia="FangSong" w:cs="Times New Roman"/>
+        </w:rPr>
+        <w:t xml:space="preserve">哪一个饱和烃在重整条件下可得到</w:t>
+      </w:r>
+      <w:r>
+        <w:rPr>
+          <w:rFonts w:ascii="Times New Roman" w:hAnsi="Times New Roman" w:eastAsia="Times New Roman" w:cs="Times New Roman"/>
+        </w:rPr>
+        <w:t xml:space="preserve"> </w:t>
+      </w:r>
+      <w:r>
+        <w:rPr>
+          <w:rFonts w:hint="eastAsia" w:ascii="Times New Roman" w:hAnsi="Times New Roman" w:eastAsia="Times New Roman" w:cs="Times New Roman"/>
+        </w:rPr>
+        <w:t xml:space="preserve">E？</w:t>
+      </w:r>
+      <w:r>
+        <w:rPr>
+          <w:rFonts w:ascii="Times New Roman" w:hAnsi="Times New Roman" w:eastAsia="Times New Roman" w:cs="Times New Roman"/>
+        </w:rPr>
+        <w:t xml:space="preserve"> </w:t>
+      </w:r>
+      <w:r>
+        <w:rPr>
+          <w:rFonts w:ascii="Times New Roman" w:hAnsi="Times New Roman" w:eastAsia="Times New Roman" w:cs="Times New Roman"/>
+        </w:rPr>
+        <w:t xml:space="preserve">2-5. </w:t>
+      </w:r>
+      <w:r>
+        <w:rPr>
+          <w:rFonts w:hint="eastAsia" w:ascii="Times New Roman" w:hAnsi="Times New Roman" w:eastAsia="FangSong" w:cs="Times New Roman"/>
+        </w:rPr>
+        <w:t xml:space="preserve">什么样的</w:t>
+      </w:r>
+      <w:r>
+        <w:rPr>
+          <w:rFonts w:ascii="Times New Roman" w:hAnsi="Times New Roman" w:eastAsia="Times New Roman" w:cs="Times New Roman"/>
+        </w:rPr>
+        <w:t xml:space="preserve"> D </w:t>
+      </w:r>
+      <w:r>
+        <w:rPr>
+          <w:rFonts w:hint="eastAsia" w:ascii="Times New Roman" w:hAnsi="Times New Roman" w:eastAsia="FangSong" w:cs="Times New Roman"/>
+        </w:rPr>
+        <w:t>的异构体可生成环状酸酐</w:t>
+      </w:r>
+      <w:r>
+        <w:rPr>
+          <w:rFonts w:hint="eastAsia" w:ascii="Times New Roman" w:hAnsi="Times New Roman" w:eastAsia="Times New Roman" w:cs="Times New Roman"/>
+        </w:rPr>
+        <w:t>？</w:t>
+      </w:r>
+      <w:r>
+        <w:rPr>
+          <w:rFonts w:ascii="Times New Roman" w:hAnsi="Times New Roman" w:eastAsia="Times New Roman" w:cs="Times New Roman"/>
+        </w:rPr>
+        <w:t xml:space="preserve"> </w:t>
+      </w:r>
+      <w:r>
+        <w:rPr>
+          <w:rFonts w:ascii="Times New Roman" w:hAnsi="Times New Roman" w:eastAsia="Times New Roman" w:cs="Times New Roman"/>
+        </w:rPr>
+        <w:t xml:space="preserve">2-6. A </w:t>
+      </w:r>
+      <w:r>
+        <w:rPr>
+          <w:rFonts w:hint="eastAsia" w:ascii="Times New Roman" w:hAnsi="Times New Roman" w:eastAsia="FangSong" w:cs="Times New Roman"/>
+        </w:rPr>
+        <w:t>的哪些异构体满足本题条件</w:t>
+      </w:r>
+      <w:r>
+        <w:rPr>
+          <w:rFonts w:hint="eastAsia" w:ascii="Times New Roman" w:hAnsi="Times New Roman" w:eastAsia="Times New Roman" w:cs="Times New Roman"/>
+        </w:rPr>
+        <w:t>？</w:t>
+      </w:r>
+    </w:p>
+    <w:p>
+      <w:pPr>
+        <w:spacing w:before="160" w:after="80"/>
+      </w:pPr>
+      <w:r>
+        <w:pict>
+          <v:rect style="width:0;height:1.5pt" o:hralign="center" o:hrstd="t" o:hr="t"/>
+        </w:pict>
+      </w:r>
+    </w:p>
+    <w:bookmarkEnd w:id="174"/>
+    <w:bookmarkStart w:id="178" w:name="化学能力测试-ch9b-3-乙苯系烷基化与135-苯三甲酸"/>
+    <w:p>
+      <w:pPr>
+        <w:pStyle w:val="Heading2"/>
+        <w:spacing w:before="280" w:after="80"/>
+        <w:keepNext/>
+      </w:pPr>
+      <w:r>
+        <w:rPr>
+          <w:rFonts w:ascii="Times New Roman" w:hAnsi="Times New Roman" w:eastAsia="Times New Roman" w:cs="Times New Roman"/>
+        </w:rPr>
+        <w:t xml:space="preserve">3.32 </w:t>
+      </w:r>
+      <w:r>
+        <w:rPr>
+          <w:rFonts w:hint="eastAsia" w:ascii="Times New Roman" w:hAnsi="Times New Roman" w:eastAsia="SimHei" w:cs="Times New Roman"/>
+        </w:rPr>
+        <w:t>化学能力测试</w:t>
+      </w:r>
+      <w:r>
+        <w:rPr>
+          <w:rFonts w:hint="eastAsia" w:ascii="Times New Roman" w:hAnsi="Times New Roman" w:eastAsia="Times New Roman" w:cs="Times New Roman"/>
+        </w:rPr>
+        <w:t>-Ch9B-3-</w:t>
+      </w:r>
+      <w:r>
+        <w:rPr>
+          <w:rFonts w:hint="eastAsia" w:ascii="Times New Roman" w:hAnsi="Times New Roman" w:eastAsia="SimHei" w:cs="Times New Roman"/>
+        </w:rPr>
+        <w:t>乙苯系烷基化与</w:t>
+      </w:r>
+      <w:r>
+        <w:rPr>
+          <w:rFonts w:hint="eastAsia" w:ascii="Times New Roman" w:hAnsi="Times New Roman" w:eastAsia="Times New Roman" w:cs="Times New Roman"/>
+        </w:rPr>
+        <w:t>1,3,5-</w:t>
+      </w:r>
+      <w:r>
+        <w:rPr>
+          <w:rFonts w:hint="eastAsia" w:ascii="Times New Roman" w:hAnsi="Times New Roman" w:eastAsia="SimHei" w:cs="Times New Roman"/>
+        </w:rPr>
+        <w:t>苯三甲酸</w:t>
+      </w:r>
     </w:p>
     <w:p>
       <w:pPr>
@@ -13684,12 +17251,618 @@
         <w:rPr>
           <w:rFonts w:hint="eastAsia" w:ascii="Times New Roman" w:hAnsi="Times New Roman" w:eastAsia="FangSong" w:cs="Times New Roman"/>
         </w:rPr>
+        <w:t xml:space="preserve">在</w:t>
+      </w:r>
+      <w:r>
+        <w:rPr>
+          <w:rFonts w:ascii="Times New Roman" w:hAnsi="Times New Roman" w:eastAsia="Times New Roman" w:cs="Times New Roman"/>
+        </w:rPr>
+        <w:t xml:space="preserve"> </w:t>
+      </w:r>
+      <w:r>
+        <w:rPr>
+          <w:rFonts w:hint="eastAsia" w:ascii="Times New Roman" w:hAnsi="Times New Roman" w:eastAsia="Times New Roman" w:cs="Times New Roman"/>
+        </w:rPr>
+        <w:t>AlBr</w:t>
+      </w:r>
+      <w:r>
+        <w:rPr>
+          <w:rFonts w:hint="eastAsia" w:ascii="Times New Roman" w:hAnsi="Times New Roman" w:eastAsia="Times New Roman" w:cs="Times New Roman"/>
+          <w:vertAlign w:val="subscript"/>
+        </w:rPr>
+        <w:t>3</w:t>
+      </w:r>
+      <w:r>
+        <w:rPr>
+          <w:rFonts w:hint="eastAsia" w:ascii="Times New Roman" w:hAnsi="Times New Roman" w:eastAsia="Times New Roman" w:cs="Times New Roman"/>
+        </w:rPr>
+        <w:t>（0.001</w:t>
+      </w:r>
+      <w:r>
+        <w:rPr>
+          <w:rFonts w:ascii="Times New Roman" w:hAnsi="Times New Roman" w:eastAsia="Times New Roman" w:cs="Times New Roman"/>
+        </w:rPr>
+        <w:t xml:space="preserve"> </w:t>
+      </w:r>
+      <w:r>
+        <w:rPr>
+          <w:rFonts w:hint="eastAsia" w:ascii="Times New Roman" w:hAnsi="Times New Roman" w:eastAsia="Times New Roman" w:cs="Times New Roman"/>
+        </w:rPr>
+        <w:t>mol）</w:t>
+      </w:r>
+      <w:r>
+        <w:rPr>
+          <w:rFonts w:hint="eastAsia" w:ascii="Times New Roman" w:hAnsi="Times New Roman" w:eastAsia="FangSong" w:cs="Times New Roman"/>
+        </w:rPr>
+        <w:t>存在下</w:t>
+      </w:r>
+      <w:r>
+        <w:rPr>
+          <w:rFonts w:hint="eastAsia" w:ascii="Times New Roman" w:hAnsi="Times New Roman" w:eastAsia="Times New Roman" w:cs="Times New Roman"/>
+        </w:rPr>
+        <w:t>，</w:t>
+      </w:r>
+      <w:r>
+        <w:rPr>
+          <w:rFonts w:hint="eastAsia" w:ascii="Times New Roman" w:hAnsi="Times New Roman" w:eastAsia="FangSong" w:cs="Times New Roman"/>
+        </w:rPr>
+        <w:t>长时间加热烷基溴</w:t>
+      </w:r>
+      <w:r>
+        <w:rPr>
+          <w:rFonts w:hint="eastAsia" w:ascii="Times New Roman" w:hAnsi="Times New Roman" w:eastAsia="Times New Roman" w:cs="Times New Roman"/>
+        </w:rPr>
+        <w:t>（C</w:t>
+      </w:r>
+      <w:r>
+        <w:rPr>
+          <w:rFonts w:hint="eastAsia" w:ascii="Times New Roman" w:hAnsi="Times New Roman" w:eastAsia="Times New Roman" w:cs="Times New Roman"/>
+          <w:vertAlign w:val="subscript"/>
+        </w:rPr>
+        <w:t>m</w:t>
+      </w:r>
+      <w:r>
+        <w:rPr>
+          <w:rFonts w:hint="eastAsia" w:ascii="Times New Roman" w:hAnsi="Times New Roman" w:eastAsia="Times New Roman" w:cs="Times New Roman"/>
+        </w:rPr>
+        <w:t>H</w:t>
+      </w:r>
+      <w:r>
+        <w:rPr>
+          <w:rFonts w:hint="eastAsia" w:ascii="Times New Roman" w:hAnsi="Times New Roman" w:eastAsia="Times New Roman" w:cs="Times New Roman"/>
+          <w:vertAlign w:val="subscript"/>
+        </w:rPr>
+        <w:t>2m+1</w:t>
+      </w:r>
+      <w:r>
+        <w:rPr>
+          <w:rFonts w:hint="eastAsia" w:ascii="Times New Roman" w:hAnsi="Times New Roman" w:eastAsia="Times New Roman" w:cs="Times New Roman"/>
+        </w:rPr>
+        <w:t>Br（A，6.54</w:t>
+      </w:r>
+      <w:r>
+        <w:rPr>
+          <w:rFonts w:ascii="Times New Roman" w:hAnsi="Times New Roman" w:eastAsia="Times New Roman" w:cs="Times New Roman"/>
+        </w:rPr>
+        <w:t xml:space="preserve"> </w:t>
+      </w:r>
+      <w:r>
+        <w:rPr>
+          <w:rFonts w:hint="eastAsia" w:ascii="Times New Roman" w:hAnsi="Times New Roman" w:eastAsia="Times New Roman" w:cs="Times New Roman"/>
+        </w:rPr>
+        <w:t>g）</w:t>
+      </w:r>
+      <w:r>
+        <w:rPr>
+          <w:rFonts w:hint="eastAsia" w:ascii="Times New Roman" w:hAnsi="Times New Roman" w:eastAsia="FangSong" w:cs="Times New Roman"/>
+        </w:rPr>
+        <w:t>与苯</w:t>
+      </w:r>
+      <w:r>
+        <w:rPr>
+          <w:rFonts w:hint="eastAsia" w:ascii="Times New Roman" w:hAnsi="Times New Roman" w:eastAsia="Times New Roman" w:cs="Times New Roman"/>
+        </w:rPr>
+        <w:t>（1.56</w:t>
+      </w:r>
+      <w:r>
+        <w:rPr>
+          <w:rFonts w:ascii="Times New Roman" w:hAnsi="Times New Roman" w:eastAsia="Times New Roman" w:cs="Times New Roman"/>
+        </w:rPr>
+        <w:t xml:space="preserve"> </w:t>
+      </w:r>
+      <w:r>
+        <w:rPr>
+          <w:rFonts w:hint="eastAsia" w:ascii="Times New Roman" w:hAnsi="Times New Roman" w:eastAsia="Times New Roman" w:cs="Times New Roman"/>
+        </w:rPr>
+        <w:t>g））</w:t>
+      </w:r>
+      <w:r>
+        <w:rPr>
+          <w:rFonts w:hint="eastAsia" w:ascii="Times New Roman" w:hAnsi="Times New Roman" w:eastAsia="FangSong" w:cs="Times New Roman"/>
+        </w:rPr>
+        <w:t>生成以物质</w:t>
+      </w:r>
+      <w:r>
+        <w:rPr>
+          <w:rFonts w:ascii="Times New Roman" w:hAnsi="Times New Roman" w:eastAsia="Times New Roman" w:cs="Times New Roman"/>
+        </w:rPr>
+        <w:t xml:space="preserve"> B </w:t>
+      </w:r>
+      <w:r>
+        <w:rPr>
+          <w:rFonts w:hint="eastAsia" w:ascii="Times New Roman" w:hAnsi="Times New Roman" w:eastAsia="FangSong" w:cs="Times New Roman"/>
+        </w:rPr>
+        <w:t>为主体的烷基苯混合物</w:t>
+      </w:r>
+      <w:r>
+        <w:rPr>
+          <w:rFonts w:hint="eastAsia" w:ascii="Times New Roman" w:hAnsi="Times New Roman" w:eastAsia="Times New Roman" w:cs="Times New Roman"/>
+        </w:rPr>
+        <w:t>。</w:t>
+      </w:r>
+      <w:r>
+        <w:rPr>
+          <w:rFonts w:hint="eastAsia" w:ascii="Times New Roman" w:hAnsi="Times New Roman" w:eastAsia="FangSong" w:cs="Times New Roman"/>
+        </w:rPr>
+        <w:t>通过对反应混合物的定期取样证明该反应是逐步进行的</w:t>
+      </w:r>
+      <w:r>
+        <w:rPr>
+          <w:rFonts w:hint="eastAsia" w:ascii="Times New Roman" w:hAnsi="Times New Roman" w:eastAsia="Times New Roman" w:cs="Times New Roman"/>
+        </w:rPr>
+        <w:t>。</w:t>
+      </w:r>
+      <w:r>
+        <w:rPr>
+          <w:rFonts w:hint="eastAsia" w:ascii="Times New Roman" w:hAnsi="Times New Roman" w:eastAsia="FangSong" w:cs="Times New Roman"/>
+        </w:rPr>
+        <w:t>样品中的主要成分如下</w:t>
+      </w:r>
+      <w:r>
+        <w:rPr>
+          <w:rFonts w:hint="eastAsia" w:ascii="Times New Roman" w:hAnsi="Times New Roman" w:eastAsia="Times New Roman" w:cs="Times New Roman"/>
+        </w:rPr>
+        <w:t>：</w:t>
+      </w:r>
+      <w:r>
+        <w:rPr>
+          <w:rFonts w:hint="eastAsia" w:ascii="Times New Roman" w:hAnsi="Times New Roman" w:eastAsia="FangSong" w:cs="Times New Roman"/>
+        </w:rPr>
+        <w:t>第一次取样苯</w:t>
+      </w:r>
+      <w:r>
+        <w:rPr>
+          <w:rFonts w:hint="eastAsia" w:ascii="Times New Roman" w:hAnsi="Times New Roman" w:eastAsia="Times New Roman" w:cs="Times New Roman"/>
+        </w:rPr>
+        <w:t>、A</w:t>
+      </w:r>
+      <w:r>
+        <w:rPr>
+          <w:rFonts w:ascii="Times New Roman" w:hAnsi="Times New Roman" w:eastAsia="Times New Roman" w:cs="Times New Roman"/>
+        </w:rPr>
+        <w:t xml:space="preserve"> </w:t>
+      </w:r>
+      <w:r>
+        <w:rPr>
+          <w:rFonts w:hint="eastAsia" w:ascii="Times New Roman" w:hAnsi="Times New Roman" w:eastAsia="FangSong" w:cs="Times New Roman"/>
+        </w:rPr>
+        <w:t xml:space="preserve">和主要化合物</w:t>
+      </w:r>
+      <w:r>
+        <w:rPr>
+          <w:rFonts w:ascii="Times New Roman" w:hAnsi="Times New Roman" w:eastAsia="Times New Roman" w:cs="Times New Roman"/>
+        </w:rPr>
+        <w:t xml:space="preserve"> </w:t>
+      </w:r>
+      <w:r>
+        <w:rPr>
+          <w:rFonts w:hint="eastAsia" w:ascii="Times New Roman" w:hAnsi="Times New Roman" w:eastAsia="Times New Roman" w:cs="Times New Roman"/>
+        </w:rPr>
+        <w:t>C；</w:t>
+      </w:r>
+      <w:r>
+        <w:rPr>
+          <w:rFonts w:hint="eastAsia" w:ascii="Times New Roman" w:hAnsi="Times New Roman" w:eastAsia="FangSong" w:cs="Times New Roman"/>
+        </w:rPr>
+        <w:t>第二个样本中主要化合物为</w:t>
+      </w:r>
+      <w:r>
+        <w:rPr>
+          <w:rFonts w:ascii="Times New Roman" w:hAnsi="Times New Roman" w:eastAsia="Times New Roman" w:cs="Times New Roman"/>
+        </w:rPr>
+        <w:t xml:space="preserve"> </w:t>
+      </w:r>
+      <w:r>
+        <w:rPr>
+          <w:rFonts w:hint="eastAsia" w:ascii="Times New Roman" w:hAnsi="Times New Roman" w:eastAsia="Times New Roman" w:cs="Times New Roman"/>
+        </w:rPr>
+        <w:t>D；</w:t>
+      </w:r>
+      <w:r>
+        <w:rPr>
+          <w:rFonts w:hint="eastAsia" w:ascii="Times New Roman" w:hAnsi="Times New Roman" w:eastAsia="FangSong" w:cs="Times New Roman"/>
+        </w:rPr>
+        <w:t>第三次取样为化合物</w:t>
+      </w:r>
+      <w:r>
+        <w:rPr>
+          <w:rFonts w:ascii="Times New Roman" w:hAnsi="Times New Roman" w:eastAsia="Times New Roman" w:cs="Times New Roman"/>
+        </w:rPr>
+        <w:t xml:space="preserve"> E。</w:t>
+      </w:r>
+    </w:p>
+    <w:p>
+      <w:pPr>
+        <w:pStyle w:val="BodyText"/>
+      </w:pPr>
+      <w:r>
+        <w:rPr>
+          <w:rFonts w:hint="eastAsia" w:ascii="Times New Roman" w:hAnsi="Times New Roman" w:eastAsia="FangSong" w:cs="Times New Roman"/>
+        </w:rPr>
+        <w:t>反应完成时</w:t>
+      </w:r>
+      <w:r>
+        <w:rPr>
+          <w:rFonts w:hint="eastAsia" w:ascii="Times New Roman" w:hAnsi="Times New Roman" w:eastAsia="Times New Roman" w:cs="Times New Roman"/>
+        </w:rPr>
+        <w:t>（</w:t>
+      </w:r>
+      <w:r>
+        <w:rPr>
+          <w:rFonts w:hint="eastAsia" w:ascii="Times New Roman" w:hAnsi="Times New Roman" w:eastAsia="FangSong" w:cs="Times New Roman"/>
+        </w:rPr>
+        <w:t>采样样本的定性与定量组成不随时间改变</w:t>
+      </w:r>
+      <w:r>
+        <w:rPr>
+          <w:rFonts w:hint="eastAsia" w:ascii="Times New Roman" w:hAnsi="Times New Roman" w:eastAsia="Times New Roman" w:cs="Times New Roman"/>
+        </w:rPr>
+        <w:t>），</w:t>
+      </w:r>
+      <w:r>
+        <w:rPr>
+          <w:rFonts w:hint="eastAsia" w:ascii="Times New Roman" w:hAnsi="Times New Roman" w:eastAsia="FangSong" w:cs="Times New Roman"/>
+        </w:rPr>
+        <w:t>在反应生成物中加入</w:t>
+      </w:r>
+      <w:r>
+        <w:rPr>
+          <w:rFonts w:ascii="Times New Roman" w:hAnsi="Times New Roman" w:eastAsia="Times New Roman" w:cs="Times New Roman"/>
+        </w:rPr>
+        <w:t xml:space="preserve"> NaHCO</w:t>
+      </w:r>
+      <w:r>
+        <w:rPr>
+          <w:rFonts w:ascii="Times New Roman" w:hAnsi="Times New Roman" w:eastAsia="Times New Roman" w:cs="Times New Roman"/>
+          <w:vertAlign w:val="subscript"/>
+        </w:rPr>
+        <w:t>3</w:t>
+      </w:r>
+      <w:r>
+        <w:rPr>
+          <w:rFonts w:ascii="Times New Roman" w:hAnsi="Times New Roman" w:eastAsia="Times New Roman" w:cs="Times New Roman"/>
+        </w:rPr>
+        <w:t xml:space="preserve"> </w:t>
+      </w:r>
+      <w:r>
+        <w:rPr>
+          <w:rFonts w:hint="eastAsia" w:ascii="Times New Roman" w:hAnsi="Times New Roman" w:eastAsia="FangSong" w:cs="Times New Roman"/>
+        </w:rPr>
+        <w:t>中和生成物</w:t>
+      </w:r>
+      <w:r>
+        <w:rPr>
+          <w:rFonts w:hint="eastAsia" w:ascii="Times New Roman" w:hAnsi="Times New Roman" w:eastAsia="Times New Roman" w:cs="Times New Roman"/>
+        </w:rPr>
+        <w:t>，</w:t>
+      </w:r>
+      <w:r>
+        <w:rPr>
+          <w:rFonts w:hint="eastAsia" w:ascii="Times New Roman" w:hAnsi="Times New Roman" w:eastAsia="FangSong" w:cs="Times New Roman"/>
+        </w:rPr>
+        <w:t>从该混合物中分离出化合物</w:t>
+      </w:r>
+      <w:r>
+        <w:rPr>
+          <w:rFonts w:ascii="Times New Roman" w:hAnsi="Times New Roman" w:eastAsia="Times New Roman" w:cs="Times New Roman"/>
+        </w:rPr>
+        <w:t xml:space="preserve"> </w:t>
+      </w:r>
+      <w:r>
+        <w:rPr>
+          <w:rFonts w:hint="eastAsia" w:ascii="Times New Roman" w:hAnsi="Times New Roman" w:eastAsia="Times New Roman" w:cs="Times New Roman"/>
+        </w:rPr>
+        <w:t>B，</w:t>
+      </w:r>
+      <w:r>
+        <w:rPr>
+          <w:rFonts w:hint="eastAsia" w:ascii="Times New Roman" w:hAnsi="Times New Roman" w:eastAsia="FangSong" w:cs="Times New Roman"/>
+        </w:rPr>
+        <w:t>产率为</w:t>
+      </w:r>
+      <w:r>
+        <w:rPr>
+          <w:rFonts w:ascii="Times New Roman" w:hAnsi="Times New Roman" w:eastAsia="Times New Roman" w:cs="Times New Roman"/>
+        </w:rPr>
+        <w:t xml:space="preserve"> </w:t>
+      </w:r>
+      <w:r>
+        <w:rPr>
+          <w:rFonts w:hint="eastAsia" w:ascii="Times New Roman" w:hAnsi="Times New Roman" w:eastAsia="Times New Roman" w:cs="Times New Roman"/>
+        </w:rPr>
+        <w:t>90%（</w:t>
+      </w:r>
+      <w:r>
+        <w:rPr>
+          <w:rFonts w:hint="eastAsia" w:ascii="Times New Roman" w:hAnsi="Times New Roman" w:eastAsia="FangSong" w:cs="Times New Roman"/>
+        </w:rPr>
+        <w:t>相对于消耗的苯</w:t>
+      </w:r>
+      <w:r>
+        <w:rPr>
+          <w:rFonts w:hint="eastAsia" w:ascii="Times New Roman" w:hAnsi="Times New Roman" w:eastAsia="Times New Roman" w:cs="Times New Roman"/>
+        </w:rPr>
+        <w:t>），</w:t>
+      </w:r>
+      <w:r>
+        <w:rPr>
+          <w:rFonts w:hint="eastAsia" w:ascii="Times New Roman" w:hAnsi="Times New Roman" w:eastAsia="FangSong" w:cs="Times New Roman"/>
+        </w:rPr>
+        <w:t>副产物是没有分离的其他烷基苯</w:t>
+      </w:r>
+      <w:r>
+        <w:rPr>
+          <w:rFonts w:hint="eastAsia" w:ascii="Times New Roman" w:hAnsi="Times New Roman" w:eastAsia="Times New Roman" w:cs="Times New Roman"/>
+        </w:rPr>
+        <w:t>。</w:t>
+      </w:r>
+      <w:r>
+        <w:rPr>
+          <w:rFonts w:hint="eastAsia" w:ascii="Times New Roman" w:hAnsi="Times New Roman" w:eastAsia="FangSong" w:cs="Times New Roman"/>
+        </w:rPr>
+        <w:t>对分离出的化合物</w:t>
+      </w:r>
+      <w:r>
+        <w:rPr>
+          <w:rFonts w:ascii="Times New Roman" w:hAnsi="Times New Roman" w:eastAsia="Times New Roman" w:cs="Times New Roman"/>
+        </w:rPr>
+        <w:t xml:space="preserve"> B </w:t>
+      </w:r>
+      <w:r>
+        <w:rPr>
+          <w:rFonts w:hint="eastAsia" w:ascii="Times New Roman" w:hAnsi="Times New Roman" w:eastAsia="FangSong" w:cs="Times New Roman"/>
+        </w:rPr>
+        <w:t xml:space="preserve">在</w:t>
+      </w:r>
+      <w:r>
+        <w:rPr>
+          <w:rFonts w:ascii="Times New Roman" w:hAnsi="Times New Roman" w:eastAsia="Times New Roman" w:cs="Times New Roman"/>
+        </w:rPr>
+        <w:t xml:space="preserve"> H</w:t>
+      </w:r>
+      <w:r>
+        <w:rPr>
+          <w:rFonts w:ascii="Times New Roman" w:hAnsi="Times New Roman" w:eastAsia="Times New Roman" w:cs="Times New Roman"/>
+          <w:vertAlign w:val="subscript"/>
+        </w:rPr>
+        <w:t>2</w:t>
+      </w:r>
+      <w:r>
+        <w:rPr>
+          <w:rFonts w:ascii="Times New Roman" w:hAnsi="Times New Roman" w:eastAsia="Times New Roman" w:cs="Times New Roman"/>
+        </w:rPr>
+        <w:t>SO</w:t>
+      </w:r>
+      <w:r>
+        <w:rPr>
+          <w:rFonts w:ascii="Times New Roman" w:hAnsi="Times New Roman" w:eastAsia="Times New Roman" w:cs="Times New Roman"/>
+          <w:vertAlign w:val="subscript"/>
+        </w:rPr>
+        <w:t>4</w:t>
+      </w:r>
+      <w:r>
+        <w:rPr>
+          <w:rFonts w:ascii="Times New Roman" w:hAnsi="Times New Roman" w:eastAsia="Times New Roman" w:cs="Times New Roman"/>
+        </w:rPr>
+        <w:t xml:space="preserve"> </w:t>
+      </w:r>
+      <w:r>
+        <w:rPr>
+          <w:rFonts w:hint="eastAsia" w:ascii="Times New Roman" w:hAnsi="Times New Roman" w:eastAsia="FangSong" w:cs="Times New Roman"/>
+        </w:rPr>
+        <w:t xml:space="preserve">条件下加入过量的</w:t>
+      </w:r>
+      <w:r>
+        <w:rPr>
+          <w:rFonts w:ascii="Times New Roman" w:hAnsi="Times New Roman" w:eastAsia="Times New Roman" w:cs="Times New Roman"/>
+        </w:rPr>
+        <w:t xml:space="preserve"> KMnO</w:t>
+      </w:r>
+      <w:r>
+        <w:rPr>
+          <w:rFonts w:ascii="Times New Roman" w:hAnsi="Times New Roman" w:eastAsia="Times New Roman" w:cs="Times New Roman"/>
+          <w:vertAlign w:val="subscript"/>
+        </w:rPr>
+        <w:t>4</w:t>
+      </w:r>
+      <w:r>
+        <w:rPr>
+          <w:rFonts w:ascii="Times New Roman" w:hAnsi="Times New Roman" w:eastAsia="Times New Roman" w:cs="Times New Roman"/>
+        </w:rPr>
+        <w:t xml:space="preserve"> </w:t>
+      </w:r>
+      <w:r>
+        <w:rPr>
+          <w:rFonts w:hint="eastAsia" w:ascii="Times New Roman" w:hAnsi="Times New Roman" w:eastAsia="FangSong" w:cs="Times New Roman"/>
+        </w:rPr>
+        <w:t xml:space="preserve">加热得到唯一的有机产物</w:t>
+      </w:r>
+      <w:r>
+        <w:rPr>
+          <w:rFonts w:ascii="Times New Roman" w:hAnsi="Times New Roman" w:eastAsia="Times New Roman" w:cs="Times New Roman"/>
+        </w:rPr>
+        <w:t xml:space="preserve"> </w:t>
+      </w:r>
+      <w:r>
+        <w:rPr>
+          <w:rFonts w:hint="eastAsia" w:ascii="Times New Roman" w:hAnsi="Times New Roman" w:eastAsia="Times New Roman" w:cs="Times New Roman"/>
+        </w:rPr>
+        <w:t>F，</w:t>
+      </w:r>
+      <w:r>
+        <w:rPr>
+          <w:rFonts w:hint="eastAsia" w:ascii="Times New Roman" w:hAnsi="Times New Roman" w:eastAsia="FangSong" w:cs="Times New Roman"/>
+        </w:rPr>
+        <w:t>中和</w:t>
+      </w:r>
+      <w:r>
+        <w:rPr>
+          <w:rFonts w:ascii="Times New Roman" w:hAnsi="Times New Roman" w:eastAsia="Times New Roman" w:cs="Times New Roman"/>
+        </w:rPr>
+        <w:t xml:space="preserve"> 0.63 g </w:t>
+      </w:r>
+      <w:r>
+        <w:rPr>
+          <w:rFonts w:hint="eastAsia" w:ascii="Times New Roman" w:hAnsi="Times New Roman" w:eastAsia="FangSong" w:cs="Times New Roman"/>
+        </w:rPr>
+        <w:t xml:space="preserve">产物</w:t>
+      </w:r>
+      <w:r>
+        <w:rPr>
+          <w:rFonts w:ascii="Times New Roman" w:hAnsi="Times New Roman" w:eastAsia="Times New Roman" w:cs="Times New Roman"/>
+        </w:rPr>
+        <w:t xml:space="preserve"> F </w:t>
+      </w:r>
+      <w:r>
+        <w:rPr>
+          <w:rFonts w:hint="eastAsia" w:ascii="Times New Roman" w:hAnsi="Times New Roman" w:eastAsia="FangSong" w:cs="Times New Roman"/>
+        </w:rPr>
+        <w:t xml:space="preserve">需要</w:t>
+      </w:r>
+      <w:r>
+        <w:rPr>
+          <w:rFonts w:ascii="Times New Roman" w:hAnsi="Times New Roman" w:eastAsia="Times New Roman" w:cs="Times New Roman"/>
+        </w:rPr>
+        <w:t xml:space="preserve"> 6.84 mL 5.00% </w:t>
+      </w:r>
+      <w:r>
+        <w:rPr>
+          <w:rFonts w:hint="eastAsia" w:ascii="Times New Roman" w:hAnsi="Times New Roman" w:eastAsia="FangSong" w:cs="Times New Roman"/>
+        </w:rPr>
+        <w:t xml:space="preserve">的</w:t>
+      </w:r>
+      <w:r>
+        <w:rPr>
+          <w:rFonts w:ascii="Times New Roman" w:hAnsi="Times New Roman" w:eastAsia="Times New Roman" w:cs="Times New Roman"/>
+        </w:rPr>
+        <w:t xml:space="preserve"> NaOH </w:t>
+      </w:r>
+      <w:r>
+        <w:rPr>
+          <w:rFonts w:hint="eastAsia" w:ascii="Times New Roman" w:hAnsi="Times New Roman" w:eastAsia="FangSong" w:cs="Times New Roman"/>
+        </w:rPr>
+        <w:t>溶液</w:t>
+      </w:r>
+      <w:r>
+        <w:rPr>
+          <w:rFonts w:hint="eastAsia" w:ascii="Times New Roman" w:hAnsi="Times New Roman" w:eastAsia="Times New Roman" w:cs="Times New Roman"/>
+        </w:rPr>
+        <w:t>（d</w:t>
+      </w:r>
+      <w:r>
+        <w:rPr>
+          <w:rFonts w:ascii="Times New Roman" w:hAnsi="Times New Roman" w:eastAsia="Times New Roman" w:cs="Times New Roman"/>
+        </w:rPr>
+        <w:t xml:space="preserve"> = 1.054 </w:t>
+      </w:r>
+      <w:r>
+        <w:rPr>
+          <w:rFonts w:hint="eastAsia" w:ascii="Times New Roman" w:hAnsi="Times New Roman" w:eastAsia="Times New Roman" w:cs="Times New Roman"/>
+        </w:rPr>
+        <w:t>g·mL</w:t>
+      </w:r>
+      <w:r>
+        <w:rPr>
+          <w:rFonts w:hint="eastAsia" w:ascii="Times New Roman" w:hAnsi="Times New Roman" w:eastAsia="Times New Roman" w:cs="Times New Roman"/>
+          <w:vertAlign w:val="superscript"/>
+        </w:rPr>
+        <w:t>-1</w:t>
+      </w:r>
+      <w:r>
+        <w:rPr>
+          <w:rFonts w:hint="eastAsia" w:ascii="Times New Roman" w:hAnsi="Times New Roman" w:eastAsia="Times New Roman" w:cs="Times New Roman"/>
+        </w:rPr>
+        <w:t>）。</w:t>
+      </w:r>
+    </w:p>
+    <w:p>
+      <w:pPr>
+        <w:pStyle w:val="BodyText"/>
+      </w:pPr>
+      <w:r>
+        <w:rPr>
+          <w:rFonts w:ascii="Times New Roman" w:hAnsi="Times New Roman" w:eastAsia="Times New Roman" w:cs="Times New Roman"/>
+        </w:rPr>
+        <w:t xml:space="preserve">3-1. </w:t>
+      </w:r>
+      <w:r>
+        <w:rPr>
+          <w:rFonts w:hint="eastAsia" w:ascii="Times New Roman" w:hAnsi="Times New Roman" w:eastAsia="FangSong" w:cs="Times New Roman"/>
+        </w:rPr>
         <w:t xml:space="preserve">画出化合物</w:t>
       </w:r>
       <w:r>
         <w:rPr>
           <w:rFonts w:ascii="Times New Roman" w:hAnsi="Times New Roman" w:eastAsia="Times New Roman" w:cs="Times New Roman"/>
         </w:rPr>
+        <w:t xml:space="preserve"> F </w:t>
+      </w:r>
+      <w:r>
+        <w:rPr>
+          <w:rFonts w:hint="eastAsia" w:ascii="Times New Roman" w:hAnsi="Times New Roman" w:eastAsia="FangSong" w:cs="Times New Roman"/>
+        </w:rPr>
+        <w:t>的结构式</w:t>
+      </w:r>
+      <w:r>
+        <w:rPr>
+          <w:rFonts w:hint="eastAsia" w:ascii="Times New Roman" w:hAnsi="Times New Roman" w:eastAsia="Times New Roman" w:cs="Times New Roman"/>
+        </w:rPr>
+        <w:t>，</w:t>
+      </w:r>
+      <w:r>
+        <w:rPr>
+          <w:rFonts w:hint="eastAsia" w:ascii="Times New Roman" w:hAnsi="Times New Roman" w:eastAsia="FangSong" w:cs="Times New Roman"/>
+        </w:rPr>
+        <w:t>考虑到分子</w:t>
+      </w:r>
+      <w:r>
+        <w:rPr>
+          <w:rFonts w:ascii="Times New Roman" w:hAnsi="Times New Roman" w:eastAsia="Times New Roman" w:cs="Times New Roman"/>
+        </w:rPr>
+        <w:t xml:space="preserve"> F </w:t>
+      </w:r>
+      <w:r>
+        <w:rPr>
+          <w:rFonts w:hint="eastAsia" w:ascii="Times New Roman" w:hAnsi="Times New Roman" w:eastAsia="FangSong" w:cs="Times New Roman"/>
+        </w:rPr>
+        <w:t>中含三种类型的碳原子</w:t>
+      </w:r>
+      <w:r>
+        <w:rPr>
+          <w:rFonts w:hint="eastAsia" w:ascii="Times New Roman" w:hAnsi="Times New Roman" w:eastAsia="Times New Roman" w:cs="Times New Roman"/>
+        </w:rPr>
+        <w:t>。</w:t>
+      </w:r>
+      <w:r>
+        <w:rPr>
+          <w:rFonts w:hint="eastAsia" w:ascii="Times New Roman" w:hAnsi="Times New Roman" w:eastAsia="FangSong" w:cs="Times New Roman"/>
+        </w:rPr>
+        <w:t>画出化合物</w:t>
+      </w:r>
+      <w:r>
+        <w:rPr>
+          <w:rFonts w:ascii="Times New Roman" w:hAnsi="Times New Roman" w:eastAsia="Times New Roman" w:cs="Times New Roman"/>
+        </w:rPr>
         <w:t xml:space="preserve"> A </w:t>
       </w:r>
       <w:r>
@@ -13708,91 +17881,459 @@
         <w:rPr>
           <w:rFonts w:hint="eastAsia" w:ascii="Times New Roman" w:hAnsi="Times New Roman" w:eastAsia="FangSong" w:cs="Times New Roman"/>
         </w:rPr>
-        <w:t>的结构简式</w:t>
-      </w:r>
-      <w:r>
-        <w:rPr>
-          <w:rFonts w:hint="eastAsia" w:ascii="Times New Roman" w:hAnsi="Times New Roman" w:eastAsia="Times New Roman" w:cs="Times New Roman"/>
-        </w:rPr>
-        <w:t>。A</w:t>
-      </w:r>
-      <w:r>
-        <w:rPr>
-          <w:rFonts w:hint="eastAsia" w:ascii="Times New Roman" w:hAnsi="Times New Roman" w:eastAsia="FangSong" w:cs="Times New Roman"/>
-        </w:rPr>
-        <w:t>为</w:t>
-      </w:r>
-      <w:r>
-        <w:rPr>
-          <w:rFonts w:hint="eastAsia" w:ascii="Times New Roman" w:hAnsi="Times New Roman" w:eastAsia="Times New Roman" w:cs="Times New Roman"/>
-        </w:rPr>
-        <w:t>CH</w:t>
-      </w:r>
-      <w:r>
-        <w:rPr>
-          <w:rFonts w:hint="eastAsia" w:ascii="Times New Roman" w:hAnsi="Times New Roman" w:eastAsia="Times New Roman" w:cs="Times New Roman"/>
+        <w:t>的结构式</w:t>
+      </w:r>
+      <w:r>
+        <w:rPr>
+          <w:rFonts w:hint="eastAsia" w:ascii="Times New Roman" w:hAnsi="Times New Roman" w:eastAsia="Times New Roman" w:cs="Times New Roman"/>
+        </w:rPr>
+        <w:t>。</w:t>
+      </w:r>
+      <w:r>
+        <w:rPr>
+          <w:rFonts w:hint="eastAsia" w:ascii="Times New Roman" w:hAnsi="Times New Roman" w:eastAsia="FangSong" w:cs="Times New Roman"/>
+        </w:rPr>
+        <w:t>试写出所有其他能使化合物</w:t>
+      </w:r>
+      <w:r>
+        <w:rPr>
+          <w:rFonts w:ascii="Times New Roman" w:hAnsi="Times New Roman" w:eastAsia="Times New Roman" w:cs="Times New Roman"/>
+        </w:rPr>
+        <w:t xml:space="preserve"> B </w:t>
+      </w:r>
+      <w:r>
+        <w:rPr>
+          <w:rFonts w:hint="eastAsia" w:ascii="Times New Roman" w:hAnsi="Times New Roman" w:eastAsia="FangSong" w:cs="Times New Roman"/>
+        </w:rPr>
+        <w:t xml:space="preserve">生成单一有机产物</w:t>
+      </w:r>
+      <w:r>
+        <w:rPr>
+          <w:rFonts w:ascii="Times New Roman" w:hAnsi="Times New Roman" w:eastAsia="Times New Roman" w:cs="Times New Roman"/>
+        </w:rPr>
+        <w:t xml:space="preserve"> F </w:t>
+      </w:r>
+      <w:r>
+        <w:rPr>
+          <w:rFonts w:hint="eastAsia" w:ascii="Times New Roman" w:hAnsi="Times New Roman" w:eastAsia="FangSong" w:cs="Times New Roman"/>
+        </w:rPr>
+        <w:t>的烷基溴化物</w:t>
+      </w:r>
+      <w:r>
+        <w:rPr>
+          <w:rFonts w:hint="eastAsia" w:ascii="Times New Roman" w:hAnsi="Times New Roman" w:eastAsia="Times New Roman" w:cs="Times New Roman"/>
+        </w:rPr>
+        <w:t>。</w:t>
+      </w:r>
+      <w:r>
+        <w:rPr>
+          <w:rFonts w:hint="eastAsia" w:ascii="Times New Roman" w:hAnsi="Times New Roman" w:eastAsia="FangSong" w:cs="Times New Roman"/>
+        </w:rPr>
+        <w:t>通过计算证明其他烷基溴不能满足本题条件</w:t>
+      </w:r>
+      <w:r>
+        <w:rPr>
+          <w:rFonts w:hint="eastAsia" w:ascii="Times New Roman" w:hAnsi="Times New Roman" w:eastAsia="Times New Roman" w:cs="Times New Roman"/>
+        </w:rPr>
+        <w:t>。</w:t>
+      </w:r>
+      <w:r>
+        <w:rPr>
+          <w:rFonts w:ascii="Times New Roman" w:hAnsi="Times New Roman" w:eastAsia="Times New Roman" w:cs="Times New Roman"/>
+        </w:rPr>
+        <w:t xml:space="preserve"> </w:t>
+      </w:r>
+      <w:r>
+        <w:rPr>
+          <w:rFonts w:ascii="Times New Roman" w:hAnsi="Times New Roman" w:eastAsia="Times New Roman" w:cs="Times New Roman"/>
+        </w:rPr>
+        <w:t xml:space="preserve">3-2. </w:t>
+      </w:r>
+      <w:r>
+        <w:rPr>
+          <w:rFonts w:hint="eastAsia" w:ascii="Times New Roman" w:hAnsi="Times New Roman" w:eastAsia="FangSong" w:cs="Times New Roman"/>
+        </w:rPr>
+        <w:t>若它们不是异构体</w:t>
+      </w:r>
+      <w:r>
+        <w:rPr>
+          <w:rFonts w:hint="eastAsia" w:ascii="Times New Roman" w:hAnsi="Times New Roman" w:eastAsia="Times New Roman" w:cs="Times New Roman"/>
+        </w:rPr>
+        <w:t>，</w:t>
+      </w:r>
+      <w:r>
+        <w:rPr>
+          <w:rFonts w:hint="eastAsia" w:ascii="Times New Roman" w:hAnsi="Times New Roman" w:eastAsia="FangSong" w:cs="Times New Roman"/>
+        </w:rPr>
+        <w:t>请画出化合物</w:t>
+      </w:r>
+      <w:r>
+        <w:rPr>
+          <w:rFonts w:ascii="Times New Roman" w:hAnsi="Times New Roman" w:eastAsia="Times New Roman" w:cs="Times New Roman"/>
+        </w:rPr>
+        <w:t xml:space="preserve"> C、D </w:t>
+      </w:r>
+      <w:r>
+        <w:rPr>
+          <w:rFonts w:hint="eastAsia" w:ascii="Times New Roman" w:hAnsi="Times New Roman" w:eastAsia="FangSong" w:cs="Times New Roman"/>
+        </w:rPr>
+        <w:t xml:space="preserve">和</w:t>
+      </w:r>
+      <w:r>
+        <w:rPr>
+          <w:rFonts w:ascii="Times New Roman" w:hAnsi="Times New Roman" w:eastAsia="Times New Roman" w:cs="Times New Roman"/>
+        </w:rPr>
+        <w:t xml:space="preserve"> E </w:t>
+      </w:r>
+      <w:r>
+        <w:rPr>
+          <w:rFonts w:hint="eastAsia" w:ascii="Times New Roman" w:hAnsi="Times New Roman" w:eastAsia="FangSong" w:cs="Times New Roman"/>
+        </w:rPr>
+        <w:t>的结构式</w:t>
+      </w:r>
+      <w:r>
+        <w:rPr>
+          <w:rFonts w:hint="eastAsia" w:ascii="Times New Roman" w:hAnsi="Times New Roman" w:eastAsia="Times New Roman" w:cs="Times New Roman"/>
+        </w:rPr>
+        <w:t>。</w:t>
+      </w:r>
+      <w:r>
+        <w:rPr>
+          <w:rFonts w:ascii="Times New Roman" w:hAnsi="Times New Roman" w:eastAsia="Times New Roman" w:cs="Times New Roman"/>
+        </w:rPr>
+        <w:t xml:space="preserve"> </w:t>
+      </w:r>
+      <w:r>
+        <w:rPr>
+          <w:rFonts w:ascii="Times New Roman" w:hAnsi="Times New Roman" w:eastAsia="Times New Roman" w:cs="Times New Roman"/>
+        </w:rPr>
+        <w:t xml:space="preserve">3-3. </w:t>
+      </w:r>
+      <w:r>
+        <w:rPr>
+          <w:rFonts w:hint="eastAsia" w:ascii="Times New Roman" w:hAnsi="Times New Roman" w:eastAsia="FangSong" w:cs="Times New Roman"/>
+        </w:rPr>
+        <w:t>将烷基化后得到的反应混合物倒入水中后</w:t>
+      </w:r>
+      <w:r>
+        <w:rPr>
+          <w:rFonts w:hint="eastAsia" w:ascii="Times New Roman" w:hAnsi="Times New Roman" w:eastAsia="Times New Roman" w:cs="Times New Roman"/>
+        </w:rPr>
+        <w:t>，</w:t>
+      </w:r>
+      <w:r>
+        <w:rPr>
+          <w:rFonts w:hint="eastAsia" w:ascii="Times New Roman" w:hAnsi="Times New Roman" w:eastAsia="FangSong" w:cs="Times New Roman"/>
+        </w:rPr>
+        <w:t>形成酸性溶液</w:t>
+      </w:r>
+      <w:r>
+        <w:rPr>
+          <w:rFonts w:hint="eastAsia" w:ascii="Times New Roman" w:hAnsi="Times New Roman" w:eastAsia="Times New Roman" w:cs="Times New Roman"/>
+        </w:rPr>
+        <w:t>。</w:t>
+      </w:r>
+      <w:r>
+        <w:rPr>
+          <w:rFonts w:hint="eastAsia" w:ascii="Times New Roman" w:hAnsi="Times New Roman" w:eastAsia="FangSong" w:cs="Times New Roman"/>
+        </w:rPr>
+        <w:t>请算出需要向溶液中加入多少克</w:t>
+      </w:r>
+      <w:r>
+        <w:rPr>
+          <w:rFonts w:ascii="Times New Roman" w:hAnsi="Times New Roman" w:eastAsia="Times New Roman" w:cs="Times New Roman"/>
+        </w:rPr>
+        <w:t xml:space="preserve"> NaHCO</w:t>
+      </w:r>
+      <w:r>
+        <w:rPr>
+          <w:rFonts w:ascii="Times New Roman" w:hAnsi="Times New Roman" w:eastAsia="Times New Roman" w:cs="Times New Roman"/>
           <w:vertAlign w:val="subscript"/>
         </w:rPr>
-        <w:t>2</w:t>
-      </w:r>
-      <w:r>
-        <w:rPr>
-          <w:rFonts w:hint="eastAsia" w:ascii="Times New Roman" w:hAnsi="Times New Roman" w:eastAsia="FangSong" w:cs="Times New Roman"/>
-        </w:rPr>
-        <w:t>的羟汞化产物</w:t>
-      </w:r>
-      <w:r>
-        <w:rPr>
-          <w:rFonts w:hint="eastAsia" w:ascii="Times New Roman" w:hAnsi="Times New Roman" w:eastAsia="Times New Roman" w:cs="Times New Roman"/>
-        </w:rPr>
-        <w:t>，B</w:t>
-      </w:r>
-      <w:r>
-        <w:rPr>
-          <w:rFonts w:hint="eastAsia" w:ascii="Times New Roman" w:hAnsi="Times New Roman" w:eastAsia="FangSong" w:cs="Times New Roman"/>
-        </w:rPr>
-        <w:t>为</w:t>
-      </w:r>
-      <w:r>
-        <w:rPr>
-          <w:rFonts w:hint="eastAsia" w:ascii="Times New Roman" w:hAnsi="Times New Roman" w:eastAsia="Times New Roman" w:cs="Times New Roman"/>
-        </w:rPr>
-        <w:t>4-</w:t>
-      </w:r>
-      <w:r>
-        <w:rPr>
-          <w:rFonts w:hint="eastAsia" w:ascii="Times New Roman" w:hAnsi="Times New Roman" w:eastAsia="FangSong" w:cs="Times New Roman"/>
-        </w:rPr>
-        <w:t>戊烯</w:t>
-      </w:r>
-      <w:r>
-        <w:rPr>
-          <w:rFonts w:hint="eastAsia" w:ascii="Times New Roman" w:hAnsi="Times New Roman" w:eastAsia="Times New Roman" w:cs="Times New Roman"/>
-        </w:rPr>
-        <w:t>-1-</w:t>
-      </w:r>
-      <w:r>
-        <w:rPr>
-          <w:rFonts w:hint="eastAsia" w:ascii="Times New Roman" w:hAnsi="Times New Roman" w:eastAsia="FangSong" w:cs="Times New Roman"/>
-        </w:rPr>
-        <w:t>醇的羟汞化产物</w:t>
+        <w:t>3</w:t>
+      </w:r>
+      <w:r>
+        <w:rPr>
+          <w:rFonts w:ascii="Times New Roman" w:hAnsi="Times New Roman" w:eastAsia="Times New Roman" w:cs="Times New Roman"/>
+        </w:rPr>
+        <w:t xml:space="preserve"> </w:t>
+      </w:r>
+      <w:r>
+        <w:rPr>
+          <w:rFonts w:hint="eastAsia" w:ascii="Times New Roman" w:hAnsi="Times New Roman" w:eastAsia="FangSong" w:cs="Times New Roman"/>
+        </w:rPr>
+        <w:t xml:space="preserve">能达到</w:t>
+      </w:r>
+      <w:r>
+        <w:rPr>
+          <w:rFonts w:ascii="Times New Roman" w:hAnsi="Times New Roman" w:eastAsia="Times New Roman" w:cs="Times New Roman"/>
+        </w:rPr>
+        <w:t xml:space="preserve"> pH = </w:t>
+      </w:r>
+      <w:r>
+        <w:rPr>
+          <w:rFonts w:hint="eastAsia" w:ascii="Times New Roman" w:hAnsi="Times New Roman" w:eastAsia="Times New Roman" w:cs="Times New Roman"/>
+        </w:rPr>
+        <w:t>7.00（</w:t>
+      </w:r>
+      <w:r>
+        <w:rPr>
+          <w:rFonts w:hint="eastAsia" w:ascii="Times New Roman" w:hAnsi="Times New Roman" w:eastAsia="FangSong" w:cs="Times New Roman"/>
+        </w:rPr>
+        <w:t>忽略二氧化碳在水中的溶解度</w:t>
+      </w:r>
+      <w:r>
+        <w:rPr>
+          <w:rFonts w:hint="eastAsia" w:ascii="Times New Roman" w:hAnsi="Times New Roman" w:eastAsia="Times New Roman" w:cs="Times New Roman"/>
+        </w:rPr>
+        <w:t>）。</w:t>
+      </w:r>
+    </w:p>
+    <w:p>
+      <w:pPr>
+        <w:pStyle w:val="BodyText"/>
+      </w:pPr>
+      <w:r>
+        <w:rPr>
+          <w:rFonts w:hint="eastAsia" w:ascii="Times New Roman" w:hAnsi="Times New Roman" w:eastAsia="FangSong" w:cs="Times New Roman"/>
+        </w:rPr>
+        <w:t xml:space="preserve">在</w:t>
+      </w:r>
+      <w:r>
+        <w:rPr>
+          <w:rFonts w:ascii="Times New Roman" w:hAnsi="Times New Roman" w:eastAsia="Times New Roman" w:cs="Times New Roman"/>
+        </w:rPr>
+        <w:t xml:space="preserve"> FeBr</w:t>
+      </w:r>
+      <w:r>
+        <w:rPr>
+          <w:rFonts w:ascii="Times New Roman" w:hAnsi="Times New Roman" w:eastAsia="Times New Roman" w:cs="Times New Roman"/>
+          <w:vertAlign w:val="subscript"/>
+        </w:rPr>
+        <w:t>3</w:t>
+      </w:r>
+      <w:r>
+        <w:rPr>
+          <w:rFonts w:ascii="Times New Roman" w:hAnsi="Times New Roman" w:eastAsia="Times New Roman" w:cs="Times New Roman"/>
+        </w:rPr>
+        <w:t xml:space="preserve"> </w:t>
+      </w:r>
+      <w:r>
+        <w:rPr>
+          <w:rFonts w:hint="eastAsia" w:ascii="Times New Roman" w:hAnsi="Times New Roman" w:eastAsia="FangSong" w:cs="Times New Roman"/>
+        </w:rPr>
+        <w:t xml:space="preserve">条件下用过量的溴处理</w:t>
+      </w:r>
+      <w:r>
+        <w:rPr>
+          <w:rFonts w:ascii="Times New Roman" w:hAnsi="Times New Roman" w:eastAsia="Times New Roman" w:cs="Times New Roman"/>
+        </w:rPr>
+        <w:t xml:space="preserve"> </w:t>
+      </w:r>
+      <w:r>
+        <w:rPr>
+          <w:rFonts w:hint="eastAsia" w:ascii="Times New Roman" w:hAnsi="Times New Roman" w:eastAsia="Times New Roman" w:cs="Times New Roman"/>
+        </w:rPr>
+        <w:t>B，</w:t>
+      </w:r>
+      <w:r>
+        <w:rPr>
+          <w:rFonts w:hint="eastAsia" w:ascii="Times New Roman" w:hAnsi="Times New Roman" w:eastAsia="FangSong" w:cs="Times New Roman"/>
+        </w:rPr>
+        <w:t>然后用</w:t>
+      </w:r>
+      <w:r>
+        <w:rPr>
+          <w:rFonts w:ascii="Times New Roman" w:hAnsi="Times New Roman" w:eastAsia="Times New Roman" w:cs="Times New Roman"/>
+        </w:rPr>
+        <w:t xml:space="preserve"> UV </w:t>
+      </w:r>
+      <w:r>
+        <w:rPr>
+          <w:rFonts w:hint="eastAsia" w:ascii="Times New Roman" w:hAnsi="Times New Roman" w:eastAsia="FangSong" w:cs="Times New Roman"/>
+        </w:rPr>
+        <w:t>光照射反应混合物</w:t>
+      </w:r>
+      <w:r>
+        <w:rPr>
+          <w:rFonts w:hint="eastAsia" w:ascii="Times New Roman" w:hAnsi="Times New Roman" w:eastAsia="Times New Roman" w:cs="Times New Roman"/>
+        </w:rPr>
+        <w:t>，</w:t>
+      </w:r>
+      <w:r>
+        <w:rPr>
+          <w:rFonts w:hint="eastAsia" w:ascii="Times New Roman" w:hAnsi="Times New Roman" w:eastAsia="FangSong" w:cs="Times New Roman"/>
+        </w:rPr>
+        <w:t>得到以化合物</w:t>
+      </w:r>
+      <w:r>
+        <w:rPr>
+          <w:rFonts w:ascii="Times New Roman" w:hAnsi="Times New Roman" w:eastAsia="Times New Roman" w:cs="Times New Roman"/>
+        </w:rPr>
+        <w:t xml:space="preserve"> G </w:t>
+      </w:r>
+      <w:r>
+        <w:rPr>
+          <w:rFonts w:hint="eastAsia" w:ascii="Times New Roman" w:hAnsi="Times New Roman" w:eastAsia="FangSong" w:cs="Times New Roman"/>
+        </w:rPr>
+        <w:t>为主要成分的混合物</w:t>
+      </w:r>
+      <w:r>
+        <w:rPr>
+          <w:rFonts w:hint="eastAsia" w:ascii="Times New Roman" w:hAnsi="Times New Roman" w:eastAsia="Times New Roman" w:cs="Times New Roman"/>
+        </w:rPr>
+        <w:t>，</w:t>
+      </w:r>
+      <w:r>
+        <w:rPr>
+          <w:rFonts w:hint="eastAsia" w:ascii="Times New Roman" w:hAnsi="Times New Roman" w:eastAsia="FangSong" w:cs="Times New Roman"/>
+        </w:rPr>
+        <w:t>在</w:t>
+      </w:r>
+      <w:r>
+        <w:rPr>
+          <w:rFonts w:ascii="Times New Roman" w:hAnsi="Times New Roman" w:eastAsia="Times New Roman" w:cs="Times New Roman"/>
+        </w:rPr>
+        <w:t xml:space="preserve"> NaOH </w:t>
+      </w:r>
+      <w:r>
+        <w:rPr>
+          <w:rFonts w:hint="eastAsia" w:ascii="Times New Roman" w:hAnsi="Times New Roman" w:eastAsia="FangSong" w:cs="Times New Roman"/>
+        </w:rPr>
+        <w:t xml:space="preserve">的稀溶液作用下缓慢水解</w:t>
+      </w:r>
+      <w:r>
+        <w:rPr>
+          <w:rFonts w:ascii="Times New Roman" w:hAnsi="Times New Roman" w:eastAsia="Times New Roman" w:cs="Times New Roman"/>
+        </w:rPr>
+        <w:t xml:space="preserve"> </w:t>
+      </w:r>
+      <w:r>
+        <w:rPr>
+          <w:rFonts w:hint="eastAsia" w:ascii="Times New Roman" w:hAnsi="Times New Roman" w:eastAsia="Times New Roman" w:cs="Times New Roman"/>
+        </w:rPr>
+        <w:t>G，</w:t>
+      </w:r>
+      <w:r>
+        <w:rPr>
+          <w:rFonts w:hint="eastAsia" w:ascii="Times New Roman" w:hAnsi="Times New Roman" w:eastAsia="FangSong" w:cs="Times New Roman"/>
+        </w:rPr>
+        <w:t>得到化合物</w:t>
+      </w:r>
+      <w:r>
+        <w:rPr>
+          <w:rFonts w:ascii="Times New Roman" w:hAnsi="Times New Roman" w:eastAsia="Times New Roman" w:cs="Times New Roman"/>
+        </w:rPr>
+        <w:t xml:space="preserve"> </w:t>
+      </w:r>
+      <w:r>
+        <w:rPr>
+          <w:rFonts w:hint="eastAsia" w:ascii="Times New Roman" w:hAnsi="Times New Roman" w:eastAsia="Times New Roman" w:cs="Times New Roman"/>
+        </w:rPr>
+        <w:t xml:space="preserve">H，G</w:t>
+      </w:r>
+      <w:r>
+        <w:rPr>
+          <w:rFonts w:ascii="Times New Roman" w:hAnsi="Times New Roman" w:eastAsia="Times New Roman" w:cs="Times New Roman"/>
+        </w:rPr>
+        <w:t xml:space="preserve"> </w:t>
+      </w:r>
+      <w:r>
+        <w:rPr>
+          <w:rFonts w:hint="eastAsia" w:ascii="Times New Roman" w:hAnsi="Times New Roman" w:eastAsia="FangSong" w:cs="Times New Roman"/>
+        </w:rPr>
+        <w:t xml:space="preserve">与</w:t>
+      </w:r>
+      <w:r>
+        <w:rPr>
+          <w:rFonts w:ascii="Times New Roman" w:hAnsi="Times New Roman" w:eastAsia="Times New Roman" w:cs="Times New Roman"/>
+        </w:rPr>
+        <w:t xml:space="preserve"> H </w:t>
+      </w:r>
+      <w:r>
+        <w:rPr>
+          <w:rFonts w:hint="eastAsia" w:ascii="Times New Roman" w:hAnsi="Times New Roman" w:eastAsia="FangSong" w:cs="Times New Roman"/>
+        </w:rPr>
+        <w:t xml:space="preserve">的</w:t>
+      </w:r>
+      <w:r>
+        <w:rPr>
+          <w:rFonts w:ascii="Times New Roman" w:hAnsi="Times New Roman" w:eastAsia="Times New Roman" w:cs="Times New Roman"/>
+        </w:rPr>
+        <w:t xml:space="preserve"> </w:t>
+      </w:r>
+      <w:r>
+        <w:rPr>
+          <w:rFonts w:ascii="Times New Roman" w:hAnsi="Times New Roman" w:eastAsia="Times New Roman" w:cs="Times New Roman"/>
+          <w:vertAlign w:val="superscript"/>
+        </w:rPr>
+        <w:t>1</w:t>
+      </w:r>
+      <w:r>
+        <w:rPr>
+          <w:rFonts w:ascii="Times New Roman" w:hAnsi="Times New Roman" w:eastAsia="Times New Roman" w:cs="Times New Roman"/>
+        </w:rPr>
+        <w:t xml:space="preserve">H NMR </w:t>
+      </w:r>
+      <w:r>
+        <w:rPr>
+          <w:rFonts w:hint="eastAsia" w:ascii="Times New Roman" w:hAnsi="Times New Roman" w:eastAsia="FangSong" w:cs="Times New Roman"/>
+        </w:rPr>
+        <w:t>光谱包含一个信号</w:t>
+      </w:r>
+      <w:r>
+        <w:rPr>
+          <w:rFonts w:hint="eastAsia" w:ascii="Times New Roman" w:hAnsi="Times New Roman" w:eastAsia="Times New Roman" w:cs="Times New Roman"/>
+        </w:rPr>
+        <w:t>（</w:t>
+      </w:r>
+      <w:r>
+        <w:rPr>
+          <w:rFonts w:hint="eastAsia" w:ascii="Times New Roman" w:hAnsi="Times New Roman" w:eastAsia="FangSong" w:cs="Times New Roman"/>
+        </w:rPr>
+        <w:t>即在两个化合物中</w:t>
+      </w:r>
+      <w:r>
+        <w:rPr>
+          <w:rFonts w:hint="eastAsia" w:ascii="Times New Roman" w:hAnsi="Times New Roman" w:eastAsia="Times New Roman" w:cs="Times New Roman"/>
+        </w:rPr>
+        <w:t>，</w:t>
+      </w:r>
+      <w:r>
+        <w:rPr>
+          <w:rFonts w:hint="eastAsia" w:ascii="Times New Roman" w:hAnsi="Times New Roman" w:eastAsia="FangSong" w:cs="Times New Roman"/>
+        </w:rPr>
+        <w:t>所有氢原子都相同</w:t>
+      </w:r>
+      <w:r>
+        <w:rPr>
+          <w:rFonts w:hint="eastAsia" w:ascii="Times New Roman" w:hAnsi="Times New Roman" w:eastAsia="Times New Roman" w:cs="Times New Roman"/>
+        </w:rPr>
+        <w:t>）。</w:t>
+      </w:r>
+      <w:r>
+        <w:rPr>
+          <w:rFonts w:hint="eastAsia" w:ascii="Times New Roman" w:hAnsi="Times New Roman" w:eastAsia="FangSong" w:cs="Times New Roman"/>
+        </w:rPr>
+        <w:t>下图中化合物</w:t>
+      </w:r>
+      <w:r>
+        <w:rPr>
+          <w:rFonts w:ascii="Times New Roman" w:hAnsi="Times New Roman" w:eastAsia="Times New Roman" w:cs="Times New Roman"/>
+        </w:rPr>
+        <w:t xml:space="preserve"> H </w:t>
+      </w:r>
+      <w:r>
+        <w:rPr>
+          <w:rFonts w:hint="eastAsia" w:ascii="Times New Roman" w:hAnsi="Times New Roman" w:eastAsia="FangSong" w:cs="Times New Roman"/>
+        </w:rPr>
+        <w:t>的一个转换在有机电子学领域有很大的用途</w:t>
       </w:r>
       <w:r>
         <w:rPr>
           <w:rFonts w:hint="eastAsia" w:ascii="Times New Roman" w:hAnsi="Times New Roman" w:eastAsia="Times New Roman" w:cs="Times New Roman"/>
         </w:rPr>
         <w:t>。</w:t>
-      </w:r>
-    </w:p>
-    <w:p>
-      <w:pPr>
-        <w:pStyle w:val="BodyText"/>
-      </w:pPr>
-      <w:r>
-        <w:rPr>
-          <w:rFonts w:hint="eastAsia" w:ascii="Times New Roman" w:hAnsi="Times New Roman" w:eastAsia="FangSong" w:cs="Times New Roman"/>
-        </w:rPr>
-        <w:t xml:space="preserve">下列有机化合物中具有芳香性的是</w:t>
       </w:r>
     </w:p>
     <w:p>
@@ -13807,20 +18348,1654 @@
         </w:rPr>
         <w:drawing>
           <wp:inline>
-            <wp:extent cx="1800000" cy="2160000"/>
+            <wp:extent cx="3600000" cy="904347"/>
             <wp:effectExtent b="0" l="0" r="0" t="0"/>
-            <wp:docPr descr="" title="" id="174" name="Picture"/>
+            <wp:docPr descr="" title="" id="176" name="Picture"/>
             <a:graphic>
               <a:graphicData uri="http://schemas.openxmlformats.org/drawingml/2006/picture">
                 <pic:pic>
                   <pic:nvPicPr>
-                    <pic:cNvPr descr="9aaa0160ae5725c2a05b4589c42923d7e8709359f4a72d993ea03f0828bfdc17.jpg" id="175" name="Picture"/>
+                    <pic:cNvPr descr="c04a7f7e872cd449626d2dca9df2bc9e39d6a2d08f4a1a1b7cbe5d6c774535c7.jpg" id="177" name="Picture"/>
                     <pic:cNvPicPr>
                       <a:picLocks noChangeArrowheads="1" noChangeAspect="1"/>
                     </pic:cNvPicPr>
                   </pic:nvPicPr>
                   <pic:blipFill>
-                    <a:blip r:embed="rId173"/>
+                    <a:blip r:embed="rId175"/>
+                    <a:stretch>
+                      <a:fillRect/>
+                    </a:stretch>
+                  </pic:blipFill>
+                  <pic:spPr bwMode="auto">
+                    <a:xfrm>
+                      <a:off x="0" y="0"/>
+                      <a:ext cx="3600000" cy="904347"/>
+                    </a:xfrm>
+                    <a:prstGeom prst="rect">
+                      <a:avLst/>
+                    </a:prstGeom>
+                    <a:noFill/>
+                    <a:ln w="9525">
+                      <a:noFill/>
+                      <a:headEnd/>
+                      <a:tailEnd/>
+                    </a:ln>
+                  </pic:spPr>
+                </pic:pic>
+              </a:graphicData>
+            </a:graphic>
+          </wp:inline>
+        </w:drawing>
+      </w:r>
+    </w:p>
+    <w:p>
+      <w:pPr>
+        <w:pStyle w:val="BodyText"/>
+      </w:pPr>
+      <w:r>
+        <w:rPr>
+          <w:rFonts w:ascii="Times New Roman" w:hAnsi="Times New Roman" w:eastAsia="Times New Roman" w:cs="Times New Roman"/>
+        </w:rPr>
+        <w:t xml:space="preserve">PPA = </w:t>
+      </w:r>
+      <w:r>
+        <w:rPr>
+          <w:rFonts w:hint="eastAsia" w:ascii="Times New Roman" w:hAnsi="Times New Roman" w:eastAsia="FangSong" w:cs="Times New Roman"/>
+        </w:rPr>
+        <w:t>多聚磷酸</w:t>
+      </w:r>
+      <w:r>
+        <w:rPr>
+          <w:rFonts w:hint="eastAsia" w:ascii="Times New Roman" w:hAnsi="Times New Roman" w:eastAsia="Times New Roman" w:cs="Times New Roman"/>
+        </w:rPr>
+        <w:t>。</w:t>
+      </w:r>
+    </w:p>
+    <w:p>
+      <w:pPr>
+        <w:pStyle w:val="BodyText"/>
+      </w:pPr>
+      <w:r>
+        <w:rPr>
+          <w:rFonts w:ascii="Times New Roman" w:hAnsi="Times New Roman" w:eastAsia="Times New Roman" w:cs="Times New Roman"/>
+        </w:rPr>
+        <w:t xml:space="preserve">3-4. </w:t>
+      </w:r>
+      <w:r>
+        <w:rPr>
+          <w:rFonts w:hint="eastAsia" w:ascii="Times New Roman" w:hAnsi="Times New Roman" w:eastAsia="FangSong" w:cs="Times New Roman"/>
+        </w:rPr>
+        <w:t xml:space="preserve">画出</w:t>
+      </w:r>
+      <w:r>
+        <w:rPr>
+          <w:rFonts w:ascii="Times New Roman" w:hAnsi="Times New Roman" w:eastAsia="Times New Roman" w:cs="Times New Roman"/>
+        </w:rPr>
+        <w:t xml:space="preserve"> G~K </w:t>
+      </w:r>
+      <w:r>
+        <w:rPr>
+          <w:rFonts w:hint="eastAsia" w:ascii="Times New Roman" w:hAnsi="Times New Roman" w:eastAsia="FangSong" w:cs="Times New Roman"/>
+        </w:rPr>
+        <w:t>的结构图</w:t>
+      </w:r>
+      <w:r>
+        <w:rPr>
+          <w:rFonts w:hint="eastAsia" w:ascii="Times New Roman" w:hAnsi="Times New Roman" w:eastAsia="Times New Roman" w:cs="Times New Roman"/>
+        </w:rPr>
+        <w:t>。</w:t>
+      </w:r>
+    </w:p>
+    <w:p>
+      <w:pPr>
+        <w:spacing w:before="160" w:after="80"/>
+      </w:pPr>
+      <w:r>
+        <w:pict>
+          <v:rect style="width:0;height:1.5pt" o:hralign="center" o:hrstd="t" o:hr="t"/>
+        </w:pict>
+      </w:r>
+    </w:p>
+    <w:bookmarkEnd w:id="178"/>
+    <w:bookmarkStart w:id="182" w:name="化学能力测试-ch9b-10-mcmurry双环十四烷"/>
+    <w:p>
+      <w:pPr>
+        <w:pStyle w:val="Heading2"/>
+        <w:spacing w:before="280" w:after="80"/>
+        <w:keepNext/>
+      </w:pPr>
+      <w:r>
+        <w:rPr>
+          <w:rFonts w:ascii="Times New Roman" w:hAnsi="Times New Roman" w:eastAsia="Times New Roman" w:cs="Times New Roman"/>
+        </w:rPr>
+        <w:t xml:space="preserve">3.33 </w:t>
+      </w:r>
+      <w:r>
+        <w:rPr>
+          <w:rFonts w:hint="eastAsia" w:ascii="Times New Roman" w:hAnsi="Times New Roman" w:eastAsia="SimHei" w:cs="Times New Roman"/>
+        </w:rPr>
+        <w:t>化学能力测试</w:t>
+      </w:r>
+      <w:r>
+        <w:rPr>
+          <w:rFonts w:hint="eastAsia" w:ascii="Times New Roman" w:hAnsi="Times New Roman" w:eastAsia="Times New Roman" w:cs="Times New Roman"/>
+        </w:rPr>
+        <w:t>-Ch9B-10-McMurry</w:t>
+      </w:r>
+      <w:r>
+        <w:rPr>
+          <w:rFonts w:hint="eastAsia" w:ascii="Times New Roman" w:hAnsi="Times New Roman" w:eastAsia="SimHei" w:cs="Times New Roman"/>
+        </w:rPr>
+        <w:t>双环十四烷</w:t>
+      </w:r>
+    </w:p>
+    <w:p>
+      <w:pPr>
+        <w:pStyle w:val="FirstParagraph"/>
+      </w:pPr>
+      <w:r>
+        <w:rPr>
+          <w:rFonts w:ascii="Times New Roman" w:hAnsi="Times New Roman" w:eastAsia="Times New Roman" w:cs="Times New Roman"/>
+        </w:rPr>
+        <w:t xml:space="preserve">1984 </w:t>
+      </w:r>
+      <w:r>
+        <w:rPr>
+          <w:rFonts w:hint="eastAsia" w:ascii="Times New Roman" w:hAnsi="Times New Roman" w:eastAsia="FangSong" w:cs="Times New Roman"/>
+        </w:rPr>
+        <w:t>年</w:t>
+      </w:r>
+      <w:r>
+        <w:rPr>
+          <w:rFonts w:hint="eastAsia" w:ascii="Times New Roman" w:hAnsi="Times New Roman" w:eastAsia="Times New Roman" w:cs="Times New Roman"/>
+        </w:rPr>
+        <w:t>，</w:t>
+      </w:r>
+      <w:r>
+        <w:rPr>
+          <w:rFonts w:hint="eastAsia" w:ascii="Times New Roman" w:hAnsi="Times New Roman" w:eastAsia="FangSong" w:cs="Times New Roman"/>
+        </w:rPr>
+        <w:t>由</w:t>
+      </w:r>
+      <w:r>
+        <w:rPr>
+          <w:rFonts w:ascii="Times New Roman" w:hAnsi="Times New Roman" w:eastAsia="Times New Roman" w:cs="Times New Roman"/>
+        </w:rPr>
+        <w:t xml:space="preserve"> John </w:t>
+      </w:r>
+      <w:r>
+        <w:rPr>
+          <w:rFonts w:hint="eastAsia" w:ascii="Times New Roman" w:hAnsi="Times New Roman" w:eastAsia="Times New Roman" w:cs="Times New Roman"/>
+        </w:rPr>
+        <w:t>McMurry（</w:t>
+      </w:r>
+      <w:r>
+        <w:rPr>
+          <w:rFonts w:hint="eastAsia" w:ascii="Times New Roman" w:hAnsi="Times New Roman" w:eastAsia="FangSong" w:cs="Times New Roman"/>
+        </w:rPr>
+        <w:t>美国化学家</w:t>
+      </w:r>
+      <w:r>
+        <w:rPr>
+          <w:rFonts w:hint="eastAsia" w:ascii="Times New Roman" w:hAnsi="Times New Roman" w:eastAsia="Times New Roman" w:cs="Times New Roman"/>
+        </w:rPr>
+        <w:t>）</w:t>
+      </w:r>
+      <w:r>
+        <w:rPr>
+          <w:rFonts w:hint="eastAsia" w:ascii="Times New Roman" w:hAnsi="Times New Roman" w:eastAsia="FangSong" w:cs="Times New Roman"/>
+        </w:rPr>
+        <w:t>领导的研究小组根据下述方案合成了有趣的桥联多环化合物</w:t>
+      </w:r>
+      <w:r>
+        <w:rPr>
+          <w:rFonts w:ascii="Times New Roman" w:hAnsi="Times New Roman" w:eastAsia="Times New Roman" w:cs="Times New Roman"/>
+        </w:rPr>
+        <w:t xml:space="preserve"> Ⅰ </w:t>
+      </w:r>
+      <w:r>
+        <w:rPr>
+          <w:rFonts w:hint="eastAsia" w:ascii="Times New Roman" w:hAnsi="Times New Roman" w:eastAsia="FangSong" w:cs="Times New Roman"/>
+        </w:rPr>
+        <w:t xml:space="preserve">和</w:t>
+      </w:r>
+      <w:r>
+        <w:rPr>
+          <w:rFonts w:ascii="Times New Roman" w:hAnsi="Times New Roman" w:eastAsia="Times New Roman" w:cs="Times New Roman"/>
+        </w:rPr>
+        <w:t xml:space="preserve"> </w:t>
+      </w:r>
+      <w:r>
+        <w:rPr>
+          <w:rFonts w:hint="eastAsia" w:ascii="Times New Roman" w:hAnsi="Times New Roman" w:eastAsia="Times New Roman" w:cs="Times New Roman"/>
+        </w:rPr>
+        <w:t xml:space="preserve">Ⅱ：</w:t>
+      </w:r>
+    </w:p>
+    <w:p>
+      <w:pPr>
+        <w:pStyle w:val="BodyText"/>
+        <w:spacing w:before="160" w:after="80"/>
+        <w:jc w:val="center"/>
+      </w:pPr>
+      <w:r>
+        <w:rPr>
+          <w:rFonts w:ascii="Times New Roman" w:hAnsi="Times New Roman" w:eastAsia="Times New Roman" w:cs="Times New Roman"/>
+        </w:rPr>
+        <w:drawing>
+          <wp:inline>
+            <wp:extent cx="3600000" cy="955694"/>
+            <wp:effectExtent b="0" l="0" r="0" t="0"/>
+            <wp:docPr descr="" title="" id="180" name="Picture"/>
+            <a:graphic>
+              <a:graphicData uri="http://schemas.openxmlformats.org/drawingml/2006/picture">
+                <pic:pic>
+                  <pic:nvPicPr>
+                    <pic:cNvPr descr="b2bf11e122049cb8cc3e5d06990f4810159e9f11437c26a9411d8746da61cea6.jpg" id="181" name="Picture"/>
+                    <pic:cNvPicPr>
+                      <a:picLocks noChangeArrowheads="1" noChangeAspect="1"/>
+                    </pic:cNvPicPr>
+                  </pic:nvPicPr>
+                  <pic:blipFill>
+                    <a:blip r:embed="rId179"/>
+                    <a:stretch>
+                      <a:fillRect/>
+                    </a:stretch>
+                  </pic:blipFill>
+                  <pic:spPr bwMode="auto">
+                    <a:xfrm>
+                      <a:off x="0" y="0"/>
+                      <a:ext cx="3600000" cy="955694"/>
+                    </a:xfrm>
+                    <a:prstGeom prst="rect">
+                      <a:avLst/>
+                    </a:prstGeom>
+                    <a:noFill/>
+                    <a:ln w="9525">
+                      <a:noFill/>
+                      <a:headEnd/>
+                      <a:tailEnd/>
+                    </a:ln>
+                  </pic:spPr>
+                </pic:pic>
+              </a:graphicData>
+            </a:graphic>
+          </wp:inline>
+        </w:drawing>
+      </w:r>
+    </w:p>
+    <w:p>
+      <w:pPr>
+        <w:pStyle w:val="BodyText"/>
+      </w:pPr>
+      <w:r>
+        <w:rPr>
+          <w:rFonts w:ascii="Times New Roman" w:hAnsi="Times New Roman" w:eastAsia="Times New Roman" w:cs="Times New Roman"/>
+        </w:rPr>
+        <w:t xml:space="preserve">10-1. </w:t>
+      </w:r>
+      <w:r>
+        <w:rPr>
+          <w:rFonts w:hint="eastAsia" w:ascii="Times New Roman" w:hAnsi="Times New Roman" w:eastAsia="FangSong" w:cs="Times New Roman"/>
+        </w:rPr>
+        <w:t xml:space="preserve">在</w:t>
+      </w:r>
+      <w:r>
+        <w:rPr>
+          <w:rFonts w:ascii="Times New Roman" w:hAnsi="Times New Roman" w:eastAsia="Times New Roman" w:cs="Times New Roman"/>
+        </w:rPr>
+        <w:t xml:space="preserve"> Ⅰ </w:t>
+      </w:r>
+      <w:r>
+        <w:rPr>
+          <w:rFonts w:hint="eastAsia" w:ascii="Times New Roman" w:hAnsi="Times New Roman" w:eastAsia="FangSong" w:cs="Times New Roman"/>
+        </w:rPr>
+        <w:t>的合成中</w:t>
+      </w:r>
+      <w:r>
+        <w:rPr>
+          <w:rFonts w:hint="eastAsia" w:ascii="Times New Roman" w:hAnsi="Times New Roman" w:eastAsia="Times New Roman" w:cs="Times New Roman"/>
+        </w:rPr>
+        <w:t>，D</w:t>
+      </w:r>
+      <w:r>
+        <w:rPr>
+          <w:rFonts w:ascii="Times New Roman" w:hAnsi="Times New Roman" w:eastAsia="Times New Roman" w:cs="Times New Roman"/>
+        </w:rPr>
+        <w:t xml:space="preserve"> </w:t>
+      </w:r>
+      <w:r>
+        <w:rPr>
+          <w:rFonts w:hint="eastAsia" w:ascii="Times New Roman" w:hAnsi="Times New Roman" w:eastAsia="FangSong" w:cs="Times New Roman"/>
+        </w:rPr>
+        <w:t xml:space="preserve">转化为</w:t>
+      </w:r>
+      <w:r>
+        <w:rPr>
+          <w:rFonts w:ascii="Times New Roman" w:hAnsi="Times New Roman" w:eastAsia="Times New Roman" w:cs="Times New Roman"/>
+        </w:rPr>
+        <w:t xml:space="preserve"> Ⅱ </w:t>
+      </w:r>
+      <w:r>
+        <w:rPr>
+          <w:rFonts w:hint="eastAsia" w:ascii="Times New Roman" w:hAnsi="Times New Roman" w:eastAsia="FangSong" w:cs="Times New Roman"/>
+        </w:rPr>
+        <w:t xml:space="preserve">的反应叫做</w:t>
+      </w:r>
+      <w:r>
+        <w:rPr>
+          <w:rFonts w:ascii="Times New Roman" w:hAnsi="Times New Roman" w:eastAsia="Times New Roman" w:cs="Times New Roman"/>
+        </w:rPr>
+        <w:t xml:space="preserve"> McMurry </w:t>
+      </w:r>
+      <w:r>
+        <w:rPr>
+          <w:rFonts w:hint="eastAsia" w:ascii="Times New Roman" w:hAnsi="Times New Roman" w:eastAsia="FangSong" w:cs="Times New Roman"/>
+        </w:rPr>
+        <w:t>反应</w:t>
+      </w:r>
+      <w:r>
+        <w:rPr>
+          <w:rFonts w:hint="eastAsia" w:ascii="Times New Roman" w:hAnsi="Times New Roman" w:eastAsia="Times New Roman" w:cs="Times New Roman"/>
+        </w:rPr>
+        <w:t>。</w:t>
+      </w:r>
+      <w:r>
+        <w:rPr>
+          <w:rFonts w:hint="eastAsia" w:ascii="Times New Roman" w:hAnsi="Times New Roman" w:eastAsia="FangSong" w:cs="Times New Roman"/>
+        </w:rPr>
+        <w:t>如果在该反应中使用</w:t>
+      </w:r>
+      <w:r>
+        <w:rPr>
+          <w:rFonts w:ascii="Times New Roman" w:hAnsi="Times New Roman" w:eastAsia="Times New Roman" w:cs="Times New Roman"/>
+        </w:rPr>
+        <w:t xml:space="preserve"> </w:t>
+      </w:r>
+      <w:r>
+        <w:rPr>
+          <w:rFonts w:hint="eastAsia" w:ascii="Times New Roman" w:hAnsi="Times New Roman" w:eastAsia="Times New Roman" w:cs="Times New Roman"/>
+        </w:rPr>
+        <w:t>C</w:t>
+      </w:r>
+      <w:r>
+        <w:rPr>
+          <w:rFonts w:hint="eastAsia" w:ascii="Times New Roman" w:hAnsi="Times New Roman" w:eastAsia="Times New Roman" w:cs="Times New Roman"/>
+          <w:vertAlign w:val="subscript"/>
+        </w:rPr>
+        <w:t>3</w:t>
+      </w:r>
+      <w:r>
+        <w:rPr>
+          <w:rFonts w:hint="eastAsia" w:ascii="Times New Roman" w:hAnsi="Times New Roman" w:eastAsia="Times New Roman" w:cs="Times New Roman"/>
+        </w:rPr>
+        <w:t>H</w:t>
+      </w:r>
+      <w:r>
+        <w:rPr>
+          <w:rFonts w:hint="eastAsia" w:ascii="Times New Roman" w:hAnsi="Times New Roman" w:eastAsia="Times New Roman" w:cs="Times New Roman"/>
+          <w:vertAlign w:val="subscript"/>
+        </w:rPr>
+        <w:t>6</w:t>
+      </w:r>
+      <w:r>
+        <w:rPr>
+          <w:rFonts w:hint="eastAsia" w:ascii="Times New Roman" w:hAnsi="Times New Roman" w:eastAsia="Times New Roman" w:cs="Times New Roman"/>
+        </w:rPr>
+        <w:t>O（Ⅲ）（</w:t>
+      </w:r>
+      <w:r>
+        <w:rPr>
+          <w:rFonts w:hint="eastAsia" w:ascii="Times New Roman" w:hAnsi="Times New Roman" w:eastAsia="FangSong" w:cs="Times New Roman"/>
+        </w:rPr>
+        <w:t>代替</w:t>
+      </w:r>
+      <w:r>
+        <w:rPr>
+          <w:rFonts w:ascii="Times New Roman" w:hAnsi="Times New Roman" w:eastAsia="Times New Roman" w:cs="Times New Roman"/>
+        </w:rPr>
+        <w:t xml:space="preserve"> </w:t>
+      </w:r>
+      <w:r>
+        <w:rPr>
+          <w:rFonts w:hint="eastAsia" w:ascii="Times New Roman" w:hAnsi="Times New Roman" w:eastAsia="Times New Roman" w:cs="Times New Roman"/>
+        </w:rPr>
+        <w:t>D），</w:t>
+      </w:r>
+      <w:r>
+        <w:rPr>
+          <w:rFonts w:hint="eastAsia" w:ascii="Times New Roman" w:hAnsi="Times New Roman" w:eastAsia="FangSong" w:cs="Times New Roman"/>
+        </w:rPr>
+        <w:t>则将获得化合物</w:t>
+      </w:r>
+      <w:r>
+        <w:rPr>
+          <w:rFonts w:ascii="Times New Roman" w:hAnsi="Times New Roman" w:eastAsia="Times New Roman" w:cs="Times New Roman"/>
+        </w:rPr>
+        <w:t xml:space="preserve"> </w:t>
+      </w:r>
+      <w:r>
+        <w:rPr>
+          <w:rFonts w:hint="eastAsia" w:ascii="Times New Roman" w:hAnsi="Times New Roman" w:eastAsia="Times New Roman" w:cs="Times New Roman"/>
+        </w:rPr>
+        <w:t>C</w:t>
+      </w:r>
+      <w:r>
+        <w:rPr>
+          <w:rFonts w:hint="eastAsia" w:ascii="Times New Roman" w:hAnsi="Times New Roman" w:eastAsia="Times New Roman" w:cs="Times New Roman"/>
+          <w:vertAlign w:val="subscript"/>
+        </w:rPr>
+        <w:t>6</w:t>
+      </w:r>
+      <w:r>
+        <w:rPr>
+          <w:rFonts w:hint="eastAsia" w:ascii="Times New Roman" w:hAnsi="Times New Roman" w:eastAsia="Times New Roman" w:cs="Times New Roman"/>
+        </w:rPr>
+        <w:t>H</w:t>
+      </w:r>
+      <w:r>
+        <w:rPr>
+          <w:rFonts w:hint="eastAsia" w:ascii="Times New Roman" w:hAnsi="Times New Roman" w:eastAsia="Times New Roman" w:cs="Times New Roman"/>
+          <w:vertAlign w:val="subscript"/>
+        </w:rPr>
+        <w:t>12</w:t>
+      </w:r>
+      <w:r>
+        <w:rPr>
+          <w:rFonts w:hint="eastAsia" w:ascii="Times New Roman" w:hAnsi="Times New Roman" w:eastAsia="Times New Roman" w:cs="Times New Roman"/>
+        </w:rPr>
+        <w:t>（Ⅳ）。Ⅲ</w:t>
+      </w:r>
+      <w:r>
+        <w:rPr>
+          <w:rFonts w:ascii="Times New Roman" w:hAnsi="Times New Roman" w:eastAsia="Times New Roman" w:cs="Times New Roman"/>
+        </w:rPr>
+        <w:t xml:space="preserve"> </w:t>
+      </w:r>
+      <w:r>
+        <w:rPr>
+          <w:rFonts w:hint="eastAsia" w:ascii="Times New Roman" w:hAnsi="Times New Roman" w:eastAsia="FangSong" w:cs="Times New Roman"/>
+        </w:rPr>
+        <w:t xml:space="preserve">的</w:t>
+      </w:r>
+      <w:r>
+        <w:rPr>
+          <w:rFonts w:ascii="Times New Roman" w:hAnsi="Times New Roman" w:eastAsia="Times New Roman" w:cs="Times New Roman"/>
+        </w:rPr>
+        <w:t xml:space="preserve"> IR </w:t>
+      </w:r>
+      <w:r>
+        <w:rPr>
+          <w:rFonts w:hint="eastAsia" w:ascii="Times New Roman" w:hAnsi="Times New Roman" w:eastAsia="FangSong" w:cs="Times New Roman"/>
+        </w:rPr>
+        <w:t xml:space="preserve">光谱在</w:t>
+      </w:r>
+      <w:r>
+        <w:rPr>
+          <w:rFonts w:ascii="Times New Roman" w:hAnsi="Times New Roman" w:eastAsia="Times New Roman" w:cs="Times New Roman"/>
+        </w:rPr>
+        <w:t xml:space="preserve"> 1715 cm</w:t>
+      </w:r>
+      <w:r>
+        <w:rPr>
+          <w:rFonts w:ascii="Times New Roman" w:hAnsi="Times New Roman" w:eastAsia="Times New Roman" w:cs="Times New Roman"/>
+          <w:vertAlign w:val="superscript"/>
+        </w:rPr>
+        <w:t>-1</w:t>
+      </w:r>
+      <w:r>
+        <w:rPr>
+          <w:rFonts w:ascii="Times New Roman" w:hAnsi="Times New Roman" w:eastAsia="Times New Roman" w:cs="Times New Roman"/>
+        </w:rPr>
+        <w:t xml:space="preserve"> </w:t>
+      </w:r>
+      <w:r>
+        <w:rPr>
+          <w:rFonts w:hint="eastAsia" w:ascii="Times New Roman" w:hAnsi="Times New Roman" w:eastAsia="FangSong" w:cs="Times New Roman"/>
+        </w:rPr>
+        <w:t>显示出强烈的吸收带</w:t>
+      </w:r>
+      <w:r>
+        <w:rPr>
+          <w:rFonts w:hint="eastAsia" w:ascii="Times New Roman" w:hAnsi="Times New Roman" w:eastAsia="Times New Roman" w:cs="Times New Roman"/>
+        </w:rPr>
+        <w:t>，</w:t>
+      </w:r>
+      <w:r>
+        <w:rPr>
+          <w:rFonts w:hint="eastAsia" w:ascii="Times New Roman" w:hAnsi="Times New Roman" w:eastAsia="FangSong" w:cs="Times New Roman"/>
+        </w:rPr>
+        <w:t>在</w:t>
+      </w:r>
+      <w:r>
+        <w:rPr>
+          <w:rFonts w:ascii="Times New Roman" w:hAnsi="Times New Roman" w:eastAsia="Times New Roman" w:cs="Times New Roman"/>
+        </w:rPr>
+        <w:t xml:space="preserve"> Ⅳ </w:t>
+      </w:r>
+      <w:r>
+        <w:rPr>
+          <w:rFonts w:hint="eastAsia" w:ascii="Times New Roman" w:hAnsi="Times New Roman" w:eastAsia="FangSong" w:cs="Times New Roman"/>
+        </w:rPr>
+        <w:t xml:space="preserve">的</w:t>
+      </w:r>
+      <w:r>
+        <w:rPr>
+          <w:rFonts w:ascii="Times New Roman" w:hAnsi="Times New Roman" w:eastAsia="Times New Roman" w:cs="Times New Roman"/>
+        </w:rPr>
+        <w:t xml:space="preserve"> </w:t>
+      </w:r>
+      <w:r>
+        <w:rPr>
+          <w:rFonts w:ascii="Times New Roman" w:hAnsi="Times New Roman" w:eastAsia="Times New Roman" w:cs="Times New Roman"/>
+          <w:vertAlign w:val="superscript"/>
+        </w:rPr>
+        <w:t>1</w:t>
+      </w:r>
+      <w:r>
+        <w:rPr>
+          <w:rFonts w:ascii="Times New Roman" w:hAnsi="Times New Roman" w:eastAsia="Times New Roman" w:cs="Times New Roman"/>
+        </w:rPr>
+        <w:t xml:space="preserve">H-NMR </w:t>
+      </w:r>
+      <w:r>
+        <w:rPr>
+          <w:rFonts w:hint="eastAsia" w:ascii="Times New Roman" w:hAnsi="Times New Roman" w:eastAsia="FangSong" w:cs="Times New Roman"/>
+        </w:rPr>
+        <w:t>谱中仅检测到一个单峰</w:t>
+      </w:r>
+      <w:r>
+        <w:rPr>
+          <w:rFonts w:hint="eastAsia" w:ascii="Times New Roman" w:hAnsi="Times New Roman" w:eastAsia="Times New Roman" w:cs="Times New Roman"/>
+        </w:rPr>
+        <w:t>，</w:t>
+      </w:r>
+      <w:r>
+        <w:rPr>
+          <w:rFonts w:hint="eastAsia" w:ascii="Times New Roman" w:hAnsi="Times New Roman" w:eastAsia="FangSong" w:cs="Times New Roman"/>
+        </w:rPr>
+        <w:t>试确定</w:t>
+      </w:r>
+      <w:r>
+        <w:rPr>
+          <w:rFonts w:ascii="Times New Roman" w:hAnsi="Times New Roman" w:eastAsia="Times New Roman" w:cs="Times New Roman"/>
+        </w:rPr>
+        <w:t xml:space="preserve"> Ⅲ </w:t>
+      </w:r>
+      <w:r>
+        <w:rPr>
+          <w:rFonts w:hint="eastAsia" w:ascii="Times New Roman" w:hAnsi="Times New Roman" w:eastAsia="FangSong" w:cs="Times New Roman"/>
+        </w:rPr>
+        <w:t xml:space="preserve">和</w:t>
+      </w:r>
+      <w:r>
+        <w:rPr>
+          <w:rFonts w:ascii="Times New Roman" w:hAnsi="Times New Roman" w:eastAsia="Times New Roman" w:cs="Times New Roman"/>
+        </w:rPr>
+        <w:t xml:space="preserve"> Ⅳ </w:t>
+      </w:r>
+      <w:r>
+        <w:rPr>
+          <w:rFonts w:hint="eastAsia" w:ascii="Times New Roman" w:hAnsi="Times New Roman" w:eastAsia="FangSong" w:cs="Times New Roman"/>
+        </w:rPr>
+        <w:t>的结构</w:t>
+      </w:r>
+      <w:r>
+        <w:rPr>
+          <w:rFonts w:hint="eastAsia" w:ascii="Times New Roman" w:hAnsi="Times New Roman" w:eastAsia="Times New Roman" w:cs="Times New Roman"/>
+        </w:rPr>
+        <w:t>。</w:t>
+      </w:r>
+    </w:p>
+    <w:p>
+      <w:pPr>
+        <w:pStyle w:val="BodyText"/>
+      </w:pPr>
+      <w:r>
+        <w:rPr>
+          <w:rFonts w:hint="eastAsia" w:ascii="Times New Roman" w:hAnsi="Times New Roman" w:eastAsia="FangSong" w:cs="Times New Roman"/>
+        </w:rPr>
+        <w:t xml:space="preserve">化合物</w:t>
+      </w:r>
+      <w:r>
+        <w:rPr>
+          <w:rFonts w:ascii="Times New Roman" w:hAnsi="Times New Roman" w:eastAsia="Times New Roman" w:cs="Times New Roman"/>
+        </w:rPr>
+        <w:t xml:space="preserve"> Ⅰ </w:t>
+      </w:r>
+      <w:r>
+        <w:rPr>
+          <w:rFonts w:hint="eastAsia" w:ascii="Times New Roman" w:hAnsi="Times New Roman" w:eastAsia="FangSong" w:cs="Times New Roman"/>
+        </w:rPr>
+        <w:t xml:space="preserve">和</w:t>
+      </w:r>
+      <w:r>
+        <w:rPr>
+          <w:rFonts w:ascii="Times New Roman" w:hAnsi="Times New Roman" w:eastAsia="Times New Roman" w:cs="Times New Roman"/>
+        </w:rPr>
+        <w:t xml:space="preserve"> Ⅱ </w:t>
+      </w:r>
+      <w:r>
+        <w:rPr>
+          <w:rFonts w:hint="eastAsia" w:ascii="Times New Roman" w:hAnsi="Times New Roman" w:eastAsia="FangSong" w:cs="Times New Roman"/>
+        </w:rPr>
+        <w:t>的特征在于不寻常的立体异构体</w:t>
+      </w:r>
+      <w:r>
+        <w:rPr>
+          <w:rFonts w:hint="eastAsia" w:ascii="Times New Roman" w:hAnsi="Times New Roman" w:eastAsia="Times New Roman" w:cs="Times New Roman"/>
+        </w:rPr>
+        <w:t>——</w:t>
+      </w:r>
+      <w:r>
+        <w:rPr>
+          <w:rFonts w:hint="eastAsia" w:ascii="Times New Roman" w:hAnsi="Times New Roman" w:eastAsia="FangSong" w:cs="Times New Roman"/>
+        </w:rPr>
+        <w:t>称为内</w:t>
+      </w:r>
+      <w:r>
+        <w:rPr>
+          <w:rFonts w:hint="eastAsia" w:ascii="Times New Roman" w:hAnsi="Times New Roman" w:eastAsia="Times New Roman" w:cs="Times New Roman"/>
+        </w:rPr>
+        <w:t>/</w:t>
+      </w:r>
+      <w:r>
+        <w:rPr>
+          <w:rFonts w:hint="eastAsia" w:ascii="Times New Roman" w:hAnsi="Times New Roman" w:eastAsia="FangSong" w:cs="Times New Roman"/>
+        </w:rPr>
+        <w:t>外异构</w:t>
+      </w:r>
+      <w:r>
+        <w:rPr>
+          <w:rFonts w:hint="eastAsia" w:ascii="Times New Roman" w:hAnsi="Times New Roman" w:eastAsia="Times New Roman" w:cs="Times New Roman"/>
+        </w:rPr>
+        <w:t>。</w:t>
+      </w:r>
+    </w:p>
+    <w:p>
+      <w:pPr>
+        <w:pStyle w:val="BodyText"/>
+      </w:pPr>
+      <w:r>
+        <w:rPr>
+          <w:rFonts w:ascii="Times New Roman" w:hAnsi="Times New Roman" w:eastAsia="Times New Roman" w:cs="Times New Roman"/>
+        </w:rPr>
+        <w:t xml:space="preserve">10-2. </w:t>
+      </w:r>
+      <w:r>
+        <w:rPr>
+          <w:rFonts w:hint="eastAsia" w:ascii="Times New Roman" w:hAnsi="Times New Roman" w:eastAsia="FangSong" w:cs="Times New Roman"/>
+        </w:rPr>
+        <w:t xml:space="preserve">画出</w:t>
+      </w:r>
+      <w:r>
+        <w:rPr>
+          <w:rFonts w:ascii="Times New Roman" w:hAnsi="Times New Roman" w:eastAsia="Times New Roman" w:cs="Times New Roman"/>
+        </w:rPr>
+        <w:t xml:space="preserve"> Ⅰa </w:t>
+      </w:r>
+      <w:r>
+        <w:rPr>
+          <w:rFonts w:hint="eastAsia" w:ascii="Times New Roman" w:hAnsi="Times New Roman" w:eastAsia="FangSong" w:cs="Times New Roman"/>
+        </w:rPr>
+        <w:t xml:space="preserve">和</w:t>
+      </w:r>
+      <w:r>
+        <w:rPr>
+          <w:rFonts w:ascii="Times New Roman" w:hAnsi="Times New Roman" w:eastAsia="Times New Roman" w:cs="Times New Roman"/>
+        </w:rPr>
+        <w:t xml:space="preserve"> Ⅰb </w:t>
+      </w:r>
+      <w:r>
+        <w:rPr>
+          <w:rFonts w:hint="eastAsia" w:ascii="Times New Roman" w:hAnsi="Times New Roman" w:eastAsia="FangSong" w:cs="Times New Roman"/>
+        </w:rPr>
+        <w:t>的结构式</w:t>
+      </w:r>
+      <w:r>
+        <w:rPr>
+          <w:rFonts w:hint="eastAsia" w:ascii="Times New Roman" w:hAnsi="Times New Roman" w:eastAsia="Times New Roman" w:cs="Times New Roman"/>
+        </w:rPr>
+        <w:t>（</w:t>
+      </w:r>
+      <w:r>
+        <w:rPr>
+          <w:rFonts w:hint="eastAsia" w:ascii="Times New Roman" w:hAnsi="Times New Roman" w:eastAsia="FangSong" w:cs="Times New Roman"/>
+        </w:rPr>
+        <w:t>分别为</w:t>
+      </w:r>
+      <w:r>
+        <w:rPr>
+          <w:rFonts w:ascii="Times New Roman" w:hAnsi="Times New Roman" w:eastAsia="Times New Roman" w:cs="Times New Roman"/>
+        </w:rPr>
+        <w:t xml:space="preserve"> Ⅰ </w:t>
+      </w:r>
+      <w:r>
+        <w:rPr>
+          <w:rFonts w:hint="eastAsia" w:ascii="Times New Roman" w:hAnsi="Times New Roman" w:eastAsia="FangSong" w:cs="Times New Roman"/>
+        </w:rPr>
+        <w:t>的内和外立体异构</w:t>
+      </w:r>
+      <w:r>
+        <w:rPr>
+          <w:rFonts w:hint="eastAsia" w:ascii="Times New Roman" w:hAnsi="Times New Roman" w:eastAsia="Times New Roman" w:cs="Times New Roman"/>
+        </w:rPr>
+        <w:t>）。</w:t>
+      </w:r>
+    </w:p>
+    <w:p>
+      <w:pPr>
+        <w:pStyle w:val="BodyText"/>
+      </w:pPr>
+      <w:r>
+        <w:rPr>
+          <w:rFonts w:ascii="Times New Roman" w:hAnsi="Times New Roman" w:eastAsia="Times New Roman" w:cs="Times New Roman"/>
+        </w:rPr>
+        <w:t xml:space="preserve">10-3. </w:t>
+      </w:r>
+      <w:r>
+        <w:rPr>
+          <w:rFonts w:hint="eastAsia" w:ascii="Times New Roman" w:hAnsi="Times New Roman" w:eastAsia="FangSong" w:cs="Times New Roman"/>
+        </w:rPr>
+        <w:t xml:space="preserve">格林试剂</w:t>
+      </w:r>
+      <w:r>
+        <w:rPr>
+          <w:rFonts w:ascii="Times New Roman" w:hAnsi="Times New Roman" w:eastAsia="Times New Roman" w:cs="Times New Roman"/>
+        </w:rPr>
+        <w:t xml:space="preserve"> </w:t>
+      </w:r>
+      <w:r>
+        <w:rPr>
+          <w:rFonts w:hint="eastAsia" w:ascii="Times New Roman" w:hAnsi="Times New Roman" w:eastAsia="Times New Roman" w:cs="Times New Roman"/>
+        </w:rPr>
+        <w:t xml:space="preserve">RMgCl（ω(Cl)</w:t>
+      </w:r>
+      <w:r>
+        <w:rPr>
+          <w:rFonts w:ascii="Times New Roman" w:hAnsi="Times New Roman" w:eastAsia="Times New Roman" w:cs="Times New Roman"/>
+        </w:rPr>
+        <w:t xml:space="preserve"> = </w:t>
+      </w:r>
+      <w:r>
+        <w:rPr>
+          <w:rFonts w:hint="eastAsia" w:ascii="Times New Roman" w:hAnsi="Times New Roman" w:eastAsia="Times New Roman" w:cs="Times New Roman"/>
+        </w:rPr>
+        <w:t xml:space="preserve">59.24%，ω(Mg)</w:t>
+      </w:r>
+      <w:r>
+        <w:rPr>
+          <w:rFonts w:ascii="Times New Roman" w:hAnsi="Times New Roman" w:eastAsia="Times New Roman" w:cs="Times New Roman"/>
+        </w:rPr>
+        <w:t xml:space="preserve"> = </w:t>
+      </w:r>
+      <w:r>
+        <w:rPr>
+          <w:rFonts w:hint="eastAsia" w:ascii="Times New Roman" w:hAnsi="Times New Roman" w:eastAsia="Times New Roman" w:cs="Times New Roman"/>
+        </w:rPr>
+        <w:t>10.90%）</w:t>
+      </w:r>
+      <w:r>
+        <w:rPr>
+          <w:rFonts w:hint="eastAsia" w:ascii="Times New Roman" w:hAnsi="Times New Roman" w:eastAsia="FangSong" w:cs="Times New Roman"/>
+        </w:rPr>
+        <w:t>的</w:t>
+      </w:r>
+      <w:r>
+        <w:rPr>
+          <w:rFonts w:ascii="Times New Roman" w:hAnsi="Times New Roman" w:eastAsia="Times New Roman" w:cs="Times New Roman"/>
+        </w:rPr>
+        <w:t xml:space="preserve"> </w:t>
+      </w:r>
+      <w:r>
+        <w:rPr>
+          <w:rFonts w:ascii="Times New Roman" w:hAnsi="Times New Roman" w:eastAsia="Times New Roman" w:cs="Times New Roman"/>
+          <w:vertAlign w:val="superscript"/>
+        </w:rPr>
+        <w:t>1</w:t>
+      </w:r>
+      <w:r>
+        <w:rPr>
+          <w:rFonts w:ascii="Times New Roman" w:hAnsi="Times New Roman" w:eastAsia="Times New Roman" w:cs="Times New Roman"/>
+        </w:rPr>
+        <w:t xml:space="preserve">H-NMR </w:t>
+      </w:r>
+      <w:r>
+        <w:rPr>
+          <w:rFonts w:hint="eastAsia" w:ascii="Times New Roman" w:hAnsi="Times New Roman" w:eastAsia="FangSong" w:cs="Times New Roman"/>
+        </w:rPr>
+        <w:t>谱显示包括一个单重峰</w:t>
+      </w:r>
+      <w:r>
+        <w:rPr>
+          <w:rFonts w:hint="eastAsia" w:ascii="Times New Roman" w:hAnsi="Times New Roman" w:eastAsia="Times New Roman" w:cs="Times New Roman"/>
+        </w:rPr>
+        <w:t>：</w:t>
+      </w:r>
+      <w:r>
+        <w:rPr>
+          <w:rFonts w:hint="eastAsia" w:ascii="Times New Roman" w:hAnsi="Times New Roman" w:eastAsia="FangSong" w:cs="Times New Roman"/>
+        </w:rPr>
+        <w:t>三重峰</w:t>
+      </w:r>
+      <w:r>
+        <w:rPr>
+          <w:rFonts w:hint="eastAsia" w:ascii="Times New Roman" w:hAnsi="Times New Roman" w:eastAsia="Times New Roman" w:cs="Times New Roman"/>
+        </w:rPr>
+        <w:t>：</w:t>
+      </w:r>
+      <w:r>
+        <w:rPr>
+          <w:rFonts w:hint="eastAsia" w:ascii="Times New Roman" w:hAnsi="Times New Roman" w:eastAsia="FangSong" w:cs="Times New Roman"/>
+        </w:rPr>
+        <w:t>三重峰</w:t>
+      </w:r>
+      <w:r>
+        <w:rPr>
+          <w:rFonts w:hint="eastAsia" w:ascii="Times New Roman" w:hAnsi="Times New Roman" w:eastAsia="Times New Roman" w:cs="Times New Roman"/>
+        </w:rPr>
+        <w:t>：</w:t>
+      </w:r>
+      <w:r>
+        <w:rPr>
+          <w:rFonts w:hint="eastAsia" w:ascii="Times New Roman" w:hAnsi="Times New Roman" w:eastAsia="FangSong" w:cs="Times New Roman"/>
+        </w:rPr>
+        <w:t>五重峰</w:t>
+      </w:r>
+      <w:r>
+        <w:rPr>
+          <w:rFonts w:hint="eastAsia" w:ascii="Times New Roman" w:hAnsi="Times New Roman" w:eastAsia="Times New Roman" w:cs="Times New Roman"/>
+        </w:rPr>
+        <w:t>：</w:t>
+      </w:r>
+      <w:r>
+        <w:rPr>
+          <w:rFonts w:hint="eastAsia" w:ascii="Times New Roman" w:hAnsi="Times New Roman" w:eastAsia="FangSong" w:cs="Times New Roman"/>
+        </w:rPr>
+        <w:t>多重峰</w:t>
+      </w:r>
+      <w:r>
+        <w:rPr>
+          <w:rFonts w:hint="eastAsia" w:ascii="Times New Roman" w:hAnsi="Times New Roman" w:eastAsia="Times New Roman" w:cs="Times New Roman"/>
+        </w:rPr>
+        <w:t>（δ</w:t>
+      </w:r>
+      <w:r>
+        <w:rPr>
+          <w:rFonts w:ascii="Times New Roman" w:hAnsi="Times New Roman" w:eastAsia="Times New Roman" w:cs="Times New Roman"/>
+        </w:rPr>
+        <w:t xml:space="preserve"> = 7.5 </w:t>
+      </w:r>
+      <w:r>
+        <w:rPr>
+          <w:rFonts w:hint="eastAsia" w:ascii="Times New Roman" w:hAnsi="Times New Roman" w:eastAsia="Times New Roman" w:cs="Times New Roman"/>
+        </w:rPr>
+        <w:t>ppm）</w:t>
+      </w:r>
+      <w:r>
+        <w:rPr>
+          <w:rFonts w:hint="eastAsia" w:ascii="Times New Roman" w:hAnsi="Times New Roman" w:eastAsia="FangSong" w:cs="Times New Roman"/>
+        </w:rPr>
+        <w:t>的强度之比为</w:t>
+      </w:r>
+      <w:r>
+        <w:rPr>
+          <w:rFonts w:ascii="Times New Roman" w:hAnsi="Times New Roman" w:eastAsia="Times New Roman" w:cs="Times New Roman"/>
+        </w:rPr>
+        <w:t xml:space="preserve"> </w:t>
+      </w:r>
+      <w:r>
+        <w:rPr>
+          <w:rFonts w:hint="eastAsia" w:ascii="Times New Roman" w:hAnsi="Times New Roman" w:eastAsia="Times New Roman" w:cs="Times New Roman"/>
+        </w:rPr>
+        <w:t>2:2:2:2:2:5，</w:t>
+      </w:r>
+      <w:r>
+        <w:rPr>
+          <w:rFonts w:hint="eastAsia" w:ascii="Times New Roman" w:hAnsi="Times New Roman" w:eastAsia="FangSong" w:cs="Times New Roman"/>
+        </w:rPr>
+        <w:t>判断</w:t>
+      </w:r>
+      <w:r>
+        <w:rPr>
+          <w:rFonts w:ascii="Times New Roman" w:hAnsi="Times New Roman" w:eastAsia="Times New Roman" w:cs="Times New Roman"/>
+        </w:rPr>
+        <w:t xml:space="preserve"> A~D、RMgCl、Ⅱ </w:t>
+      </w:r>
+      <w:r>
+        <w:rPr>
+          <w:rFonts w:hint="eastAsia" w:ascii="Times New Roman" w:hAnsi="Times New Roman" w:eastAsia="FangSong" w:cs="Times New Roman"/>
+        </w:rPr>
+        <w:t>的结构</w:t>
+      </w:r>
+      <w:r>
+        <w:rPr>
+          <w:rFonts w:hint="eastAsia" w:ascii="Times New Roman" w:hAnsi="Times New Roman" w:eastAsia="Times New Roman" w:cs="Times New Roman"/>
+        </w:rPr>
+        <w:t>，</w:t>
+      </w:r>
+      <w:r>
+        <w:rPr>
+          <w:rFonts w:hint="eastAsia" w:ascii="Times New Roman" w:hAnsi="Times New Roman" w:eastAsia="FangSong" w:cs="Times New Roman"/>
+        </w:rPr>
+        <w:t>并推测可使</w:t>
+      </w:r>
+      <w:r>
+        <w:rPr>
+          <w:rFonts w:ascii="Times New Roman" w:hAnsi="Times New Roman" w:eastAsia="Times New Roman" w:cs="Times New Roman"/>
+        </w:rPr>
+        <w:t xml:space="preserve"> Ⅱ→Ⅰ </w:t>
+      </w:r>
+      <w:r>
+        <w:rPr>
+          <w:rFonts w:hint="eastAsia" w:ascii="Times New Roman" w:hAnsi="Times New Roman" w:eastAsia="FangSong" w:cs="Times New Roman"/>
+        </w:rPr>
+        <w:t>反应发生的试剂</w:t>
+      </w:r>
+      <w:r>
+        <w:rPr>
+          <w:rFonts w:hint="eastAsia" w:ascii="Times New Roman" w:hAnsi="Times New Roman" w:eastAsia="Times New Roman" w:cs="Times New Roman"/>
+        </w:rPr>
+        <w:t>。</w:t>
+      </w:r>
+    </w:p>
+    <w:p>
+      <w:pPr>
+        <w:pStyle w:val="BodyText"/>
+      </w:pPr>
+      <w:r>
+        <w:rPr>
+          <w:rFonts w:ascii="Times New Roman" w:hAnsi="Times New Roman" w:eastAsia="Times New Roman" w:cs="Times New Roman"/>
+        </w:rPr>
+        <w:t xml:space="preserve">B </w:t>
+      </w:r>
+      <w:r>
+        <w:rPr>
+          <w:rFonts w:hint="eastAsia" w:ascii="Times New Roman" w:hAnsi="Times New Roman" w:eastAsia="FangSong" w:cs="Times New Roman"/>
+        </w:rPr>
+        <w:t>中含有一个环内双键</w:t>
+      </w:r>
+      <w:r>
+        <w:rPr>
+          <w:rFonts w:hint="eastAsia" w:ascii="Times New Roman" w:hAnsi="Times New Roman" w:eastAsia="Times New Roman" w:cs="Times New Roman"/>
+        </w:rPr>
+        <w:t>，</w:t>
+      </w:r>
+      <w:r>
+        <w:rPr>
+          <w:rFonts w:hint="eastAsia" w:ascii="Times New Roman" w:hAnsi="Times New Roman" w:eastAsia="FangSong" w:cs="Times New Roman"/>
+        </w:rPr>
+        <w:t>列出</w:t>
+      </w:r>
+      <w:r>
+        <w:rPr>
+          <w:rFonts w:ascii="Times New Roman" w:hAnsi="Times New Roman" w:eastAsia="Times New Roman" w:cs="Times New Roman"/>
+        </w:rPr>
+        <w:t xml:space="preserve"> B </w:t>
+      </w:r>
+      <w:r>
+        <w:rPr>
+          <w:rFonts w:hint="eastAsia" w:ascii="Times New Roman" w:hAnsi="Times New Roman" w:eastAsia="FangSong" w:cs="Times New Roman"/>
+        </w:rPr>
+        <w:t>的构型</w:t>
+      </w:r>
+      <w:r>
+        <w:rPr>
+          <w:rFonts w:hint="eastAsia" w:ascii="Times New Roman" w:hAnsi="Times New Roman" w:eastAsia="Times New Roman" w:cs="Times New Roman"/>
+        </w:rPr>
+        <w:t>（Z/E</w:t>
+      </w:r>
+      <w:r>
+        <w:rPr>
+          <w:rFonts w:ascii="Times New Roman" w:hAnsi="Times New Roman" w:eastAsia="Times New Roman" w:cs="Times New Roman"/>
+        </w:rPr>
+        <w:t xml:space="preserve"> </w:t>
+      </w:r>
+      <w:r>
+        <w:rPr>
+          <w:rFonts w:hint="eastAsia" w:ascii="Times New Roman" w:hAnsi="Times New Roman" w:eastAsia="FangSong" w:cs="Times New Roman"/>
+        </w:rPr>
+        <w:t>顺反异构</w:t>
+      </w:r>
+      <w:r>
+        <w:rPr>
+          <w:rFonts w:hint="eastAsia" w:ascii="Times New Roman" w:hAnsi="Times New Roman" w:eastAsia="Times New Roman" w:cs="Times New Roman"/>
+        </w:rPr>
+        <w:t>）。</w:t>
+      </w:r>
+    </w:p>
+    <w:p>
+      <w:pPr>
+        <w:pStyle w:val="BodyText"/>
+      </w:pPr>
+      <w:r>
+        <w:rPr>
+          <w:rFonts w:hint="eastAsia" w:ascii="Times New Roman" w:hAnsi="Times New Roman" w:eastAsia="FangSong" w:cs="Times New Roman"/>
+        </w:rPr>
+        <w:t xml:space="preserve">当用</w:t>
+      </w:r>
+      <w:r>
+        <w:rPr>
+          <w:rFonts w:ascii="Times New Roman" w:hAnsi="Times New Roman" w:eastAsia="Times New Roman" w:cs="Times New Roman"/>
+        </w:rPr>
+        <w:t xml:space="preserve"> CF</w:t>
+      </w:r>
+      <w:r>
+        <w:rPr>
+          <w:rFonts w:ascii="Times New Roman" w:hAnsi="Times New Roman" w:eastAsia="Times New Roman" w:cs="Times New Roman"/>
+          <w:vertAlign w:val="subscript"/>
+        </w:rPr>
+        <w:t>3</w:t>
+      </w:r>
+      <w:r>
+        <w:rPr>
+          <w:rFonts w:ascii="Times New Roman" w:hAnsi="Times New Roman" w:eastAsia="Times New Roman" w:cs="Times New Roman"/>
+        </w:rPr>
+        <w:t xml:space="preserve">COOH </w:t>
+      </w:r>
+      <w:r>
+        <w:rPr>
+          <w:rFonts w:hint="eastAsia" w:ascii="Times New Roman" w:hAnsi="Times New Roman" w:eastAsia="FangSong" w:cs="Times New Roman"/>
+        </w:rPr>
+        <w:t xml:space="preserve">在</w:t>
+      </w:r>
+      <w:r>
+        <w:rPr>
+          <w:rFonts w:ascii="Times New Roman" w:hAnsi="Times New Roman" w:eastAsia="Times New Roman" w:cs="Times New Roman"/>
+        </w:rPr>
+        <w:t xml:space="preserve"> 40 ℃ </w:t>
+      </w:r>
+      <w:r>
+        <w:rPr>
+          <w:rFonts w:hint="eastAsia" w:ascii="Times New Roman" w:hAnsi="Times New Roman" w:eastAsia="FangSong" w:cs="Times New Roman"/>
+        </w:rPr>
+        <w:t xml:space="preserve">处理</w:t>
+      </w:r>
+      <w:r>
+        <w:rPr>
+          <w:rFonts w:ascii="Times New Roman" w:hAnsi="Times New Roman" w:eastAsia="Times New Roman" w:cs="Times New Roman"/>
+        </w:rPr>
+        <w:t xml:space="preserve"> Ⅱ </w:t>
+      </w:r>
+      <w:r>
+        <w:rPr>
+          <w:rFonts w:hint="eastAsia" w:ascii="Times New Roman" w:hAnsi="Times New Roman" w:eastAsia="FangSong" w:cs="Times New Roman"/>
+        </w:rPr>
+        <w:t>时</w:t>
+      </w:r>
+      <w:r>
+        <w:rPr>
+          <w:rFonts w:hint="eastAsia" w:ascii="Times New Roman" w:hAnsi="Times New Roman" w:eastAsia="Times New Roman" w:cs="Times New Roman"/>
+        </w:rPr>
+        <w:t>，Ⅱ</w:t>
+      </w:r>
+      <w:r>
+        <w:rPr>
+          <w:rFonts w:ascii="Times New Roman" w:hAnsi="Times New Roman" w:eastAsia="Times New Roman" w:cs="Times New Roman"/>
+        </w:rPr>
+        <w:t xml:space="preserve"> </w:t>
+      </w:r>
+      <w:r>
+        <w:rPr>
+          <w:rFonts w:hint="eastAsia" w:ascii="Times New Roman" w:hAnsi="Times New Roman" w:eastAsia="FangSong" w:cs="Times New Roman"/>
+        </w:rPr>
+        <w:t xml:space="preserve">将定量地转化为对这类中间体有增加稳定性的</w:t>
+      </w:r>
+      <w:r>
+        <w:rPr>
+          <w:rFonts w:ascii="Times New Roman" w:hAnsi="Times New Roman" w:eastAsia="Times New Roman" w:cs="Times New Roman"/>
+        </w:rPr>
+        <w:t xml:space="preserve"> </w:t>
+      </w:r>
+      <w:r>
+        <w:rPr>
+          <w:rFonts w:hint="eastAsia" w:ascii="Times New Roman" w:hAnsi="Times New Roman" w:eastAsia="Times New Roman" w:cs="Times New Roman"/>
+        </w:rPr>
+        <w:t>[Ⅴ]；</w:t>
+      </w:r>
+      <w:r>
+        <w:rPr>
+          <w:rFonts w:hint="eastAsia" w:ascii="Times New Roman" w:hAnsi="Times New Roman" w:eastAsia="FangSong" w:cs="Times New Roman"/>
+        </w:rPr>
+        <w:t>或者</w:t>
+      </w:r>
+      <w:r>
+        <w:rPr>
+          <w:rFonts w:hint="eastAsia" w:ascii="Times New Roman" w:hAnsi="Times New Roman" w:eastAsia="Times New Roman" w:cs="Times New Roman"/>
+        </w:rPr>
+        <w:t>，[Ⅴ]</w:t>
+      </w:r>
+      <w:r>
+        <w:rPr>
+          <w:rFonts w:ascii="Times New Roman" w:hAnsi="Times New Roman" w:eastAsia="Times New Roman" w:cs="Times New Roman"/>
+        </w:rPr>
+        <w:t xml:space="preserve"> </w:t>
+      </w:r>
+      <w:r>
+        <w:rPr>
+          <w:rFonts w:hint="eastAsia" w:ascii="Times New Roman" w:hAnsi="Times New Roman" w:eastAsia="FangSong" w:cs="Times New Roman"/>
+        </w:rPr>
+        <w:t xml:space="preserve">可以通过在三氟甲磺酸的作用下从</w:t>
+      </w:r>
+      <w:r>
+        <w:rPr>
+          <w:rFonts w:ascii="Times New Roman" w:hAnsi="Times New Roman" w:eastAsia="Times New Roman" w:cs="Times New Roman"/>
+        </w:rPr>
+        <w:t xml:space="preserve"> Ⅰ </w:t>
+      </w:r>
+      <w:r>
+        <w:rPr>
+          <w:rFonts w:hint="eastAsia" w:ascii="Times New Roman" w:hAnsi="Times New Roman" w:eastAsia="FangSong" w:cs="Times New Roman"/>
+        </w:rPr>
+        <w:t>合成</w:t>
+      </w:r>
+      <w:r>
+        <w:rPr>
+          <w:rFonts w:hint="eastAsia" w:ascii="Times New Roman" w:hAnsi="Times New Roman" w:eastAsia="Times New Roman" w:cs="Times New Roman"/>
+        </w:rPr>
+        <w:t>，</w:t>
+      </w:r>
+      <w:r>
+        <w:rPr>
+          <w:rFonts w:hint="eastAsia" w:ascii="Times New Roman" w:hAnsi="Times New Roman" w:eastAsia="FangSong" w:cs="Times New Roman"/>
+        </w:rPr>
+        <w:t>并伴随着气体</w:t>
+      </w:r>
+      <w:r>
+        <w:rPr>
+          <w:rFonts w:ascii="Times New Roman" w:hAnsi="Times New Roman" w:eastAsia="Times New Roman" w:cs="Times New Roman"/>
+        </w:rPr>
+        <w:t xml:space="preserve"> X </w:t>
+      </w:r>
+      <w:r>
+        <w:rPr>
+          <w:rFonts w:hint="eastAsia" w:ascii="Times New Roman" w:hAnsi="Times New Roman" w:eastAsia="FangSong" w:cs="Times New Roman"/>
+        </w:rPr>
+        <w:t>的放出</w:t>
+      </w:r>
+      <w:r>
+        <w:rPr>
+          <w:rFonts w:hint="eastAsia" w:ascii="Times New Roman" w:hAnsi="Times New Roman" w:eastAsia="Times New Roman" w:cs="Times New Roman"/>
+        </w:rPr>
+        <w:t>。[Ⅴ]</w:t>
+      </w:r>
+      <w:r>
+        <w:rPr>
+          <w:rFonts w:ascii="Times New Roman" w:hAnsi="Times New Roman" w:eastAsia="Times New Roman" w:cs="Times New Roman"/>
+        </w:rPr>
+        <w:t xml:space="preserve"> </w:t>
+      </w:r>
+      <w:r>
+        <w:rPr>
+          <w:rFonts w:hint="eastAsia" w:ascii="Times New Roman" w:hAnsi="Times New Roman" w:eastAsia="FangSong" w:cs="Times New Roman"/>
+        </w:rPr>
+        <w:t>的结构包含桥接的双电子三中心键</w:t>
+      </w:r>
+      <w:r>
+        <w:rPr>
+          <w:rFonts w:hint="eastAsia" w:ascii="Times New Roman" w:hAnsi="Times New Roman" w:eastAsia="Times New Roman" w:cs="Times New Roman"/>
+        </w:rPr>
+        <w:t>，</w:t>
+      </w:r>
+      <w:r>
+        <w:rPr>
+          <w:rFonts w:hint="eastAsia" w:ascii="Times New Roman" w:hAnsi="Times New Roman" w:eastAsia="FangSong" w:cs="Times New Roman"/>
+        </w:rPr>
+        <w:t>并且与</w:t>
+      </w:r>
+      <w:r>
+        <w:rPr>
+          <w:rFonts w:ascii="Times New Roman" w:hAnsi="Times New Roman" w:eastAsia="Times New Roman" w:cs="Times New Roman"/>
+        </w:rPr>
+        <w:t xml:space="preserve"> Ⅰ </w:t>
+      </w:r>
+      <w:r>
+        <w:rPr>
+          <w:rFonts w:hint="eastAsia" w:ascii="Times New Roman" w:hAnsi="Times New Roman" w:eastAsia="FangSong" w:cs="Times New Roman"/>
+        </w:rPr>
+        <w:t>相比更加对称</w:t>
+      </w:r>
+      <w:r>
+        <w:rPr>
+          <w:rFonts w:hint="eastAsia" w:ascii="Times New Roman" w:hAnsi="Times New Roman" w:eastAsia="Times New Roman" w:cs="Times New Roman"/>
+        </w:rPr>
+        <w:t>，</w:t>
+      </w:r>
+      <w:r>
+        <w:rPr>
+          <w:rFonts w:hint="eastAsia" w:ascii="Times New Roman" w:hAnsi="Times New Roman" w:eastAsia="FangSong" w:cs="Times New Roman"/>
+        </w:rPr>
+        <w:t>正如</w:t>
+      </w:r>
+      <w:r>
+        <w:rPr>
+          <w:rFonts w:ascii="Times New Roman" w:hAnsi="Times New Roman" w:eastAsia="Times New Roman" w:cs="Times New Roman"/>
+        </w:rPr>
+        <w:t xml:space="preserve"> </w:t>
+      </w:r>
+      <w:r>
+        <w:rPr>
+          <w:rFonts w:ascii="Times New Roman" w:hAnsi="Times New Roman" w:eastAsia="Times New Roman" w:cs="Times New Roman"/>
+          <w:vertAlign w:val="superscript"/>
+        </w:rPr>
+        <w:t>1</w:t>
+      </w:r>
+      <w:r>
+        <w:rPr>
+          <w:rFonts w:ascii="Times New Roman" w:hAnsi="Times New Roman" w:eastAsia="Times New Roman" w:cs="Times New Roman"/>
+        </w:rPr>
+        <w:t xml:space="preserve">H-NMR </w:t>
+      </w:r>
+      <w:r>
+        <w:rPr>
+          <w:rFonts w:hint="eastAsia" w:ascii="Times New Roman" w:hAnsi="Times New Roman" w:eastAsia="FangSong" w:cs="Times New Roman"/>
+        </w:rPr>
+        <w:t>谱所证明的</w:t>
+      </w:r>
+      <w:r>
+        <w:rPr>
+          <w:rFonts w:hint="eastAsia" w:ascii="Times New Roman" w:hAnsi="Times New Roman" w:eastAsia="Times New Roman" w:cs="Times New Roman"/>
+        </w:rPr>
+        <w:t>（</w:t>
+      </w:r>
+      <w:r>
+        <w:rPr>
+          <w:rFonts w:hint="eastAsia" w:ascii="Times New Roman" w:hAnsi="Times New Roman" w:eastAsia="FangSong" w:cs="Times New Roman"/>
+        </w:rPr>
+        <w:t>特别地</w:t>
+      </w:r>
+      <w:r>
+        <w:rPr>
+          <w:rFonts w:hint="eastAsia" w:ascii="Times New Roman" w:hAnsi="Times New Roman" w:eastAsia="Times New Roman" w:cs="Times New Roman"/>
+        </w:rPr>
+        <w:t>，[Ⅴ]</w:t>
+      </w:r>
+      <w:r>
+        <w:rPr>
+          <w:rFonts w:ascii="Times New Roman" w:hAnsi="Times New Roman" w:eastAsia="Times New Roman" w:cs="Times New Roman"/>
+        </w:rPr>
+        <w:t xml:space="preserve"> </w:t>
+      </w:r>
+      <w:r>
+        <w:rPr>
+          <w:rFonts w:hint="eastAsia" w:ascii="Times New Roman" w:hAnsi="Times New Roman" w:eastAsia="FangSong" w:cs="Times New Roman"/>
+        </w:rPr>
+        <w:t xml:space="preserve">的分子比</w:t>
+      </w:r>
+      <w:r>
+        <w:rPr>
+          <w:rFonts w:ascii="Times New Roman" w:hAnsi="Times New Roman" w:eastAsia="Times New Roman" w:cs="Times New Roman"/>
+        </w:rPr>
+        <w:t xml:space="preserve"> Ⅰ </w:t>
+      </w:r>
+      <w:r>
+        <w:rPr>
+          <w:rFonts w:hint="eastAsia" w:ascii="Times New Roman" w:hAnsi="Times New Roman" w:eastAsia="FangSong" w:cs="Times New Roman"/>
+        </w:rPr>
+        <w:t>多具有一个对称平面</w:t>
+      </w:r>
+      <w:r>
+        <w:rPr>
+          <w:rFonts w:hint="eastAsia" w:ascii="Times New Roman" w:hAnsi="Times New Roman" w:eastAsia="Times New Roman" w:cs="Times New Roman"/>
+        </w:rPr>
+        <w:t>）。</w:t>
+      </w:r>
+      <w:r>
+        <w:rPr>
+          <w:rFonts w:hint="eastAsia" w:ascii="Times New Roman" w:hAnsi="Times New Roman" w:eastAsia="FangSong" w:cs="Times New Roman"/>
+        </w:rPr>
+        <w:t>所描述的规律性和</w:t>
+      </w:r>
+      <w:r>
+        <w:rPr>
+          <w:rFonts w:ascii="Times New Roman" w:hAnsi="Times New Roman" w:eastAsia="Times New Roman" w:cs="Times New Roman"/>
+        </w:rPr>
+        <w:t xml:space="preserve"> [Ⅴ] </w:t>
+      </w:r>
+      <w:r>
+        <w:rPr>
+          <w:rFonts w:hint="eastAsia" w:ascii="Times New Roman" w:hAnsi="Times New Roman" w:eastAsia="FangSong" w:cs="Times New Roman"/>
+        </w:rPr>
+        <w:t>的稳定性增加</w:t>
+      </w:r>
+      <w:r>
+        <w:rPr>
+          <w:rFonts w:hint="eastAsia" w:ascii="Times New Roman" w:hAnsi="Times New Roman" w:eastAsia="Times New Roman" w:cs="Times New Roman"/>
+        </w:rPr>
+        <w:t>，</w:t>
+      </w:r>
+      <w:r>
+        <w:rPr>
+          <w:rFonts w:hint="eastAsia" w:ascii="Times New Roman" w:hAnsi="Times New Roman" w:eastAsia="FangSong" w:cs="Times New Roman"/>
+        </w:rPr>
+        <w:t>是由于其可以表示为两个共振结构的事实</w:t>
+      </w:r>
+      <w:r>
+        <w:rPr>
+          <w:rFonts w:hint="eastAsia" w:ascii="Times New Roman" w:hAnsi="Times New Roman" w:eastAsia="Times New Roman" w:cs="Times New Roman"/>
+        </w:rPr>
+        <w:t>：[Ⅴ]</w:t>
+      </w:r>
+      <w:r>
+        <w:rPr>
+          <w:rFonts w:ascii="Times New Roman" w:hAnsi="Times New Roman" w:eastAsia="Times New Roman" w:cs="Times New Roman"/>
+        </w:rPr>
+        <w:t xml:space="preserve"> = [Ⅴa ↔ Ⅴb]。</w:t>
+      </w:r>
+    </w:p>
+    <w:p>
+      <w:pPr>
+        <w:pStyle w:val="BodyText"/>
+      </w:pPr>
+      <w:r>
+        <w:rPr>
+          <w:rFonts w:ascii="Times New Roman" w:hAnsi="Times New Roman" w:eastAsia="Times New Roman" w:cs="Times New Roman"/>
+        </w:rPr>
+        <w:t xml:space="preserve">10-4. </w:t>
+      </w:r>
+      <w:r>
+        <w:rPr>
+          <w:rFonts w:hint="eastAsia" w:ascii="Times New Roman" w:hAnsi="Times New Roman" w:eastAsia="FangSong" w:cs="Times New Roman"/>
+        </w:rPr>
+        <w:t xml:space="preserve">写出</w:t>
+      </w:r>
+      <w:r>
+        <w:rPr>
+          <w:rFonts w:ascii="Times New Roman" w:hAnsi="Times New Roman" w:eastAsia="Times New Roman" w:cs="Times New Roman"/>
+        </w:rPr>
+        <w:t xml:space="preserve"> [Ⅴ]、Ⅴa、Ⅴb、X </w:t>
+      </w:r>
+      <w:r>
+        <w:rPr>
+          <w:rFonts w:hint="eastAsia" w:ascii="Times New Roman" w:hAnsi="Times New Roman" w:eastAsia="FangSong" w:cs="Times New Roman"/>
+        </w:rPr>
+        <w:t>的结构式</w:t>
+      </w:r>
+      <w:r>
+        <w:rPr>
+          <w:rFonts w:hint="eastAsia" w:ascii="Times New Roman" w:hAnsi="Times New Roman" w:eastAsia="Times New Roman" w:cs="Times New Roman"/>
+        </w:rPr>
+        <w:t>。</w:t>
+      </w:r>
+      <w:r>
+        <w:rPr>
+          <w:rFonts w:hint="eastAsia" w:ascii="Times New Roman" w:hAnsi="Times New Roman" w:eastAsia="FangSong" w:cs="Times New Roman"/>
+        </w:rPr>
+        <w:t>试想</w:t>
+      </w:r>
+      <w:r>
+        <w:rPr>
+          <w:rFonts w:ascii="Times New Roman" w:hAnsi="Times New Roman" w:eastAsia="Times New Roman" w:cs="Times New Roman"/>
+        </w:rPr>
+        <w:t xml:space="preserve"> Ⅰ </w:t>
+      </w:r>
+      <w:r>
+        <w:rPr>
+          <w:rFonts w:hint="eastAsia" w:ascii="Times New Roman" w:hAnsi="Times New Roman" w:eastAsia="FangSong" w:cs="Times New Roman"/>
+        </w:rPr>
+        <w:t>的哪种内</w:t>
+      </w:r>
+      <w:r>
+        <w:rPr>
+          <w:rFonts w:hint="eastAsia" w:ascii="Times New Roman" w:hAnsi="Times New Roman" w:eastAsia="Times New Roman" w:cs="Times New Roman"/>
+        </w:rPr>
+        <w:t>/</w:t>
+      </w:r>
+      <w:r>
+        <w:rPr>
+          <w:rFonts w:hint="eastAsia" w:ascii="Times New Roman" w:hAnsi="Times New Roman" w:eastAsia="FangSong" w:cs="Times New Roman"/>
+        </w:rPr>
+        <w:t>外立体异构体</w:t>
+      </w:r>
+      <w:r>
+        <w:rPr>
+          <w:rFonts w:hint="eastAsia" w:ascii="Times New Roman" w:hAnsi="Times New Roman" w:eastAsia="Times New Roman" w:cs="Times New Roman"/>
+        </w:rPr>
+        <w:t>（Ⅰa</w:t>
+      </w:r>
+      <w:r>
+        <w:rPr>
+          <w:rFonts w:ascii="Times New Roman" w:hAnsi="Times New Roman" w:eastAsia="Times New Roman" w:cs="Times New Roman"/>
+        </w:rPr>
+        <w:t xml:space="preserve"> </w:t>
+      </w:r>
+      <w:r>
+        <w:rPr>
+          <w:rFonts w:hint="eastAsia" w:ascii="Times New Roman" w:hAnsi="Times New Roman" w:eastAsia="FangSong" w:cs="Times New Roman"/>
+        </w:rPr>
+        <w:t xml:space="preserve">或</w:t>
+      </w:r>
+      <w:r>
+        <w:rPr>
+          <w:rFonts w:ascii="Times New Roman" w:hAnsi="Times New Roman" w:eastAsia="Times New Roman" w:cs="Times New Roman"/>
+        </w:rPr>
+        <w:t xml:space="preserve"> </w:t>
+      </w:r>
+      <w:r>
+        <w:rPr>
+          <w:rFonts w:hint="eastAsia" w:ascii="Times New Roman" w:hAnsi="Times New Roman" w:eastAsia="Times New Roman" w:cs="Times New Roman"/>
+        </w:rPr>
+        <w:t>Ⅰb）</w:t>
+      </w:r>
+      <w:r>
+        <w:rPr>
+          <w:rFonts w:hint="eastAsia" w:ascii="Times New Roman" w:hAnsi="Times New Roman" w:eastAsia="FangSong" w:cs="Times New Roman"/>
+        </w:rPr>
+        <w:t>具有类似的反应活性</w:t>
+      </w:r>
+      <w:r>
+        <w:rPr>
+          <w:rFonts w:hint="eastAsia" w:ascii="Times New Roman" w:hAnsi="Times New Roman" w:eastAsia="Times New Roman" w:cs="Times New Roman"/>
+        </w:rPr>
+        <w:t>。</w:t>
+      </w:r>
+    </w:p>
+    <w:p>
+      <w:pPr>
+        <w:spacing w:before="160" w:after="80"/>
+      </w:pPr>
+      <w:r>
+        <w:pict>
+          <v:rect style="width:0;height:1.5pt" o:hralign="center" o:hrstd="t" o:hr="t"/>
+        </w:pict>
+      </w:r>
+    </w:p>
+    <w:bookmarkEnd w:id="182"/>
+    <w:bookmarkStart w:id="198" w:name="羟汞化反应产物第26届初赛"/>
+    <w:p>
+      <w:pPr>
+        <w:pStyle w:val="Heading2"/>
+        <w:spacing w:before="280" w:after="80"/>
+        <w:keepNext/>
+      </w:pPr>
+      <w:r>
+        <w:rPr>
+          <w:rFonts w:ascii="Times New Roman" w:hAnsi="Times New Roman" w:eastAsia="Times New Roman" w:cs="Times New Roman"/>
+        </w:rPr>
+        <w:t xml:space="preserve">3.34 </w:t>
+      </w:r>
+      <w:r>
+        <w:rPr>
+          <w:rFonts w:hint="eastAsia" w:ascii="Times New Roman" w:hAnsi="Times New Roman" w:eastAsia="SimHei" w:cs="Times New Roman"/>
+        </w:rPr>
+        <w:t>羟汞化反应产物</w:t>
+      </w:r>
+      <w:r>
+        <w:rPr>
+          <w:rFonts w:hint="eastAsia" w:ascii="Times New Roman" w:hAnsi="Times New Roman" w:eastAsia="Times New Roman" w:cs="Times New Roman"/>
+        </w:rPr>
+        <w:t>（</w:t>
+      </w:r>
+      <w:r>
+        <w:rPr>
+          <w:rFonts w:hint="eastAsia" w:ascii="Times New Roman" w:hAnsi="Times New Roman" w:eastAsia="SimHei" w:cs="Times New Roman"/>
+        </w:rPr>
+        <w:t>第</w:t>
+      </w:r>
+      <w:r>
+        <w:rPr>
+          <w:rFonts w:hint="eastAsia" w:ascii="Times New Roman" w:hAnsi="Times New Roman" w:eastAsia="Times New Roman" w:cs="Times New Roman"/>
+        </w:rPr>
+        <w:t>26</w:t>
+      </w:r>
+      <w:r>
+        <w:rPr>
+          <w:rFonts w:hint="eastAsia" w:ascii="Times New Roman" w:hAnsi="Times New Roman" w:eastAsia="SimHei" w:cs="Times New Roman"/>
+        </w:rPr>
+        <w:t>届初赛</w:t>
+      </w:r>
+      <w:r>
+        <w:rPr>
+          <w:rFonts w:hint="eastAsia" w:ascii="Times New Roman" w:hAnsi="Times New Roman" w:eastAsia="Times New Roman" w:cs="Times New Roman"/>
+        </w:rPr>
+        <w:t>）</w:t>
+      </w:r>
+    </w:p>
+    <w:p>
+      <w:pPr>
+        <w:pStyle w:val="FirstParagraph"/>
+      </w:pPr>
+      <w:r>
+        <w:rPr>
+          <w:rFonts w:hint="eastAsia" w:ascii="Times New Roman" w:hAnsi="Times New Roman" w:eastAsia="FangSong" w:cs="Times New Roman"/>
+        </w:rPr>
+        <w:t xml:space="preserve">画出化合物</w:t>
+      </w:r>
+      <w:r>
+        <w:rPr>
+          <w:rFonts w:ascii="Times New Roman" w:hAnsi="Times New Roman" w:eastAsia="Times New Roman" w:cs="Times New Roman"/>
+        </w:rPr>
+        <w:t xml:space="preserve"> A </w:t>
+      </w:r>
+      <w:r>
+        <w:rPr>
+          <w:rFonts w:hint="eastAsia" w:ascii="Times New Roman" w:hAnsi="Times New Roman" w:eastAsia="FangSong" w:cs="Times New Roman"/>
+        </w:rPr>
+        <w:t xml:space="preserve">和</w:t>
+      </w:r>
+      <w:r>
+        <w:rPr>
+          <w:rFonts w:ascii="Times New Roman" w:hAnsi="Times New Roman" w:eastAsia="Times New Roman" w:cs="Times New Roman"/>
+        </w:rPr>
+        <w:t xml:space="preserve"> B </w:t>
+      </w:r>
+      <w:r>
+        <w:rPr>
+          <w:rFonts w:hint="eastAsia" w:ascii="Times New Roman" w:hAnsi="Times New Roman" w:eastAsia="FangSong" w:cs="Times New Roman"/>
+        </w:rPr>
+        <w:t>的结构简式</w:t>
+      </w:r>
+      <w:r>
+        <w:rPr>
+          <w:rFonts w:hint="eastAsia" w:ascii="Times New Roman" w:hAnsi="Times New Roman" w:eastAsia="Times New Roman" w:cs="Times New Roman"/>
+        </w:rPr>
+        <w:t>。A</w:t>
+      </w:r>
+      <w:r>
+        <w:rPr>
+          <w:rFonts w:hint="eastAsia" w:ascii="Times New Roman" w:hAnsi="Times New Roman" w:eastAsia="FangSong" w:cs="Times New Roman"/>
+        </w:rPr>
+        <w:t>为</w:t>
+      </w:r>
+      <w:r>
+        <w:rPr>
+          <w:rFonts w:hint="eastAsia" w:ascii="Times New Roman" w:hAnsi="Times New Roman" w:eastAsia="Times New Roman" w:cs="Times New Roman"/>
+        </w:rPr>
+        <w:t>CH</w:t>
+      </w:r>
+      <w:r>
+        <w:rPr>
+          <w:rFonts w:hint="eastAsia" w:ascii="Times New Roman" w:hAnsi="Times New Roman" w:eastAsia="Times New Roman" w:cs="Times New Roman"/>
+          <w:vertAlign w:val="subscript"/>
+        </w:rPr>
+        <w:t>2</w:t>
+      </w:r>
+      <w:r>
+        <w:rPr>
+          <w:rFonts w:hint="eastAsia" w:ascii="Times New Roman" w:hAnsi="Times New Roman" w:eastAsia="FangSong" w:cs="Times New Roman"/>
+        </w:rPr>
+        <w:t>的羟汞化产物</w:t>
+      </w:r>
+      <w:r>
+        <w:rPr>
+          <w:rFonts w:hint="eastAsia" w:ascii="Times New Roman" w:hAnsi="Times New Roman" w:eastAsia="Times New Roman" w:cs="Times New Roman"/>
+        </w:rPr>
+        <w:t>，B</w:t>
+      </w:r>
+      <w:r>
+        <w:rPr>
+          <w:rFonts w:hint="eastAsia" w:ascii="Times New Roman" w:hAnsi="Times New Roman" w:eastAsia="FangSong" w:cs="Times New Roman"/>
+        </w:rPr>
+        <w:t>为</w:t>
+      </w:r>
+      <w:r>
+        <w:rPr>
+          <w:rFonts w:hint="eastAsia" w:ascii="Times New Roman" w:hAnsi="Times New Roman" w:eastAsia="Times New Roman" w:cs="Times New Roman"/>
+        </w:rPr>
+        <w:t>4-</w:t>
+      </w:r>
+      <w:r>
+        <w:rPr>
+          <w:rFonts w:hint="eastAsia" w:ascii="Times New Roman" w:hAnsi="Times New Roman" w:eastAsia="FangSong" w:cs="Times New Roman"/>
+        </w:rPr>
+        <w:t>戊烯</w:t>
+      </w:r>
+      <w:r>
+        <w:rPr>
+          <w:rFonts w:hint="eastAsia" w:ascii="Times New Roman" w:hAnsi="Times New Roman" w:eastAsia="Times New Roman" w:cs="Times New Roman"/>
+        </w:rPr>
+        <w:t>-1-</w:t>
+      </w:r>
+      <w:r>
+        <w:rPr>
+          <w:rFonts w:hint="eastAsia" w:ascii="Times New Roman" w:hAnsi="Times New Roman" w:eastAsia="FangSong" w:cs="Times New Roman"/>
+        </w:rPr>
+        <w:t>醇的羟汞化产物</w:t>
+      </w:r>
+      <w:r>
+        <w:rPr>
+          <w:rFonts w:hint="eastAsia" w:ascii="Times New Roman" w:hAnsi="Times New Roman" w:eastAsia="Times New Roman" w:cs="Times New Roman"/>
+        </w:rPr>
+        <w:t>。</w:t>
+      </w:r>
+    </w:p>
+    <w:p>
+      <w:pPr>
+        <w:pStyle w:val="BodyText"/>
+      </w:pPr>
+      <w:r>
+        <w:rPr>
+          <w:rFonts w:hint="eastAsia" w:ascii="Times New Roman" w:hAnsi="Times New Roman" w:eastAsia="FangSong" w:cs="Times New Roman"/>
+        </w:rPr>
+        <w:t xml:space="preserve">下列有机化合物中具有芳香性的是</w:t>
+      </w:r>
+    </w:p>
+    <w:p>
+      <w:pPr>
+        <w:pStyle w:val="BodyText"/>
+        <w:spacing w:before="160" w:after="80"/>
+        <w:jc w:val="center"/>
+      </w:pPr>
+      <w:r>
+        <w:rPr>
+          <w:rFonts w:ascii="Times New Roman" w:hAnsi="Times New Roman" w:eastAsia="Times New Roman" w:cs="Times New Roman"/>
+        </w:rPr>
+        <w:drawing>
+          <wp:inline>
+            <wp:extent cx="1800000" cy="2160000"/>
+            <wp:effectExtent b="0" l="0" r="0" t="0"/>
+            <wp:docPr descr="" title="" id="184" name="Picture"/>
+            <a:graphic>
+              <a:graphicData uri="http://schemas.openxmlformats.org/drawingml/2006/picture">
+                <pic:pic>
+                  <pic:nvPicPr>
+                    <pic:cNvPr descr="9aaa0160ae5725c2a05b4589c42923d7e8709359f4a72d993ea03f0828bfdc17.jpg" id="185" name="Picture"/>
+                    <pic:cNvPicPr>
+                      <a:picLocks noChangeArrowheads="1" noChangeAspect="1"/>
+                    </pic:cNvPicPr>
+                  </pic:nvPicPr>
+                  <pic:blipFill>
+                    <a:blip r:embed="rId183"/>
                     <a:stretch>
                       <a:fillRect/>
                     </a:stretch>
@@ -13872,18 +20047,18 @@
           <wp:inline>
             <wp:extent cx="1800000" cy="2606896"/>
             <wp:effectExtent b="0" l="0" r="0" t="0"/>
-            <wp:docPr descr="" title="" id="177" name="Picture"/>
+            <wp:docPr descr="" title="" id="187" name="Picture"/>
             <a:graphic>
               <a:graphicData uri="http://schemas.openxmlformats.org/drawingml/2006/picture">
                 <pic:pic>
                   <pic:nvPicPr>
-                    <pic:cNvPr descr="741bc4e421fc2afd028baedc52b8a50d05f7de06bfddb3fd9f28e76b6991a19e.jpg" id="178" name="Picture"/>
+                    <pic:cNvPr descr="741bc4e421fc2afd028baedc52b8a50d05f7de06bfddb3fd9f28e76b6991a19e.jpg" id="188" name="Picture"/>
                     <pic:cNvPicPr>
                       <a:picLocks noChangeArrowheads="1" noChangeAspect="1"/>
                     </pic:cNvPicPr>
                   </pic:nvPicPr>
                   <pic:blipFill>
-                    <a:blip r:embed="rId176"/>
+                    <a:blip r:embed="rId186"/>
                     <a:stretch>
                       <a:fillRect/>
                     </a:stretch>
@@ -13935,18 +20110,18 @@
           <wp:inline>
             <wp:extent cx="1800000" cy="2984210"/>
             <wp:effectExtent b="0" l="0" r="0" t="0"/>
-            <wp:docPr descr="" title="" id="180" name="Picture"/>
+            <wp:docPr descr="" title="" id="190" name="Picture"/>
             <a:graphic>
               <a:graphicData uri="http://schemas.openxmlformats.org/drawingml/2006/picture">
                 <pic:pic>
                   <pic:nvPicPr>
-                    <pic:cNvPr descr="5b9d69a46432f89a7a525d69213f8de23546ebca881bdbb82d02a459b5b65989.jpg" id="181" name="Picture"/>
+                    <pic:cNvPr descr="5b9d69a46432f89a7a525d69213f8de23546ebca881bdbb82d02a459b5b65989.jpg" id="191" name="Picture"/>
                     <pic:cNvPicPr>
                       <a:picLocks noChangeArrowheads="1" noChangeAspect="1"/>
                     </pic:cNvPicPr>
                   </pic:nvPicPr>
                   <pic:blipFill>
-                    <a:blip r:embed="rId179"/>
+                    <a:blip r:embed="rId189"/>
                     <a:stretch>
                       <a:fillRect/>
                     </a:stretch>
@@ -13998,18 +20173,18 @@
           <wp:inline>
             <wp:extent cx="1955800" cy="1181100"/>
             <wp:effectExtent b="0" l="0" r="0" t="0"/>
-            <wp:docPr descr="" title="" id="183" name="Picture"/>
+            <wp:docPr descr="" title="" id="193" name="Picture"/>
             <a:graphic>
               <a:graphicData uri="http://schemas.openxmlformats.org/drawingml/2006/picture">
                 <pic:pic>
                   <pic:nvPicPr>
-                    <pic:cNvPr descr="7775e67e81d145558d6808c05b051da1398feef7e5a3c580b684ebebd1b82dfb.jpg" id="184" name="Picture"/>
+                    <pic:cNvPr descr="7775e67e81d145558d6808c05b051da1398feef7e5a3c580b684ebebd1b82dfb.jpg" id="194" name="Picture"/>
                     <pic:cNvPicPr>
                       <a:picLocks noChangeArrowheads="1" noChangeAspect="1"/>
                     </pic:cNvPicPr>
                   </pic:nvPicPr>
                   <pic:blipFill>
-                    <a:blip r:embed="rId182"/>
+                    <a:blip r:embed="rId192"/>
                     <a:stretch>
                       <a:fillRect/>
                     </a:stretch>
@@ -14061,18 +20236,18 @@
           <wp:inline>
             <wp:extent cx="1800000" cy="2326153"/>
             <wp:effectExtent b="0" l="0" r="0" t="0"/>
-            <wp:docPr descr="" title="" id="186" name="Picture"/>
+            <wp:docPr descr="" title="" id="196" name="Picture"/>
             <a:graphic>
               <a:graphicData uri="http://schemas.openxmlformats.org/drawingml/2006/picture">
                 <pic:pic>
                   <pic:nvPicPr>
-                    <pic:cNvPr descr="8750520264fe0285d295ac4e812bfe00a39059d24737793a1941d4ddff60a253.jpg" id="187" name="Picture"/>
+                    <pic:cNvPr descr="8750520264fe0285d295ac4e812bfe00a39059d24737793a1941d4ddff60a253.jpg" id="197" name="Picture"/>
                     <pic:cNvPicPr>
                       <a:picLocks noChangeArrowheads="1" noChangeAspect="1"/>
                     </pic:cNvPicPr>
                   </pic:nvPicPr>
                   <pic:blipFill>
-                    <a:blip r:embed="rId185"/>
+                    <a:blip r:embed="rId195"/>
                     <a:stretch>
                       <a:fillRect/>
                     </a:stretch>
@@ -14219,8 +20394,8 @@
         </w:pict>
       </w:r>
     </w:p>
-    <w:bookmarkEnd w:id="188"/>
-    <w:bookmarkStart w:id="195" w:name="托品酮与溴苄反应第29届初赛"/>
+    <w:bookmarkEnd w:id="198"/>
+    <w:bookmarkStart w:id="205" w:name="托品酮与溴苄反应第29届初赛"/>
     <w:p>
       <w:pPr>
         <w:pStyle w:val="Heading2"/>
@@ -14231,7 +20406,7 @@
         <w:rPr>
           <w:rFonts w:ascii="Times New Roman" w:hAnsi="Times New Roman" w:eastAsia="Times New Roman" w:cs="Times New Roman"/>
         </w:rPr>
-        <w:t xml:space="preserve">3.31 </w:t>
+        <w:t xml:space="preserve">3.35 </w:t>
       </w:r>
       <w:r>
         <w:rPr>
@@ -14397,18 +20572,18 @@
           <wp:inline>
             <wp:extent cx="3600000" cy="1159645"/>
             <wp:effectExtent b="0" l="0" r="0" t="0"/>
-            <wp:docPr descr="" title="" id="190" name="Picture"/>
+            <wp:docPr descr="" title="" id="200" name="Picture"/>
             <a:graphic>
               <a:graphicData uri="http://schemas.openxmlformats.org/drawingml/2006/picture">
                 <pic:pic>
                   <pic:nvPicPr>
-                    <pic:cNvPr descr="0a761d4fb80e9284d7b7204a252528913bf413ccde72d209782b438c403c8912.jpg" id="191" name="Picture"/>
+                    <pic:cNvPr descr="0a761d4fb80e9284d7b7204a252528913bf413ccde72d209782b438c403c8912.jpg" id="201" name="Picture"/>
                     <pic:cNvPicPr>
                       <a:picLocks noChangeArrowheads="1" noChangeAspect="1"/>
                     </pic:cNvPicPr>
                   </pic:nvPicPr>
                   <pic:blipFill>
-                    <a:blip r:embed="rId189"/>
+                    <a:blip r:embed="rId199"/>
                     <a:stretch>
                       <a:fillRect/>
                     </a:stretch>
@@ -14675,18 +20850,18 @@
           <wp:inline>
             <wp:extent cx="3600000" cy="687341"/>
             <wp:effectExtent b="0" l="0" r="0" t="0"/>
-            <wp:docPr descr="" title="" id="193" name="Picture"/>
+            <wp:docPr descr="" title="" id="203" name="Picture"/>
             <a:graphic>
               <a:graphicData uri="http://schemas.openxmlformats.org/drawingml/2006/picture">
                 <pic:pic>
                   <pic:nvPicPr>
-                    <pic:cNvPr descr="bdc8c050b42fca9db71d0ebc9f640553fe2b4e0e21823133b5a9a89e967f0d06.jpg" id="194" name="Picture"/>
+                    <pic:cNvPr descr="bdc8c050b42fca9db71d0ebc9f640553fe2b4e0e21823133b5a9a89e967f0d06.jpg" id="204" name="Picture"/>
                     <pic:cNvPicPr>
                       <a:picLocks noChangeArrowheads="1" noChangeAspect="1"/>
                     </pic:cNvPicPr>
                   </pic:nvPicPr>
                   <pic:blipFill>
-                    <a:blip r:embed="rId192"/>
+                    <a:blip r:embed="rId202"/>
                     <a:stretch>
                       <a:fillRect/>
                     </a:stretch>
@@ -14723,8 +20898,8 @@
         </w:pict>
       </w:r>
     </w:p>
-    <w:bookmarkEnd w:id="195"/>
-    <w:bookmarkStart w:id="196" w:name="horner-wittig反应机理与ez选择性"/>
+    <w:bookmarkEnd w:id="205"/>
+    <w:bookmarkStart w:id="206" w:name="horner-wittig反应机理与ez选择性"/>
     <w:p>
       <w:pPr>
         <w:pStyle w:val="Heading2"/>
@@ -14735,7 +20910,7 @@
         <w:rPr>
           <w:rFonts w:ascii="Times New Roman" w:hAnsi="Times New Roman" w:eastAsia="Times New Roman" w:cs="Times New Roman"/>
         </w:rPr>
-        <w:t xml:space="preserve">3.32 </w:t>
+        <w:t xml:space="preserve">3.36 </w:t>
       </w:r>
       <w:r>
         <w:rPr>
@@ -15048,8 +21223,8 @@
         </w:pict>
       </w:r>
     </w:p>
-    <w:bookmarkEnd w:id="196"/>
-    <w:bookmarkStart w:id="197" w:name="偶极环加成反应与click化学"/>
+    <w:bookmarkEnd w:id="206"/>
+    <w:bookmarkStart w:id="207" w:name="偶极环加成反应与click化学"/>
     <w:p>
       <w:pPr>
         <w:pStyle w:val="Heading2"/>
@@ -15060,7 +21235,7 @@
         <w:rPr>
           <w:rFonts w:ascii="Times New Roman" w:hAnsi="Times New Roman" w:eastAsia="Times New Roman" w:cs="Times New Roman"/>
         </w:rPr>
-        <w:t xml:space="preserve">3.33 </w:t>
+        <w:t xml:space="preserve">3.37 </w:t>
       </w:r>
       <w:r>
         <w:rPr>
@@ -15363,8 +21538,8 @@
         </w:pict>
       </w:r>
     </w:p>
-    <w:bookmarkEnd w:id="197"/>
-    <w:bookmarkStart w:id="198" w:name="臭氧化反应的机理与产物判断"/>
+    <w:bookmarkEnd w:id="207"/>
+    <w:bookmarkStart w:id="208" w:name="臭氧化反应的机理与产物判断"/>
     <w:p>
       <w:pPr>
         <w:pStyle w:val="Heading2"/>
@@ -15375,7 +21550,7 @@
         <w:rPr>
           <w:rFonts w:ascii="Times New Roman" w:hAnsi="Times New Roman" w:eastAsia="Times New Roman" w:cs="Times New Roman"/>
         </w:rPr>
-        <w:t xml:space="preserve">3.34 </w:t>
+        <w:t xml:space="preserve">3.38 </w:t>
       </w:r>
       <w:r>
         <w:rPr>
@@ -15673,8 +21848,8 @@
         </w:pict>
       </w:r>
     </w:p>
-    <w:bookmarkEnd w:id="198"/>
-    <w:bookmarkStart w:id="199" w:name="同位素标记验证苯炔中间体"/>
+    <w:bookmarkEnd w:id="208"/>
+    <w:bookmarkStart w:id="209" w:name="同位素标记验证苯炔中间体"/>
     <w:p>
       <w:pPr>
         <w:pStyle w:val="Heading2"/>
@@ -15685,7 +21860,7 @@
         <w:rPr>
           <w:rFonts w:ascii="Times New Roman" w:hAnsi="Times New Roman" w:eastAsia="Times New Roman" w:cs="Times New Roman"/>
         </w:rPr>
-        <w:t xml:space="preserve">3.35 </w:t>
+        <w:t xml:space="preserve">3.39 </w:t>
       </w:r>
       <w:r>
         <w:rPr>
@@ -16025,8 +22200,8 @@
         </w:pict>
       </w:r>
     </w:p>
-    <w:bookmarkEnd w:id="199"/>
-    <w:bookmarkStart w:id="203" w:name="有机-sne-二级卤代烷sn2vse2竞争产物预测"/>
+    <w:bookmarkEnd w:id="209"/>
+    <w:bookmarkStart w:id="213" w:name="有机-sne-二级卤代烷sn2vse2竞争产物预测"/>
     <w:p>
       <w:pPr>
         <w:pStyle w:val="Heading2"/>
@@ -16037,7 +22212,7 @@
         <w:rPr>
           <w:rFonts w:ascii="Times New Roman" w:hAnsi="Times New Roman" w:eastAsia="Times New Roman" w:cs="Times New Roman"/>
         </w:rPr>
-        <w:t xml:space="preserve">3.36 </w:t>
+        <w:t xml:space="preserve">3.40 </w:t>
       </w:r>
       <w:r>
         <w:rPr>
@@ -16998,18 +23173,18 @@
           <wp:inline>
             <wp:extent cx="3600000" cy="1082706"/>
             <wp:effectExtent b="0" l="0" r="0" t="0"/>
-            <wp:docPr descr="" title="" id="201" name="Picture"/>
+            <wp:docPr descr="" title="" id="211" name="Picture"/>
             <a:graphic>
               <a:graphicData uri="http://schemas.openxmlformats.org/drawingml/2006/picture">
                 <pic:pic>
                   <pic:nvPicPr>
-                    <pic:cNvPr descr="1e2054db7436bf3a08ada50660c715d8bfb4db2a177436c3f3fa74541e112b65.png" id="202" name="Picture"/>
+                    <pic:cNvPr descr="1e2054db7436bf3a08ada50660c715d8bfb4db2a177436c3f3fa74541e112b65.png" id="212" name="Picture"/>
                     <pic:cNvPicPr>
                       <a:picLocks noChangeArrowheads="1" noChangeAspect="1"/>
                     </pic:cNvPicPr>
                   </pic:nvPicPr>
                   <pic:blipFill>
-                    <a:blip r:embed="rId200"/>
+                    <a:blip r:embed="rId210"/>
                     <a:stretch>
                       <a:fillRect/>
                     </a:stretch>
@@ -17046,8 +23221,8 @@
         </w:pict>
       </w:r>
     </w:p>
-    <w:bookmarkEnd w:id="203"/>
-    <w:bookmarkStart w:id="204" w:name="c9h12结构推断"/>
+    <w:bookmarkEnd w:id="213"/>
+    <w:bookmarkStart w:id="214" w:name="c9h12结构推断"/>
     <w:p>
       <w:pPr>
         <w:pStyle w:val="Heading2"/>
@@ -17058,7 +23233,7 @@
         <w:rPr>
           <w:rFonts w:ascii="Times New Roman" w:hAnsi="Times New Roman" w:eastAsia="Times New Roman" w:cs="Times New Roman"/>
         </w:rPr>
-        <w:t xml:space="preserve">3.37 </w:t>
+        <w:t xml:space="preserve">3.41 </w:t>
       </w:r>
       <w:r>
         <w:rPr>
@@ -17477,8 +23652,8 @@
         </w:pict>
       </w:r>
     </w:p>
-    <w:bookmarkEnd w:id="204"/>
-    <w:bookmarkStart w:id="205" w:name="m68炔烃推断"/>
+    <w:bookmarkEnd w:id="214"/>
+    <w:bookmarkStart w:id="215" w:name="m68炔烃推断"/>
     <w:p>
       <w:pPr>
         <w:pStyle w:val="Heading2"/>
@@ -17489,7 +23664,7 @@
         <w:rPr>
           <w:rFonts w:ascii="Times New Roman" w:hAnsi="Times New Roman" w:eastAsia="Times New Roman" w:cs="Times New Roman"/>
         </w:rPr>
-        <w:t xml:space="preserve">3.38 </w:t>
+        <w:t xml:space="preserve">3.42 </w:t>
       </w:r>
       <w:r>
         <w:rPr>
@@ -17983,8 +24158,8 @@
         </w:pict>
       </w:r>
     </w:p>
-    <w:bookmarkEnd w:id="205"/>
-    <w:bookmarkStart w:id="206" w:name="旋光炔烃推断"/>
+    <w:bookmarkEnd w:id="215"/>
+    <w:bookmarkStart w:id="216" w:name="旋光炔烃推断"/>
     <w:p>
       <w:pPr>
         <w:pStyle w:val="Heading2"/>
@@ -17995,7 +24170,7 @@
         <w:rPr>
           <w:rFonts w:ascii="Times New Roman" w:hAnsi="Times New Roman" w:eastAsia="Times New Roman" w:cs="Times New Roman"/>
         </w:rPr>
-        <w:t xml:space="preserve">3.39 </w:t>
+        <w:t xml:space="preserve">3.43 </w:t>
       </w:r>
       <w:r>
         <w:rPr>
@@ -18455,8 +24630,8 @@
         </w:pict>
       </w:r>
     </w:p>
-    <w:bookmarkEnd w:id="206"/>
-    <w:bookmarkStart w:id="207" w:name="有机-加成-共轭二烯12与14加成"/>
+    <w:bookmarkEnd w:id="216"/>
+    <w:bookmarkStart w:id="217" w:name="有机-加成-共轭二烯12与14加成"/>
     <w:p>
       <w:pPr>
         <w:pStyle w:val="Heading2"/>
@@ -18467,7 +24642,7 @@
         <w:rPr>
           <w:rFonts w:ascii="Times New Roman" w:hAnsi="Times New Roman" w:eastAsia="Times New Roman" w:cs="Times New Roman"/>
         </w:rPr>
-        <w:t xml:space="preserve">3.40 </w:t>
+        <w:t xml:space="preserve">3.44 </w:t>
       </w:r>
       <w:r>
         <w:rPr>
@@ -19011,8 +25186,8 @@
         </w:pict>
       </w:r>
     </w:p>
-    <w:bookmarkEnd w:id="207"/>
-    <w:bookmarkStart w:id="208" w:name="有机-加成-溴甲醇溶液加成产物判断"/>
+    <w:bookmarkEnd w:id="217"/>
+    <w:bookmarkStart w:id="218" w:name="有机-加成-溴甲醇溶液加成产物判断"/>
     <w:p>
       <w:pPr>
         <w:pStyle w:val="Heading2"/>
@@ -19023,7 +25198,7 @@
         <w:rPr>
           <w:rFonts w:ascii="Times New Roman" w:hAnsi="Times New Roman" w:eastAsia="Times New Roman" w:cs="Times New Roman"/>
         </w:rPr>
-        <w:t xml:space="preserve">3.41 </w:t>
+        <w:t xml:space="preserve">3.45 </w:t>
       </w:r>
       <w:r>
         <w:rPr>
@@ -19351,8 +25526,8 @@
         </w:pict>
       </w:r>
     </w:p>
-    <w:bookmarkEnd w:id="208"/>
-    <w:bookmarkStart w:id="209" w:name="有机-自由基-烷烃卤代选择性计算"/>
+    <w:bookmarkEnd w:id="218"/>
+    <w:bookmarkStart w:id="219" w:name="有机-自由基-烷烃卤代选择性计算"/>
     <w:p>
       <w:pPr>
         <w:pStyle w:val="Heading2"/>
@@ -19363,7 +25538,7 @@
         <w:rPr>
           <w:rFonts w:ascii="Times New Roman" w:hAnsi="Times New Roman" w:eastAsia="Times New Roman" w:cs="Times New Roman"/>
         </w:rPr>
-        <w:t xml:space="preserve">3.42 </w:t>
+        <w:t xml:space="preserve">3.46 </w:t>
       </w:r>
       <w:r>
         <w:rPr>
@@ -20286,8 +26461,8 @@
         </w:pict>
       </w:r>
     </w:p>
-    <w:bookmarkEnd w:id="209"/>
-    <w:bookmarkStart w:id="210" w:name="有机-芳香-苯炔中间体反应机理"/>
+    <w:bookmarkEnd w:id="219"/>
+    <w:bookmarkStart w:id="220" w:name="有机-芳香-苯炔中间体反应机理"/>
     <w:p>
       <w:pPr>
         <w:pStyle w:val="Heading2"/>
@@ -20298,7 +26473,7 @@
         <w:rPr>
           <w:rFonts w:ascii="Times New Roman" w:hAnsi="Times New Roman" w:eastAsia="Times New Roman" w:cs="Times New Roman"/>
         </w:rPr>
-        <w:t xml:space="preserve">3.43 </w:t>
+        <w:t xml:space="preserve">3.47 </w:t>
       </w:r>
       <w:r>
         <w:rPr>
@@ -20459,8 +26634,8 @@
         </w:pict>
       </w:r>
     </w:p>
-    <w:bookmarkEnd w:id="210"/>
-    <w:bookmarkStart w:id="211" w:name="有机-合成-烯烃复分解反应"/>
+    <w:bookmarkEnd w:id="220"/>
+    <w:bookmarkStart w:id="221" w:name="有机-合成-烯烃复分解反应"/>
     <w:p>
       <w:pPr>
         <w:pStyle w:val="Heading2"/>
@@ -20471,7 +26646,7 @@
         <w:rPr>
           <w:rFonts w:ascii="Times New Roman" w:hAnsi="Times New Roman" w:eastAsia="Times New Roman" w:cs="Times New Roman"/>
         </w:rPr>
-        <w:t xml:space="preserve">3.44 </w:t>
+        <w:t xml:space="preserve">3.48 </w:t>
       </w:r>
       <w:r>
         <w:rPr>
@@ -20661,8 +26836,8 @@
         </w:pict>
       </w:r>
     </w:p>
-    <w:bookmarkEnd w:id="211"/>
-    <w:bookmarkEnd w:id="212"/>
+    <w:bookmarkEnd w:id="221"/>
+    <w:bookmarkEnd w:id="222"/>
     <w:sectPr>
       <w:footerReference w:type="default" r:id="rId10"/>
       <w:headerReference w:type="default" r:id="rId11"/>
